--- a/sistema/05-material/ficha-em-branco.docx
+++ b/sistema/05-material/ficha-em-branco.docx
@@ -1329,7 +1329,7 @@
                 <w:sz w:val="17"/>
                 <w:szCs w:val="17"/>
               </w:rPr>
-              <w:t xml:space="preserve">Iniciativa</w:t>
+              <w:t xml:space="preserve">Bloquear</w:t>
             </w:r>
           </w:p>
         </w:tc>
@@ -1358,7 +1358,7 @@
                 <w:sz w:val="17"/>
                 <w:szCs w:val="17"/>
               </w:rPr>
-              <w:t xml:space="preserve">d20 + Des</w:t>
+              <w:t xml:space="preserve">2d10 + (Defesa − 11)</w:t>
             </w:r>
           </w:p>
         </w:tc>
@@ -1494,7 +1494,7 @@
                 <w:sz w:val="17"/>
                 <w:szCs w:val="17"/>
               </w:rPr>
-              <w:t xml:space="preserve">Deslocamento</w:t>
+              <w:t xml:space="preserve">Iniciativa</w:t>
             </w:r>
           </w:p>
         </w:tc>
@@ -1522,7 +1522,7 @@
                 <w:sz w:val="17"/>
                 <w:szCs w:val="17"/>
               </w:rPr>
-              <w:t xml:space="preserve">—</w:t>
+              <w:t xml:space="preserve">d20 + Des</w:t>
             </w:r>
           </w:p>
         </w:tc>
@@ -1542,16 +1542,6 @@
               <w:spacing w:after="18" w:before="18" w:line="215"/>
               <w:jc w:val="center"/>
             </w:pPr>
-            <w:r>
-              <w:rPr>
-                <w:b w:val="false"/>
-                <w:bCs w:val="false"/>
-                <w:color w:val="1A1A1A"/>
-                <w:sz w:val="17"/>
-                <w:szCs w:val="17"/>
-              </w:rPr>
-              <w:t xml:space="preserve">9 m</w:t>
-            </w:r>
           </w:p>
         </w:tc>
       </w:tr>
@@ -1671,7 +1661,7 @@
                 <w:sz w:val="17"/>
                 <w:szCs w:val="17"/>
               </w:rPr>
-              <w:t xml:space="preserve">Refino</w:t>
+              <w:t xml:space="preserve">Deslocamento</w:t>
             </w:r>
           </w:p>
         </w:tc>
@@ -1729,7 +1719,7 @@
                 <w:sz w:val="17"/>
                 <w:szCs w:val="17"/>
               </w:rPr>
-              <w:t xml:space="preserve">1</w:t>
+              <w:t xml:space="preserve">9 m</w:t>
             </w:r>
           </w:p>
         </w:tc>
@@ -1790,7 +1780,7 @@
                 <w:sz w:val="17"/>
                 <w:szCs w:val="17"/>
               </w:rPr>
-              <w:t xml:space="preserve">10 + 2 + maestria</w:t>
+              <w:t xml:space="preserve">8 + atr. + maestria</w:t>
             </w:r>
           </w:p>
         </w:tc>
@@ -1809,6 +1799,52 @@
             <w:pPr>
               <w:spacing w:after="18" w:before="18" w:line="215"/>
               <w:jc w:val="center"/>
+            </w:pPr>
+          </w:p>
+        </w:tc>
+        <w:tc>
+          <w:tcPr>
+            <w:tcW w:type="dxa" w:w="1440"/>
+            <w:tcMar>
+              <w:top w:type="dxa" w:w="26"/>
+              <w:left w:type="dxa" w:w="90"/>
+              <w:bottom w:type="dxa" w:w="26"/>
+              <w:right w:type="dxa" w:w="90"/>
+            </w:tcMar>
+            <w:vAlign w:val="center"/>
+          </w:tcPr>
+          <w:p>
+            <w:pPr>
+              <w:spacing w:after="18" w:before="18" w:line="215"/>
+              <w:jc w:val="left"/>
+            </w:pPr>
+            <w:r>
+              <w:rPr>
+                <w:b/>
+                <w:bCs/>
+                <w:color w:val="1A1A1A"/>
+                <w:sz w:val="17"/>
+                <w:szCs w:val="17"/>
+              </w:rPr>
+              <w:t xml:space="preserve">Refino</w:t>
+            </w:r>
+          </w:p>
+        </w:tc>
+        <w:tc>
+          <w:tcPr>
+            <w:tcW w:type="dxa" w:w="2112"/>
+            <w:tcMar>
+              <w:top w:type="dxa" w:w="26"/>
+              <w:left w:type="dxa" w:w="90"/>
+              <w:bottom w:type="dxa" w:w="26"/>
+              <w:right w:type="dxa" w:w="90"/>
+            </w:tcMar>
+            <w:vAlign w:val="center"/>
+          </w:tcPr>
+          <w:p>
+            <w:pPr>
+              <w:spacing w:after="18" w:before="18" w:line="215"/>
+              <w:jc w:val="left"/>
             </w:pPr>
             <w:r>
               <w:rPr>
@@ -1818,7 +1854,7 @@
                 <w:sz w:val="17"/>
                 <w:szCs w:val="17"/>
               </w:rPr>
-              <w:t xml:space="preserve">13</w:t>
+              <w:t xml:space="preserve">—</w:t>
             </w:r>
           </w:p>
         </w:tc>
@@ -1836,35 +1872,7 @@
           <w:p>
             <w:pPr>
               <w:spacing w:after="18" w:before="18" w:line="215"/>
-              <w:jc w:val="left"/>
-            </w:pPr>
-            <w:r>
-              <w:rPr>
-                <w:b/>
-                <w:bCs/>
-                <w:color w:val="1A1A1A"/>
-                <w:sz w:val="17"/>
-                <w:szCs w:val="17"/>
-              </w:rPr>
-              <w:t xml:space="preserve">Conjuração</w:t>
-            </w:r>
-          </w:p>
-        </w:tc>
-        <w:tc>
-          <w:tcPr>
-            <w:tcW w:type="dxa" w:w="2112"/>
-            <w:tcMar>
-              <w:top w:type="dxa" w:w="26"/>
-              <w:left w:type="dxa" w:w="90"/>
-              <w:bottom w:type="dxa" w:w="26"/>
-              <w:right w:type="dxa" w:w="90"/>
-            </w:tcMar>
-            <w:vAlign w:val="center"/>
-          </w:tcPr>
-          <w:p>
-            <w:pPr>
-              <w:spacing w:after="18" w:before="18" w:line="215"/>
-              <w:jc w:val="left"/>
+              <w:jc w:val="center"/>
             </w:pPr>
             <w:r>
               <w:rPr>
@@ -1874,35 +1882,7 @@
                 <w:sz w:val="17"/>
                 <w:szCs w:val="17"/>
               </w:rPr>
-              <w:t xml:space="preserve">d20 + 2 + maestria</w:t>
-            </w:r>
-          </w:p>
-        </w:tc>
-        <w:tc>
-          <w:tcPr>
-            <w:tcW w:type="dxa" w:w="1440"/>
-            <w:tcMar>
-              <w:top w:type="dxa" w:w="26"/>
-              <w:left w:type="dxa" w:w="90"/>
-              <w:bottom w:type="dxa" w:w="26"/>
-              <w:right w:type="dxa" w:w="90"/>
-            </w:tcMar>
-            <w:vAlign w:val="center"/>
-          </w:tcPr>
-          <w:p>
-            <w:pPr>
-              <w:spacing w:after="18" w:before="18" w:line="215"/>
-              <w:jc w:val="center"/>
-            </w:pPr>
-            <w:r>
-              <w:rPr>
-                <w:b w:val="false"/>
-                <w:bCs w:val="false"/>
-                <w:color w:val="1A1A1A"/>
-                <w:sz w:val="17"/>
-                <w:szCs w:val="17"/>
-              </w:rPr>
-              <w:t xml:space="preserve">d20 + 3</w:t>
+              <w:t xml:space="preserve">1</w:t>
             </w:r>
           </w:p>
         </w:tc>
@@ -1965,7 +1945,7 @@
                 <w:sz w:val="17"/>
                 <w:szCs w:val="17"/>
               </w:rPr>
-              <w:t xml:space="preserve">d20 + Força</w:t>
+              <w:t xml:space="preserve">d20 + Força + maestria</w:t>
             </w:r>
           </w:p>
         </w:tc>
@@ -2013,7 +1993,7 @@
                 <w:sz w:val="17"/>
                 <w:szCs w:val="17"/>
               </w:rPr>
-              <w:t xml:space="preserve">À distância</w:t>
+              <w:t xml:space="preserve">Conjuração</w:t>
             </w:r>
           </w:p>
         </w:tc>
@@ -2042,7 +2022,7 @@
                 <w:sz w:val="17"/>
                 <w:szCs w:val="17"/>
               </w:rPr>
-              <w:t xml:space="preserve">d20 + Destreza</w:t>
+              <w:t xml:space="preserve">d20 + atr. + maestria</w:t>
             </w:r>
           </w:p>
         </w:tc>
@@ -2050,6 +2030,139 @@
           <w:tcPr>
             <w:tcW w:type="dxa" w:w="1440"/>
             <w:shd w:fill="F7F4F6" w:color="auto" w:val="clear"/>
+            <w:tcMar>
+              <w:top w:type="dxa" w:w="26"/>
+              <w:left w:type="dxa" w:w="90"/>
+              <w:bottom w:type="dxa" w:w="26"/>
+              <w:right w:type="dxa" w:w="90"/>
+            </w:tcMar>
+            <w:vAlign w:val="center"/>
+          </w:tcPr>
+          <w:p>
+            <w:pPr>
+              <w:spacing w:after="18" w:before="18" w:line="215"/>
+              <w:jc w:val="center"/>
+            </w:pPr>
+          </w:p>
+        </w:tc>
+      </w:tr>
+      <w:tr>
+        <w:trPr>
+          <w:cantSplit/>
+        </w:trPr>
+        <w:tc>
+          <w:tcPr>
+            <w:tcW w:type="dxa" w:w="1440"/>
+            <w:tcMar>
+              <w:top w:type="dxa" w:w="26"/>
+              <w:left w:type="dxa" w:w="90"/>
+              <w:bottom w:type="dxa" w:w="26"/>
+              <w:right w:type="dxa" w:w="90"/>
+            </w:tcMar>
+            <w:vAlign w:val="center"/>
+          </w:tcPr>
+          <w:p>
+            <w:pPr>
+              <w:spacing w:after="18" w:before="18" w:line="215"/>
+              <w:jc w:val="left"/>
+            </w:pPr>
+          </w:p>
+        </w:tc>
+        <w:tc>
+          <w:tcPr>
+            <w:tcW w:type="dxa" w:w="2112"/>
+            <w:tcMar>
+              <w:top w:type="dxa" w:w="26"/>
+              <w:left w:type="dxa" w:w="90"/>
+              <w:bottom w:type="dxa" w:w="26"/>
+              <w:right w:type="dxa" w:w="90"/>
+            </w:tcMar>
+            <w:vAlign w:val="center"/>
+          </w:tcPr>
+          <w:p>
+            <w:pPr>
+              <w:spacing w:after="18" w:before="18" w:line="215"/>
+              <w:jc w:val="left"/>
+            </w:pPr>
+          </w:p>
+        </w:tc>
+        <w:tc>
+          <w:tcPr>
+            <w:tcW w:type="dxa" w:w="1056"/>
+            <w:tcMar>
+              <w:top w:type="dxa" w:w="26"/>
+              <w:left w:type="dxa" w:w="90"/>
+              <w:bottom w:type="dxa" w:w="26"/>
+              <w:right w:type="dxa" w:w="90"/>
+            </w:tcMar>
+            <w:vAlign w:val="center"/>
+          </w:tcPr>
+          <w:p>
+            <w:pPr>
+              <w:spacing w:after="18" w:before="18" w:line="215"/>
+              <w:jc w:val="center"/>
+            </w:pPr>
+          </w:p>
+        </w:tc>
+        <w:tc>
+          <w:tcPr>
+            <w:tcW w:type="dxa" w:w="1440"/>
+            <w:tcMar>
+              <w:top w:type="dxa" w:w="26"/>
+              <w:left w:type="dxa" w:w="90"/>
+              <w:bottom w:type="dxa" w:w="26"/>
+              <w:right w:type="dxa" w:w="90"/>
+            </w:tcMar>
+            <w:vAlign w:val="center"/>
+          </w:tcPr>
+          <w:p>
+            <w:pPr>
+              <w:spacing w:after="18" w:before="18" w:line="215"/>
+              <w:jc w:val="left"/>
+            </w:pPr>
+            <w:r>
+              <w:rPr>
+                <w:b/>
+                <w:bCs/>
+                <w:color w:val="1A1A1A"/>
+                <w:sz w:val="17"/>
+                <w:szCs w:val="17"/>
+              </w:rPr>
+              <w:t xml:space="preserve">À distância</w:t>
+            </w:r>
+          </w:p>
+        </w:tc>
+        <w:tc>
+          <w:tcPr>
+            <w:tcW w:type="dxa" w:w="2112"/>
+            <w:tcMar>
+              <w:top w:type="dxa" w:w="26"/>
+              <w:left w:type="dxa" w:w="90"/>
+              <w:bottom w:type="dxa" w:w="26"/>
+              <w:right w:type="dxa" w:w="90"/>
+            </w:tcMar>
+            <w:vAlign w:val="center"/>
+          </w:tcPr>
+          <w:p>
+            <w:pPr>
+              <w:spacing w:after="18" w:before="18" w:line="215"/>
+              <w:jc w:val="left"/>
+            </w:pPr>
+            <w:r>
+              <w:rPr>
+                <w:b w:val="false"/>
+                <w:bCs w:val="false"/>
+                <w:color w:val="1A1A1A"/>
+                <w:sz w:val="17"/>
+                <w:szCs w:val="17"/>
+              </w:rPr>
+              <w:t xml:space="preserve">d20 + Des + maestria</w:t>
+            </w:r>
+          </w:p>
+        </w:tc>
+        <w:tc>
+          <w:tcPr>
+            <w:tcW w:type="dxa" w:w="1440"/>
             <w:tcMar>
               <w:top w:type="dxa" w:w="26"/>
               <w:left w:type="dxa" w:w="90"/>
@@ -4152,7 +4265,7 @@
                 <w:sz w:val="17"/>
                 <w:szCs w:val="17"/>
               </w:rPr>
-              <w:t xml:space="preserve">OFÍCIOS — 10, E VOCÊ TREINA 3 (OU 2)</w:t>
+              <w:t xml:space="preserve">OFÍCIOS — 11, E VOCÊ TREINA 3 (OU 2)</w:t>
             </w:r>
           </w:p>
         </w:tc>
@@ -4259,7 +4372,7 @@
                 <w:sz w:val="17"/>
                 <w:szCs w:val="17"/>
               </w:rPr>
-              <w:t xml:space="preserve">☐  Instrumento</w:t>
+              <w:t xml:space="preserve">☐  Culinária</w:t>
             </w:r>
           </w:p>
         </w:tc>
@@ -4351,7 +4464,7 @@
                 <w:sz w:val="17"/>
                 <w:szCs w:val="17"/>
               </w:rPr>
-              <w:t xml:space="preserve">☐  Jogatina</w:t>
+              <w:t xml:space="preserve">☐  Instrumento</w:t>
             </w:r>
           </w:p>
         </w:tc>
@@ -4432,6 +4545,16 @@
               <w:spacing w:after="18" w:before="18" w:line="215"/>
               <w:jc w:val="left"/>
             </w:pPr>
+            <w:r>
+              <w:rPr>
+                <w:b w:val="false"/>
+                <w:bCs w:val="false"/>
+                <w:color w:val="1A1A1A"/>
+                <w:sz w:val="17"/>
+                <w:szCs w:val="17"/>
+              </w:rPr>
+              <w:t xml:space="preserve">☐  Jogatina</w:t>
+            </w:r>
           </w:p>
         </w:tc>
       </w:tr>
@@ -4493,7 +4616,7 @@
                 <w:sz w:val="17"/>
                 <w:szCs w:val="17"/>
               </w:rPr>
-              <w:t xml:space="preserve">☐  Culinária</w:t>
+              <w:t xml:space="preserve">☐  Alfaiate</w:t>
             </w:r>
           </w:p>
         </w:tc>
@@ -4713,6 +4836,128 @@
           <w:szCs w:val="14"/>
         </w:rPr>
         <w:t xml:space="preserve">, o que evolui é o que você consegue fazer com ela. A Regra é lida por outra pessoa antes de entrar em jogo — quem escreveu sabe o que quis dizer; quem vai arbitrar, não.</w:t>
+      </w:r>
+    </w:p>
+    <w:tbl>
+      <w:tblPr>
+        <w:tblW w:type="dxa" w:w="9600"/>
+        <w:tblBorders>
+          <w:top w:val="nil"/>
+          <w:left w:val="nil"/>
+          <w:bottom w:val="nil"/>
+          <w:right w:val="nil"/>
+          <w:insideH w:val="nil"/>
+          <w:insideV w:val="nil"/>
+        </w:tblBorders>
+      </w:tblPr>
+      <w:tblGrid>
+        <w:gridCol w:w="9600"/>
+      </w:tblGrid>
+      <w:tr>
+        <w:trPr>
+          <w:cantSplit/>
+        </w:trPr>
+        <w:tc>
+          <w:tcPr>
+            <w:tcW w:type="dxa" w:w="9600"/>
+            <w:tcBorders>
+              <w:top w:val="nil"/>
+              <w:left w:val="single" w:color="741B47" w:sz="12"/>
+              <w:bottom w:val="nil"/>
+              <w:right w:val="nil"/>
+            </w:tcBorders>
+            <w:shd w:fill="FCFBFC" w:color="auto" w:val="clear"/>
+            <w:tcMar>
+              <w:top w:type="dxa" w:w="70"/>
+              <w:left w:type="dxa" w:w="150"/>
+              <w:bottom w:type="dxa" w:w="70"/>
+              <w:right w:type="dxa" w:w="150"/>
+            </w:tcMar>
+          </w:tcPr>
+          <w:p>
+            <w:pPr>
+              <w:spacing w:after="60" w:before="20"/>
+            </w:pPr>
+            <w:r>
+              <w:rPr>
+                <w:b/>
+                <w:bCs/>
+                <w:color w:val="6B6B6B"/>
+                <w:spacing w:val="30"/>
+                <w:sz w:val="13"/>
+                <w:szCs w:val="13"/>
+              </w:rPr>
+              <w:t xml:space="preserve">O ATRIBUTO DA TÉCNICA — UM DOS CINCO, ESCOLHIDO NA CRIAÇÃO E TRAVADO</w:t>
+            </w:r>
+          </w:p>
+          <w:p>
+            <w:pPr>
+              <w:pBdr>
+                <w:bottom w:val="single" w:color="C8C8C8" w:sz="4" w:space="2"/>
+              </w:pBdr>
+              <w:spacing w:after="108"/>
+            </w:pPr>
+          </w:p>
+        </w:tc>
+      </w:tr>
+    </w:tbl>
+    <w:p>
+      <w:pPr>
+        <w:spacing w:after="96" w:before="36"/>
+      </w:pPr>
+      <w:r>
+        <w:rPr>
+          <w:i/>
+          <w:iCs/>
+          <w:color w:val="6B6B6B"/>
+          <w:sz w:val="14"/>
+          <w:szCs w:val="14"/>
+        </w:rPr>
+        <w:t xml:space="preserve">É ele que entra no </w:t>
+      </w:r>
+      <w:r>
+        <w:rPr>
+          <w:b/>
+          <w:bCs/>
+          <w:i/>
+          <w:iCs/>
+          <w:color w:val="6B6B6B"/>
+          <w:sz w:val="14"/>
+          <w:szCs w:val="14"/>
+        </w:rPr>
+        <w:t xml:space="preserve">ataque de conjuração</w:t>
+      </w:r>
+      <w:r>
+        <w:rPr>
+          <w:i/>
+          <w:iCs/>
+          <w:color w:val="6B6B6B"/>
+          <w:sz w:val="14"/>
+          <w:szCs w:val="14"/>
+        </w:rPr>
+        <w:t xml:space="preserve"> e na </w:t>
+      </w:r>
+      <w:r>
+        <w:rPr>
+          <w:b/>
+          <w:bCs/>
+          <w:i/>
+          <w:iCs/>
+          <w:color w:val="6B6B6B"/>
+          <w:sz w:val="14"/>
+          <w:szCs w:val="14"/>
+        </w:rPr>
+        <w:t xml:space="preserve">CD dos seus feitiços</w:t>
+      </w:r>
+      <w:r>
+        <w:rPr>
+          <w:i/>
+          <w:iCs/>
+          <w:color w:val="6B6B6B"/>
+          <w:sz w:val="14"/>
+          <w:szCs w:val="14"/>
+        </w:rPr>
+        <w:t xml:space="preserve">, na página 1. Se ele ficar para trás, a sua técnica fica junto.</w:t>
       </w:r>
     </w:p>
     <w:tbl>
@@ -8140,7 +8385,78 @@
                 <w:sz w:val="13"/>
                 <w:szCs w:val="13"/>
               </w:rPr>
-              <w:t xml:space="preserve">O LEGADO — UM SÓ, NA CRIAÇÃO. O SISTEMA NUNCA CONCEDE OUTRO</w:t>
+              <w:t xml:space="preserve">O LEGADO DESTRANCA — OBRIGATÓRIO, ZERO NO DADO, E É QUEM VOCÊ É</w:t>
+            </w:r>
+          </w:p>
+          <w:p>
+            <w:pPr>
+              <w:pBdr>
+                <w:bottom w:val="single" w:color="C8C8C8" w:sz="4" w:space="2"/>
+              </w:pBdr>
+              <w:spacing w:after="108"/>
+            </w:pPr>
+          </w:p>
+          <w:p>
+            <w:pPr>
+              <w:pBdr>
+                <w:bottom w:val="single" w:color="C8C8C8" w:sz="4" w:space="2"/>
+              </w:pBdr>
+              <w:spacing w:after="108"/>
+            </w:pPr>
+          </w:p>
+        </w:tc>
+      </w:tr>
+    </w:tbl>
+    <w:tbl>
+      <w:tblPr>
+        <w:tblW w:type="dxa" w:w="9600"/>
+        <w:tblBorders>
+          <w:top w:val="nil"/>
+          <w:left w:val="nil"/>
+          <w:bottom w:val="nil"/>
+          <w:right w:val="nil"/>
+          <w:insideH w:val="nil"/>
+          <w:insideV w:val="nil"/>
+        </w:tblBorders>
+      </w:tblPr>
+      <w:tblGrid>
+        <w:gridCol w:w="9600"/>
+      </w:tblGrid>
+      <w:tr>
+        <w:trPr>
+          <w:cantSplit/>
+        </w:trPr>
+        <w:tc>
+          <w:tcPr>
+            <w:tcW w:type="dxa" w:w="9600"/>
+            <w:tcBorders>
+              <w:top w:val="nil"/>
+              <w:left w:val="single" w:color="741B47" w:sz="12"/>
+              <w:bottom w:val="nil"/>
+              <w:right w:val="nil"/>
+            </w:tcBorders>
+            <w:shd w:fill="FCFBFC" w:color="auto" w:val="clear"/>
+            <w:tcMar>
+              <w:top w:type="dxa" w:w="70"/>
+              <w:left w:type="dxa" w:w="150"/>
+              <w:bottom w:type="dxa" w:w="70"/>
+              <w:right w:type="dxa" w:w="150"/>
+            </w:tcMar>
+          </w:tcPr>
+          <w:p>
+            <w:pPr>
+              <w:spacing w:after="60" w:before="20"/>
+            </w:pPr>
+            <w:r>
+              <w:rPr>
+                <w:b/>
+                <w:bCs/>
+                <w:color w:val="6B6B6B"/>
+                <w:spacing w:val="30"/>
+                <w:sz w:val="13"/>
+                <w:szCs w:val="13"/>
+              </w:rPr>
+              <w:t xml:space="preserve">O SEGUNDO LEGADO — DE QUALQUER LISTA DA SUA ORIGEM</w:t>
             </w:r>
           </w:p>
           <w:p>
@@ -8449,7 +8765,71 @@
           <w:sz w:val="14"/>
           <w:szCs w:val="14"/>
         </w:rPr>
-        <w:t xml:space="preserve"> a regra de Pactos ainda não foi escrita. Até lá, pacto na criação só entra com aprovação do mestre e com o preço escrito aqui — uma frase, verificável, simétrica, sem dano direto, com limite.</w:t>
+        <w:t xml:space="preserve"> pacto entre personagens ainda não tem regra, e </w:t>
+      </w:r>
+      <w:r>
+        <w:rPr>
+          <w:b/>
+          <w:bCs/>
+          <w:i/>
+          <w:iCs/>
+          <w:color w:val="6B6B6B"/>
+          <w:sz w:val="14"/>
+          <w:szCs w:val="14"/>
+        </w:rPr>
+        <w:t xml:space="preserve">na criação ele não entra</w:t>
+      </w:r>
+      <w:r>
+        <w:rPr>
+          <w:i/>
+          <w:iCs/>
+          <w:color w:val="6B6B6B"/>
+          <w:sz w:val="14"/>
+          <w:szCs w:val="14"/>
+        </w:rPr>
+        <w:t xml:space="preserve"> — quem quiser começar com um usa a </w:t>
+      </w:r>
+      <w:r>
+        <w:rPr>
+          <w:rFonts w:ascii="Consolas" w:cs="Consolas" w:eastAsia="Consolas" w:hAnsi="Consolas"/>
+          <w:i/>
+          <w:iCs/>
+          <w:color w:val="6B6B6B"/>
+          <w:sz w:val="14"/>
+          <w:szCs w:val="14"/>
+        </w:rPr>
+        <w:t xml:space="preserve">Regra Própria</w:t>
+      </w:r>
+      <w:r>
+        <w:rPr>
+          <w:i/>
+          <w:iCs/>
+          <w:color w:val="6B6B6B"/>
+          <w:sz w:val="14"/>
+          <w:szCs w:val="14"/>
+        </w:rPr>
+        <w:t xml:space="preserve"> do manual ou um </w:t>
+      </w:r>
+      <w:r>
+        <w:rPr>
+          <w:rFonts w:ascii="Consolas" w:cs="Consolas" w:eastAsia="Consolas" w:hAnsi="Consolas"/>
+          <w:i/>
+          <w:iCs/>
+          <w:color w:val="6B6B6B"/>
+          <w:sz w:val="14"/>
+          <w:szCs w:val="14"/>
+        </w:rPr>
+        <w:t xml:space="preserve">Legado</w:t>
+      </w:r>
+      <w:r>
+        <w:rPr>
+          <w:i/>
+          <w:iCs/>
+          <w:color w:val="6B6B6B"/>
+          <w:sz w:val="14"/>
+          <w:szCs w:val="14"/>
+        </w:rPr>
+        <w:t xml:space="preserve">, que é onde essa ficção já mora.</w:t>
       </w:r>
     </w:p>
     <w:tbl>

--- a/sistema/05-material/ficha-em-branco.docx
+++ b/sistema/05-material/ficha-em-branco.docx
@@ -1438,7 +1438,7 @@
                 <w:sz w:val="17"/>
                 <w:szCs w:val="17"/>
               </w:rPr>
-              <w:t xml:space="preserve">20 + 8 × (nível − 1)</w:t>
+              <w:t xml:space="preserve">25 + Essência</w:t>
             </w:r>
           </w:p>
         </w:tc>
@@ -1458,16 +1458,6 @@
               <w:spacing w:after="18" w:before="18" w:line="215"/>
               <w:jc w:val="center"/>
             </w:pPr>
-            <w:r>
-              <w:rPr>
-                <w:b w:val="false"/>
-                <w:bCs w:val="false"/>
-                <w:color w:val="1A1A1A"/>
-                <w:sz w:val="17"/>
-                <w:szCs w:val="17"/>
-              </w:rPr>
-              <w:t xml:space="preserve">28</w:t>
-            </w:r>
           </w:p>
         </w:tc>
         <w:tc>

--- a/sistema/05-material/ficha-em-branco.docx
+++ b/sistema/05-material/ficha-em-branco.docx
@@ -492,7 +492,7 @@
           <w:sz w:val="14"/>
           <w:szCs w:val="14"/>
         </w:rPr>
-        <w:t xml:space="preserve">Toda ficha nasce no nível 2 e Grau 4 — a patente é eixo social e sobe por feito, não por XP. O nível 2 sobe com 100 XP, que é uma missão padrão.</w:t>
+        <w:t xml:space="preserve">Toda ficha nasce no nível 2 e Grau 4 — a patente é eixo social e sobe por feito, não por XP. O nível 2 sobe com 200 XP, que são duas missões padrão.</w:t>
       </w:r>
     </w:p>
     <w:tbl>

--- a/sistema/05-material/ficha-em-branco.docx
+++ b/sistema/05-material/ficha-em-branco.docx
@@ -11,7 +11,7 @@
           <w:rFonts w:ascii="Georgia" w:cs="Georgia" w:eastAsia="Georgia" w:hAnsi="Georgia"/>
           <w:b/>
           <w:bCs/>
-          <w:color w:val="6B6B6B"/>
+          <w:color w:val="847B86"/>
           <w:spacing w:val="90"/>
           <w:sz w:val="16"/>
           <w:szCs w:val="16"/>
@@ -22,7 +22,7 @@
     <w:p>
       <w:pPr>
         <w:pBdr>
-          <w:bottom w:val="single" w:color="741B47" w:sz="12" w:space="4"/>
+          <w:bottom w:val="single" w:color="BC2A6E" w:sz="12" w:space="4"/>
         </w:pBdr>
         <w:spacing w:after="40"/>
       </w:pPr>
@@ -31,7 +31,7 @@
           <w:rFonts w:ascii="Georgia" w:cs="Georgia" w:eastAsia="Georgia" w:hAnsi="Georgia"/>
           <w:b/>
           <w:bCs/>
-          <w:color w:val="4E1230"/>
+          <w:color w:val="2B1B2E"/>
           <w:sz w:val="34"/>
           <w:szCs w:val="34"/>
         </w:rPr>
@@ -70,10 +70,10 @@
             <w:tcBorders>
               <w:top w:val="nil"/>
               <w:left w:val="nil"/>
-              <w:bottom w:val="single" w:color="9A9A9A" w:sz="6"/>
+              <w:bottom w:val="single" w:color="9A6F87" w:sz="6"/>
               <w:right w:val="nil"/>
             </w:tcBorders>
-            <w:shd w:fill="FCFBFC" w:color="auto" w:val="clear"/>
+            <w:shd w:fill="FDF0F6" w:color="auto" w:val="clear"/>
             <w:tcMar>
               <w:top w:type="dxa" w:w="42"/>
               <w:left w:type="dxa" w:w="120"/>
@@ -90,7 +90,7 @@
               <w:rPr>
                 <w:b/>
                 <w:bCs/>
-                <w:color w:val="6B6B6B"/>
+                <w:color w:val="847B86"/>
                 <w:spacing w:val="30"/>
                 <w:sz w:val="13"/>
                 <w:szCs w:val="13"/>
@@ -104,7 +104,7 @@
             </w:pPr>
             <w:r>
               <w:rPr>
-                <w:color w:val="1A1A1A"/>
+                <w:color w:val="251727"/>
                 <w:sz w:val="20"/>
                 <w:szCs w:val="20"/>
               </w:rPr>
@@ -118,10 +118,10 @@
             <w:tcBorders>
               <w:top w:val="nil"/>
               <w:left w:val="nil"/>
-              <w:bottom w:val="single" w:color="9A9A9A" w:sz="6"/>
+              <w:bottom w:val="single" w:color="9A6F87" w:sz="6"/>
               <w:right w:val="nil"/>
             </w:tcBorders>
-            <w:shd w:fill="FCFBFC" w:color="auto" w:val="clear"/>
+            <w:shd w:fill="FDF0F6" w:color="auto" w:val="clear"/>
             <w:tcMar>
               <w:top w:type="dxa" w:w="42"/>
               <w:left w:type="dxa" w:w="120"/>
@@ -138,7 +138,7 @@
               <w:rPr>
                 <w:b/>
                 <w:bCs/>
-                <w:color w:val="6B6B6B"/>
+                <w:color w:val="847B86"/>
                 <w:spacing w:val="30"/>
                 <w:sz w:val="13"/>
                 <w:szCs w:val="13"/>
@@ -152,7 +152,7 @@
             </w:pPr>
             <w:r>
               <w:rPr>
-                <w:color w:val="1A1A1A"/>
+                <w:color w:val="251727"/>
                 <w:sz w:val="20"/>
                 <w:szCs w:val="20"/>
               </w:rPr>
@@ -166,10 +166,10 @@
             <w:tcBorders>
               <w:top w:val="nil"/>
               <w:left w:val="nil"/>
-              <w:bottom w:val="single" w:color="9A9A9A" w:sz="6"/>
+              <w:bottom w:val="single" w:color="9A6F87" w:sz="6"/>
               <w:right w:val="nil"/>
             </w:tcBorders>
-            <w:shd w:fill="FCFBFC" w:color="auto" w:val="clear"/>
+            <w:shd w:fill="FDF0F6" w:color="auto" w:val="clear"/>
             <w:tcMar>
               <w:top w:type="dxa" w:w="42"/>
               <w:left w:type="dxa" w:w="120"/>
@@ -186,7 +186,7 @@
               <w:rPr>
                 <w:b/>
                 <w:bCs/>
-                <w:color w:val="6B6B6B"/>
+                <w:color w:val="847B86"/>
                 <w:spacing w:val="30"/>
                 <w:sz w:val="13"/>
                 <w:szCs w:val="13"/>
@@ -200,7 +200,7 @@
             </w:pPr>
             <w:r>
               <w:rPr>
-                <w:color w:val="1A1A1A"/>
+                <w:color w:val="251727"/>
                 <w:sz w:val="20"/>
                 <w:szCs w:val="20"/>
               </w:rPr>
@@ -244,10 +244,10 @@
             <w:tcBorders>
               <w:top w:val="nil"/>
               <w:left w:val="nil"/>
-              <w:bottom w:val="single" w:color="9A9A9A" w:sz="6"/>
+              <w:bottom w:val="single" w:color="9A6F87" w:sz="6"/>
               <w:right w:val="nil"/>
             </w:tcBorders>
-            <w:shd w:fill="FCFBFC" w:color="auto" w:val="clear"/>
+            <w:shd w:fill="FDF0F6" w:color="auto" w:val="clear"/>
             <w:tcMar>
               <w:top w:type="dxa" w:w="42"/>
               <w:left w:type="dxa" w:w="120"/>
@@ -264,7 +264,7 @@
               <w:rPr>
                 <w:b/>
                 <w:bCs/>
-                <w:color w:val="6B6B6B"/>
+                <w:color w:val="847B86"/>
                 <w:spacing w:val="30"/>
                 <w:sz w:val="13"/>
                 <w:szCs w:val="13"/>
@@ -278,7 +278,7 @@
             </w:pPr>
             <w:r>
               <w:rPr>
-                <w:color w:val="1A1A1A"/>
+                <w:color w:val="251727"/>
                 <w:sz w:val="20"/>
                 <w:szCs w:val="20"/>
               </w:rPr>
@@ -292,10 +292,10 @@
             <w:tcBorders>
               <w:top w:val="nil"/>
               <w:left w:val="nil"/>
-              <w:bottom w:val="single" w:color="9A9A9A" w:sz="6"/>
+              <w:bottom w:val="single" w:color="9A6F87" w:sz="6"/>
               <w:right w:val="nil"/>
             </w:tcBorders>
-            <w:shd w:fill="FCFBFC" w:color="auto" w:val="clear"/>
+            <w:shd w:fill="FDF0F6" w:color="auto" w:val="clear"/>
             <w:tcMar>
               <w:top w:type="dxa" w:w="42"/>
               <w:left w:type="dxa" w:w="120"/>
@@ -312,7 +312,7 @@
               <w:rPr>
                 <w:b/>
                 <w:bCs/>
-                <w:color w:val="6B6B6B"/>
+                <w:color w:val="847B86"/>
                 <w:spacing w:val="30"/>
                 <w:sz w:val="13"/>
                 <w:szCs w:val="13"/>
@@ -326,7 +326,7 @@
             </w:pPr>
             <w:r>
               <w:rPr>
-                <w:color w:val="1A1A1A"/>
+                <w:color w:val="251727"/>
                 <w:sz w:val="20"/>
                 <w:szCs w:val="20"/>
               </w:rPr>
@@ -340,10 +340,10 @@
             <w:tcBorders>
               <w:top w:val="nil"/>
               <w:left w:val="nil"/>
-              <w:bottom w:val="single" w:color="9A9A9A" w:sz="6"/>
+              <w:bottom w:val="single" w:color="9A6F87" w:sz="6"/>
               <w:right w:val="nil"/>
             </w:tcBorders>
-            <w:shd w:fill="FCFBFC" w:color="auto" w:val="clear"/>
+            <w:shd w:fill="FDF0F6" w:color="auto" w:val="clear"/>
             <w:tcMar>
               <w:top w:type="dxa" w:w="42"/>
               <w:left w:type="dxa" w:w="120"/>
@@ -360,7 +360,7 @@
               <w:rPr>
                 <w:b/>
                 <w:bCs/>
-                <w:color w:val="6B6B6B"/>
+                <w:color w:val="847B86"/>
                 <w:spacing w:val="30"/>
                 <w:sz w:val="13"/>
                 <w:szCs w:val="13"/>
@@ -374,7 +374,7 @@
             </w:pPr>
             <w:r>
               <w:rPr>
-                <w:color w:val="1A1A1A"/>
+                <w:color w:val="251727"/>
                 <w:sz w:val="20"/>
                 <w:szCs w:val="20"/>
               </w:rPr>
@@ -388,10 +388,10 @@
             <w:tcBorders>
               <w:top w:val="nil"/>
               <w:left w:val="nil"/>
-              <w:bottom w:val="single" w:color="9A9A9A" w:sz="6"/>
+              <w:bottom w:val="single" w:color="9A6F87" w:sz="6"/>
               <w:right w:val="nil"/>
             </w:tcBorders>
-            <w:shd w:fill="FCFBFC" w:color="auto" w:val="clear"/>
+            <w:shd w:fill="FDF0F6" w:color="auto" w:val="clear"/>
             <w:tcMar>
               <w:top w:type="dxa" w:w="42"/>
               <w:left w:type="dxa" w:w="120"/>
@@ -408,7 +408,7 @@
               <w:rPr>
                 <w:b/>
                 <w:bCs/>
-                <w:color w:val="6B6B6B"/>
+                <w:color w:val="847B86"/>
                 <w:spacing w:val="30"/>
                 <w:sz w:val="13"/>
                 <w:szCs w:val="13"/>
@@ -422,7 +422,7 @@
             </w:pPr>
             <w:r>
               <w:rPr>
-                <w:color w:val="1A1A1A"/>
+                <w:color w:val="251727"/>
                 <w:sz w:val="20"/>
                 <w:szCs w:val="20"/>
               </w:rPr>
@@ -436,10 +436,10 @@
             <w:tcBorders>
               <w:top w:val="nil"/>
               <w:left w:val="nil"/>
-              <w:bottom w:val="single" w:color="9A9A9A" w:sz="6"/>
+              <w:bottom w:val="single" w:color="9A6F87" w:sz="6"/>
               <w:right w:val="nil"/>
             </w:tcBorders>
-            <w:shd w:fill="FCFBFC" w:color="auto" w:val="clear"/>
+            <w:shd w:fill="FDF0F6" w:color="auto" w:val="clear"/>
             <w:tcMar>
               <w:top w:type="dxa" w:w="42"/>
               <w:left w:type="dxa" w:w="120"/>
@@ -456,7 +456,7 @@
               <w:rPr>
                 <w:b/>
                 <w:bCs/>
-                <w:color w:val="6B6B6B"/>
+                <w:color w:val="847B86"/>
                 <w:spacing w:val="30"/>
                 <w:sz w:val="13"/>
                 <w:szCs w:val="13"/>
@@ -470,7 +470,7 @@
             </w:pPr>
             <w:r>
               <w:rPr>
-                <w:color w:val="1A1A1A"/>
+                <w:color w:val="251727"/>
                 <w:sz w:val="20"/>
                 <w:szCs w:val="20"/>
               </w:rPr>
@@ -488,7 +488,7 @@
         <w:rPr>
           <w:i/>
           <w:iCs/>
-          <w:color w:val="6B6B6B"/>
+          <w:color w:val="847B86"/>
           <w:sz w:val="14"/>
           <w:szCs w:val="14"/>
         </w:rPr>
@@ -517,7 +517,7 @@
         <w:tc>
           <w:tcPr>
             <w:tcW w:type="dxa" w:w="9600"/>
-            <w:shd w:fill="4E1230" w:color="auto" w:val="clear"/>
+            <w:shd w:fill="2B1B2E" w:color="auto" w:val="clear"/>
             <w:tcMar>
               <w:top w:type="dxa" w:w="50"/>
               <w:left w:type="dxa" w:w="150"/>
@@ -577,7 +577,7 @@
               <w:bottom w:val="nil"/>
               <w:right w:val="single" w:color="FFFFFF" w:sz="4"/>
             </w:tcBorders>
-            <w:shd w:fill="F1E9EE" w:color="auto" w:val="clear"/>
+            <w:shd w:fill="F7E5EE" w:color="auto" w:val="clear"/>
             <w:tcMar>
               <w:top w:type="dxa" w:w="60"/>
               <w:left w:type="dxa" w:w="60"/>
@@ -594,7 +594,7 @@
               <w:rPr>
                 <w:b/>
                 <w:bCs/>
-                <w:color w:val="4E1230"/>
+                <w:color w:val="2B1B2E"/>
                 <w:sz w:val="14"/>
                 <w:szCs w:val="14"/>
               </w:rPr>
@@ -611,7 +611,7 @@
                 <w:rFonts w:ascii="Georgia" w:cs="Georgia" w:eastAsia="Georgia" w:hAnsi="Georgia"/>
                 <w:b/>
                 <w:bCs/>
-                <w:color w:val="741B47"/>
+                <w:color w:val="BC2A6E"/>
                 <w:sz w:val="40"/>
                 <w:szCs w:val="40"/>
               </w:rPr>
@@ -628,7 +628,7 @@
               <w:bottom w:val="nil"/>
               <w:right w:val="single" w:color="FFFFFF" w:sz="4"/>
             </w:tcBorders>
-            <w:shd w:fill="F1E9EE" w:color="auto" w:val="clear"/>
+            <w:shd w:fill="F7E5EE" w:color="auto" w:val="clear"/>
             <w:tcMar>
               <w:top w:type="dxa" w:w="60"/>
               <w:left w:type="dxa" w:w="60"/>
@@ -645,7 +645,7 @@
               <w:rPr>
                 <w:b/>
                 <w:bCs/>
-                <w:color w:val="4E1230"/>
+                <w:color w:val="2B1B2E"/>
                 <w:sz w:val="14"/>
                 <w:szCs w:val="14"/>
               </w:rPr>
@@ -662,7 +662,7 @@
                 <w:rFonts w:ascii="Georgia" w:cs="Georgia" w:eastAsia="Georgia" w:hAnsi="Georgia"/>
                 <w:b/>
                 <w:bCs/>
-                <w:color w:val="741B47"/>
+                <w:color w:val="BC2A6E"/>
                 <w:sz w:val="40"/>
                 <w:szCs w:val="40"/>
               </w:rPr>
@@ -679,7 +679,7 @@
               <w:bottom w:val="nil"/>
               <w:right w:val="single" w:color="FFFFFF" w:sz="4"/>
             </w:tcBorders>
-            <w:shd w:fill="F1E9EE" w:color="auto" w:val="clear"/>
+            <w:shd w:fill="F7E5EE" w:color="auto" w:val="clear"/>
             <w:tcMar>
               <w:top w:type="dxa" w:w="60"/>
               <w:left w:type="dxa" w:w="60"/>
@@ -696,7 +696,7 @@
               <w:rPr>
                 <w:b/>
                 <w:bCs/>
-                <w:color w:val="4E1230"/>
+                <w:color w:val="2B1B2E"/>
                 <w:sz w:val="14"/>
                 <w:szCs w:val="14"/>
               </w:rPr>
@@ -713,7 +713,7 @@
                 <w:rFonts w:ascii="Georgia" w:cs="Georgia" w:eastAsia="Georgia" w:hAnsi="Georgia"/>
                 <w:b/>
                 <w:bCs/>
-                <w:color w:val="741B47"/>
+                <w:color w:val="BC2A6E"/>
                 <w:sz w:val="40"/>
                 <w:szCs w:val="40"/>
               </w:rPr>
@@ -730,7 +730,7 @@
               <w:bottom w:val="nil"/>
               <w:right w:val="single" w:color="FFFFFF" w:sz="4"/>
             </w:tcBorders>
-            <w:shd w:fill="F1E9EE" w:color="auto" w:val="clear"/>
+            <w:shd w:fill="F7E5EE" w:color="auto" w:val="clear"/>
             <w:tcMar>
               <w:top w:type="dxa" w:w="60"/>
               <w:left w:type="dxa" w:w="60"/>
@@ -747,7 +747,7 @@
               <w:rPr>
                 <w:b/>
                 <w:bCs/>
-                <w:color w:val="4E1230"/>
+                <w:color w:val="2B1B2E"/>
                 <w:sz w:val="14"/>
                 <w:szCs w:val="14"/>
               </w:rPr>
@@ -764,7 +764,7 @@
                 <w:rFonts w:ascii="Georgia" w:cs="Georgia" w:eastAsia="Georgia" w:hAnsi="Georgia"/>
                 <w:b/>
                 <w:bCs/>
-                <w:color w:val="741B47"/>
+                <w:color w:val="BC2A6E"/>
                 <w:sz w:val="40"/>
                 <w:szCs w:val="40"/>
               </w:rPr>
@@ -781,7 +781,7 @@
               <w:bottom w:val="nil"/>
               <w:right w:val="single" w:color="FFFFFF" w:sz="4"/>
             </w:tcBorders>
-            <w:shd w:fill="F1E9EE" w:color="auto" w:val="clear"/>
+            <w:shd w:fill="F7E5EE" w:color="auto" w:val="clear"/>
             <w:tcMar>
               <w:top w:type="dxa" w:w="60"/>
               <w:left w:type="dxa" w:w="60"/>
@@ -798,7 +798,7 @@
               <w:rPr>
                 <w:b/>
                 <w:bCs/>
-                <w:color w:val="4E1230"/>
+                <w:color w:val="2B1B2E"/>
                 <w:sz w:val="14"/>
                 <w:szCs w:val="14"/>
               </w:rPr>
@@ -815,7 +815,7 @@
                 <w:rFonts w:ascii="Georgia" w:cs="Georgia" w:eastAsia="Georgia" w:hAnsi="Georgia"/>
                 <w:b/>
                 <w:bCs/>
-                <w:color w:val="741B47"/>
+                <w:color w:val="BC2A6E"/>
                 <w:sz w:val="40"/>
                 <w:szCs w:val="40"/>
               </w:rPr>
@@ -833,7 +833,7 @@
         <w:rPr>
           <w:i/>
           <w:iCs/>
-          <w:color w:val="6B6B6B"/>
+          <w:color w:val="847B86"/>
           <w:sz w:val="14"/>
           <w:szCs w:val="14"/>
         </w:rPr>
@@ -862,7 +862,7 @@
         <w:tc>
           <w:tcPr>
             <w:tcW w:type="dxa" w:w="9600"/>
-            <w:shd w:fill="4E1230" w:color="auto" w:val="clear"/>
+            <w:shd w:fill="2B1B2E" w:color="auto" w:val="clear"/>
             <w:tcMar>
               <w:top w:type="dxa" w:w="50"/>
               <w:left w:type="dxa" w:w="150"/>
@@ -894,12 +894,12 @@
       <w:tblPr>
         <w:tblW w:type="dxa" w:w="9600"/>
         <w:tblBorders>
-          <w:top w:val="single" w:color="C8C8C8" w:sz="4"/>
-          <w:left w:val="single" w:color="C8C8C8" w:sz="4"/>
-          <w:bottom w:val="single" w:color="C8C8C8" w:sz="4"/>
-          <w:right w:val="single" w:color="C8C8C8" w:sz="4"/>
-          <w:insideH w:val="single" w:color="C8C8C8" w:sz="2"/>
-          <w:insideV w:val="single" w:color="C8C8C8" w:sz="2"/>
+          <w:top w:val="single" w:color="F8C7DC" w:sz="4"/>
+          <w:left w:val="single" w:color="F8C7DC" w:sz="4"/>
+          <w:bottom w:val="single" w:color="F8C7DC" w:sz="4"/>
+          <w:right w:val="single" w:color="F8C7DC" w:sz="4"/>
+          <w:insideH w:val="single" w:color="F8C7DC" w:sz="2"/>
+          <w:insideV w:val="single" w:color="F8C7DC" w:sz="2"/>
         </w:tblBorders>
       </w:tblPr>
       <w:tblGrid>
@@ -918,7 +918,7 @@
         <w:tc>
           <w:tcPr>
             <w:tcW w:type="dxa" w:w="1440"/>
-            <w:shd w:fill="4E1230" w:color="auto" w:val="clear"/>
+            <w:shd w:fill="2B1B2E" w:color="auto" w:val="clear"/>
             <w:tcMar>
               <w:top w:type="dxa" w:w="26"/>
               <w:left w:type="dxa" w:w="90"/>
@@ -937,7 +937,7 @@
         <w:tc>
           <w:tcPr>
             <w:tcW w:type="dxa" w:w="2112"/>
-            <w:shd w:fill="4E1230" w:color="auto" w:val="clear"/>
+            <w:shd w:fill="2B1B2E" w:color="auto" w:val="clear"/>
             <w:tcMar>
               <w:top w:type="dxa" w:w="26"/>
               <w:left w:type="dxa" w:w="90"/>
@@ -966,7 +966,7 @@
         <w:tc>
           <w:tcPr>
             <w:tcW w:type="dxa" w:w="1056"/>
-            <w:shd w:fill="4E1230" w:color="auto" w:val="clear"/>
+            <w:shd w:fill="2B1B2E" w:color="auto" w:val="clear"/>
             <w:tcMar>
               <w:top w:type="dxa" w:w="26"/>
               <w:left w:type="dxa" w:w="90"/>
@@ -995,7 +995,7 @@
         <w:tc>
           <w:tcPr>
             <w:tcW w:type="dxa" w:w="1440"/>
-            <w:shd w:fill="4E1230" w:color="auto" w:val="clear"/>
+            <w:shd w:fill="2B1B2E" w:color="auto" w:val="clear"/>
             <w:tcMar>
               <w:top w:type="dxa" w:w="26"/>
               <w:left w:type="dxa" w:w="90"/>
@@ -1014,7 +1014,7 @@
         <w:tc>
           <w:tcPr>
             <w:tcW w:type="dxa" w:w="2112"/>
-            <w:shd w:fill="4E1230" w:color="auto" w:val="clear"/>
+            <w:shd w:fill="2B1B2E" w:color="auto" w:val="clear"/>
             <w:tcMar>
               <w:top w:type="dxa" w:w="26"/>
               <w:left w:type="dxa" w:w="90"/>
@@ -1043,7 +1043,7 @@
         <w:tc>
           <w:tcPr>
             <w:tcW w:type="dxa" w:w="1440"/>
-            <w:shd w:fill="4E1230" w:color="auto" w:val="clear"/>
+            <w:shd w:fill="2B1B2E" w:color="auto" w:val="clear"/>
             <w:tcMar>
               <w:top w:type="dxa" w:w="26"/>
               <w:left w:type="dxa" w:w="90"/>
@@ -1094,7 +1094,7 @@
               <w:rPr>
                 <w:b/>
                 <w:bCs/>
-                <w:color w:val="1A1A1A"/>
+                <w:color w:val="251727"/>
                 <w:sz w:val="17"/>
                 <w:szCs w:val="17"/>
               </w:rPr>
@@ -1122,7 +1122,7 @@
               <w:rPr>
                 <w:b w:val="false"/>
                 <w:bCs w:val="false"/>
-                <w:color w:val="1A1A1A"/>
+                <w:color w:val="251727"/>
                 <w:sz w:val="17"/>
                 <w:szCs w:val="17"/>
               </w:rPr>
@@ -1168,7 +1168,7 @@
               <w:rPr>
                 <w:b/>
                 <w:bCs/>
-                <w:color w:val="1A1A1A"/>
+                <w:color w:val="251727"/>
                 <w:sz w:val="17"/>
                 <w:szCs w:val="17"/>
               </w:rPr>
@@ -1196,7 +1196,7 @@
               <w:rPr>
                 <w:b w:val="false"/>
                 <w:bCs w:val="false"/>
-                <w:color w:val="1A1A1A"/>
+                <w:color w:val="251727"/>
                 <w:sz w:val="17"/>
                 <w:szCs w:val="17"/>
               </w:rPr>
@@ -1230,25 +1230,25 @@
         <w:tc>
           <w:tcPr>
             <w:tcW w:type="dxa" w:w="1440"/>
-            <w:shd w:fill="F7F4F6" w:color="auto" w:val="clear"/>
-            <w:tcMar>
-              <w:top w:type="dxa" w:w="26"/>
-              <w:left w:type="dxa" w:w="90"/>
-              <w:bottom w:type="dxa" w:w="26"/>
-              <w:right w:type="dxa" w:w="90"/>
-            </w:tcMar>
-            <w:vAlign w:val="center"/>
-          </w:tcPr>
-          <w:p>
-            <w:pPr>
-              <w:spacing w:after="18" w:before="18" w:line="215"/>
-              <w:jc w:val="left"/>
-            </w:pPr>
-            <w:r>
-              <w:rPr>
-                <w:b/>
-                <w:bCs/>
-                <w:color w:val="1A1A1A"/>
+            <w:shd w:fill="FADDEA" w:color="auto" w:val="clear"/>
+            <w:tcMar>
+              <w:top w:type="dxa" w:w="26"/>
+              <w:left w:type="dxa" w:w="90"/>
+              <w:bottom w:type="dxa" w:w="26"/>
+              <w:right w:type="dxa" w:w="90"/>
+            </w:tcMar>
+            <w:vAlign w:val="center"/>
+          </w:tcPr>
+          <w:p>
+            <w:pPr>
+              <w:spacing w:after="18" w:before="18" w:line="215"/>
+              <w:jc w:val="left"/>
+            </w:pPr>
+            <w:r>
+              <w:rPr>
+                <w:b/>
+                <w:bCs/>
+                <w:color w:val="251727"/>
                 <w:sz w:val="17"/>
                 <w:szCs w:val="17"/>
               </w:rPr>
@@ -1259,7 +1259,7 @@
         <w:tc>
           <w:tcPr>
             <w:tcW w:type="dxa" w:w="2112"/>
-            <w:shd w:fill="F7F4F6" w:color="auto" w:val="clear"/>
+            <w:shd w:fill="FADDEA" w:color="auto" w:val="clear"/>
             <w:tcMar>
               <w:top w:type="dxa" w:w="26"/>
               <w:left w:type="dxa" w:w="90"/>
@@ -1277,7 +1277,7 @@
               <w:rPr>
                 <w:b w:val="false"/>
                 <w:bCs w:val="false"/>
-                <w:color w:val="1A1A1A"/>
+                <w:color w:val="251727"/>
                 <w:sz w:val="17"/>
                 <w:szCs w:val="17"/>
               </w:rPr>
@@ -1288,7 +1288,7 @@
         <w:tc>
           <w:tcPr>
             <w:tcW w:type="dxa" w:w="1056"/>
-            <w:shd w:fill="F7F4F6" w:color="auto" w:val="clear"/>
+            <w:shd w:fill="FADDEA" w:color="auto" w:val="clear"/>
             <w:tcMar>
               <w:top w:type="dxa" w:w="26"/>
               <w:left w:type="dxa" w:w="90"/>
@@ -1307,25 +1307,25 @@
         <w:tc>
           <w:tcPr>
             <w:tcW w:type="dxa" w:w="1440"/>
-            <w:shd w:fill="F7F4F6" w:color="auto" w:val="clear"/>
-            <w:tcMar>
-              <w:top w:type="dxa" w:w="26"/>
-              <w:left w:type="dxa" w:w="90"/>
-              <w:bottom w:type="dxa" w:w="26"/>
-              <w:right w:type="dxa" w:w="90"/>
-            </w:tcMar>
-            <w:vAlign w:val="center"/>
-          </w:tcPr>
-          <w:p>
-            <w:pPr>
-              <w:spacing w:after="18" w:before="18" w:line="215"/>
-              <w:jc w:val="left"/>
-            </w:pPr>
-            <w:r>
-              <w:rPr>
-                <w:b/>
-                <w:bCs/>
-                <w:color w:val="1A1A1A"/>
+            <w:shd w:fill="FADDEA" w:color="auto" w:val="clear"/>
+            <w:tcMar>
+              <w:top w:type="dxa" w:w="26"/>
+              <w:left w:type="dxa" w:w="90"/>
+              <w:bottom w:type="dxa" w:w="26"/>
+              <w:right w:type="dxa" w:w="90"/>
+            </w:tcMar>
+            <w:vAlign w:val="center"/>
+          </w:tcPr>
+          <w:p>
+            <w:pPr>
+              <w:spacing w:after="18" w:before="18" w:line="215"/>
+              <w:jc w:val="left"/>
+            </w:pPr>
+            <w:r>
+              <w:rPr>
+                <w:b/>
+                <w:bCs/>
+                <w:color w:val="251727"/>
                 <w:sz w:val="17"/>
                 <w:szCs w:val="17"/>
               </w:rPr>
@@ -1336,7 +1336,7 @@
         <w:tc>
           <w:tcPr>
             <w:tcW w:type="dxa" w:w="2112"/>
-            <w:shd w:fill="F7F4F6" w:color="auto" w:val="clear"/>
+            <w:shd w:fill="FADDEA" w:color="auto" w:val="clear"/>
             <w:tcMar>
               <w:top w:type="dxa" w:w="26"/>
               <w:left w:type="dxa" w:w="90"/>
@@ -1354,7 +1354,7 @@
               <w:rPr>
                 <w:b w:val="false"/>
                 <w:bCs w:val="false"/>
-                <w:color w:val="1A1A1A"/>
+                <w:color w:val="251727"/>
                 <w:sz w:val="17"/>
                 <w:szCs w:val="17"/>
               </w:rPr>
@@ -1365,7 +1365,7 @@
         <w:tc>
           <w:tcPr>
             <w:tcW w:type="dxa" w:w="1440"/>
-            <w:shd w:fill="F7F4F6" w:color="auto" w:val="clear"/>
+            <w:shd w:fill="FADDEA" w:color="auto" w:val="clear"/>
             <w:tcMar>
               <w:top w:type="dxa" w:w="26"/>
               <w:left w:type="dxa" w:w="90"/>
@@ -1406,7 +1406,7 @@
               <w:rPr>
                 <w:b/>
                 <w:bCs/>
-                <w:color w:val="1A1A1A"/>
+                <w:color w:val="251727"/>
                 <w:sz w:val="17"/>
                 <w:szCs w:val="17"/>
               </w:rPr>
@@ -1434,7 +1434,7 @@
               <w:rPr>
                 <w:b w:val="false"/>
                 <w:bCs w:val="false"/>
-                <w:color w:val="1A1A1A"/>
+                <w:color w:val="251727"/>
                 <w:sz w:val="17"/>
                 <w:szCs w:val="17"/>
               </w:rPr>
@@ -1480,7 +1480,7 @@
               <w:rPr>
                 <w:b/>
                 <w:bCs/>
-                <w:color w:val="1A1A1A"/>
+                <w:color w:val="251727"/>
                 <w:sz w:val="17"/>
                 <w:szCs w:val="17"/>
               </w:rPr>
@@ -1508,7 +1508,7 @@
               <w:rPr>
                 <w:b w:val="false"/>
                 <w:bCs w:val="false"/>
-                <w:color w:val="1A1A1A"/>
+                <w:color w:val="251727"/>
                 <w:sz w:val="17"/>
                 <w:szCs w:val="17"/>
               </w:rPr>
@@ -1542,25 +1542,25 @@
         <w:tc>
           <w:tcPr>
             <w:tcW w:type="dxa" w:w="1440"/>
-            <w:shd w:fill="F7F4F6" w:color="auto" w:val="clear"/>
-            <w:tcMar>
-              <w:top w:type="dxa" w:w="26"/>
-              <w:left w:type="dxa" w:w="90"/>
-              <w:bottom w:type="dxa" w:w="26"/>
-              <w:right w:type="dxa" w:w="90"/>
-            </w:tcMar>
-            <w:vAlign w:val="center"/>
-          </w:tcPr>
-          <w:p>
-            <w:pPr>
-              <w:spacing w:after="18" w:before="18" w:line="215"/>
-              <w:jc w:val="left"/>
-            </w:pPr>
-            <w:r>
-              <w:rPr>
-                <w:b/>
-                <w:bCs/>
-                <w:color w:val="1A1A1A"/>
+            <w:shd w:fill="FADDEA" w:color="auto" w:val="clear"/>
+            <w:tcMar>
+              <w:top w:type="dxa" w:w="26"/>
+              <w:left w:type="dxa" w:w="90"/>
+              <w:bottom w:type="dxa" w:w="26"/>
+              <w:right w:type="dxa" w:w="90"/>
+            </w:tcMar>
+            <w:vAlign w:val="center"/>
+          </w:tcPr>
+          <w:p>
+            <w:pPr>
+              <w:spacing w:after="18" w:before="18" w:line="215"/>
+              <w:jc w:val="left"/>
+            </w:pPr>
+            <w:r>
+              <w:rPr>
+                <w:b/>
+                <w:bCs/>
+                <w:color w:val="251727"/>
                 <w:sz w:val="17"/>
                 <w:szCs w:val="17"/>
               </w:rPr>
@@ -1571,7 +1571,7 @@
         <w:tc>
           <w:tcPr>
             <w:tcW w:type="dxa" w:w="2112"/>
-            <w:shd w:fill="F7F4F6" w:color="auto" w:val="clear"/>
+            <w:shd w:fill="FADDEA" w:color="auto" w:val="clear"/>
             <w:tcMar>
               <w:top w:type="dxa" w:w="26"/>
               <w:left w:type="dxa" w:w="90"/>
@@ -1589,7 +1589,7 @@
               <w:rPr>
                 <w:b w:val="false"/>
                 <w:bCs w:val="false"/>
-                <w:color w:val="1A1A1A"/>
+                <w:color w:val="251727"/>
                 <w:sz w:val="17"/>
                 <w:szCs w:val="17"/>
               </w:rPr>
@@ -1600,7 +1600,7 @@
         <w:tc>
           <w:tcPr>
             <w:tcW w:type="dxa" w:w="1056"/>
-            <w:shd w:fill="F7F4F6" w:color="auto" w:val="clear"/>
+            <w:shd w:fill="FADDEA" w:color="auto" w:val="clear"/>
             <w:tcMar>
               <w:top w:type="dxa" w:w="26"/>
               <w:left w:type="dxa" w:w="90"/>
@@ -1618,7 +1618,7 @@
               <w:rPr>
                 <w:b w:val="false"/>
                 <w:bCs w:val="false"/>
-                <w:color w:val="1A1A1A"/>
+                <w:color w:val="251727"/>
                 <w:sz w:val="17"/>
                 <w:szCs w:val="17"/>
               </w:rPr>
@@ -1629,25 +1629,25 @@
         <w:tc>
           <w:tcPr>
             <w:tcW w:type="dxa" w:w="1440"/>
-            <w:shd w:fill="F7F4F6" w:color="auto" w:val="clear"/>
-            <w:tcMar>
-              <w:top w:type="dxa" w:w="26"/>
-              <w:left w:type="dxa" w:w="90"/>
-              <w:bottom w:type="dxa" w:w="26"/>
-              <w:right w:type="dxa" w:w="90"/>
-            </w:tcMar>
-            <w:vAlign w:val="center"/>
-          </w:tcPr>
-          <w:p>
-            <w:pPr>
-              <w:spacing w:after="18" w:before="18" w:line="215"/>
-              <w:jc w:val="left"/>
-            </w:pPr>
-            <w:r>
-              <w:rPr>
-                <w:b/>
-                <w:bCs/>
-                <w:color w:val="1A1A1A"/>
+            <w:shd w:fill="FADDEA" w:color="auto" w:val="clear"/>
+            <w:tcMar>
+              <w:top w:type="dxa" w:w="26"/>
+              <w:left w:type="dxa" w:w="90"/>
+              <w:bottom w:type="dxa" w:w="26"/>
+              <w:right w:type="dxa" w:w="90"/>
+            </w:tcMar>
+            <w:vAlign w:val="center"/>
+          </w:tcPr>
+          <w:p>
+            <w:pPr>
+              <w:spacing w:after="18" w:before="18" w:line="215"/>
+              <w:jc w:val="left"/>
+            </w:pPr>
+            <w:r>
+              <w:rPr>
+                <w:b/>
+                <w:bCs/>
+                <w:color w:val="251727"/>
                 <w:sz w:val="17"/>
                 <w:szCs w:val="17"/>
               </w:rPr>
@@ -1658,7 +1658,7 @@
         <w:tc>
           <w:tcPr>
             <w:tcW w:type="dxa" w:w="2112"/>
-            <w:shd w:fill="F7F4F6" w:color="auto" w:val="clear"/>
+            <w:shd w:fill="FADDEA" w:color="auto" w:val="clear"/>
             <w:tcMar>
               <w:top w:type="dxa" w:w="26"/>
               <w:left w:type="dxa" w:w="90"/>
@@ -1676,7 +1676,7 @@
               <w:rPr>
                 <w:b w:val="false"/>
                 <w:bCs w:val="false"/>
-                <w:color w:val="1A1A1A"/>
+                <w:color w:val="251727"/>
                 <w:sz w:val="17"/>
                 <w:szCs w:val="17"/>
               </w:rPr>
@@ -1687,7 +1687,7 @@
         <w:tc>
           <w:tcPr>
             <w:tcW w:type="dxa" w:w="1440"/>
-            <w:shd w:fill="F7F4F6" w:color="auto" w:val="clear"/>
+            <w:shd w:fill="FADDEA" w:color="auto" w:val="clear"/>
             <w:tcMar>
               <w:top w:type="dxa" w:w="26"/>
               <w:left w:type="dxa" w:w="90"/>
@@ -1705,7 +1705,7 @@
               <w:rPr>
                 <w:b w:val="false"/>
                 <w:bCs w:val="false"/>
-                <w:color w:val="1A1A1A"/>
+                <w:color w:val="251727"/>
                 <w:sz w:val="17"/>
                 <w:szCs w:val="17"/>
               </w:rPr>
@@ -1738,7 +1738,7 @@
               <w:rPr>
                 <w:b/>
                 <w:bCs/>
-                <w:color w:val="1A1A1A"/>
+                <w:color w:val="251727"/>
                 <w:sz w:val="17"/>
                 <w:szCs w:val="17"/>
               </w:rPr>
@@ -1766,7 +1766,7 @@
               <w:rPr>
                 <w:b w:val="false"/>
                 <w:bCs w:val="false"/>
-                <w:color w:val="1A1A1A"/>
+                <w:color w:val="251727"/>
                 <w:sz w:val="17"/>
                 <w:szCs w:val="17"/>
               </w:rPr>
@@ -1812,7 +1812,7 @@
               <w:rPr>
                 <w:b/>
                 <w:bCs/>
-                <w:color w:val="1A1A1A"/>
+                <w:color w:val="251727"/>
                 <w:sz w:val="17"/>
                 <w:szCs w:val="17"/>
               </w:rPr>
@@ -1840,7 +1840,7 @@
               <w:rPr>
                 <w:b w:val="false"/>
                 <w:bCs w:val="false"/>
-                <w:color w:val="1A1A1A"/>
+                <w:color w:val="251727"/>
                 <w:sz w:val="17"/>
                 <w:szCs w:val="17"/>
               </w:rPr>
@@ -1868,7 +1868,7 @@
               <w:rPr>
                 <w:b w:val="false"/>
                 <w:bCs w:val="false"/>
-                <w:color w:val="1A1A1A"/>
+                <w:color w:val="251727"/>
                 <w:sz w:val="17"/>
                 <w:szCs w:val="17"/>
               </w:rPr>
@@ -1884,25 +1884,25 @@
         <w:tc>
           <w:tcPr>
             <w:tcW w:type="dxa" w:w="1440"/>
-            <w:shd w:fill="F7F4F6" w:color="auto" w:val="clear"/>
-            <w:tcMar>
-              <w:top w:type="dxa" w:w="26"/>
-              <w:left w:type="dxa" w:w="90"/>
-              <w:bottom w:type="dxa" w:w="26"/>
-              <w:right w:type="dxa" w:w="90"/>
-            </w:tcMar>
-            <w:vAlign w:val="center"/>
-          </w:tcPr>
-          <w:p>
-            <w:pPr>
-              <w:spacing w:after="18" w:before="18" w:line="215"/>
-              <w:jc w:val="left"/>
-            </w:pPr>
-            <w:r>
-              <w:rPr>
-                <w:b/>
-                <w:bCs/>
-                <w:color w:val="1A1A1A"/>
+            <w:shd w:fill="FADDEA" w:color="auto" w:val="clear"/>
+            <w:tcMar>
+              <w:top w:type="dxa" w:w="26"/>
+              <w:left w:type="dxa" w:w="90"/>
+              <w:bottom w:type="dxa" w:w="26"/>
+              <w:right w:type="dxa" w:w="90"/>
+            </w:tcMar>
+            <w:vAlign w:val="center"/>
+          </w:tcPr>
+          <w:p>
+            <w:pPr>
+              <w:spacing w:after="18" w:before="18" w:line="215"/>
+              <w:jc w:val="left"/>
+            </w:pPr>
+            <w:r>
+              <w:rPr>
+                <w:b/>
+                <w:bCs/>
+                <w:color w:val="251727"/>
                 <w:sz w:val="17"/>
                 <w:szCs w:val="17"/>
               </w:rPr>
@@ -1913,7 +1913,7 @@
         <w:tc>
           <w:tcPr>
             <w:tcW w:type="dxa" w:w="2112"/>
-            <w:shd w:fill="F7F4F6" w:color="auto" w:val="clear"/>
+            <w:shd w:fill="FADDEA" w:color="auto" w:val="clear"/>
             <w:tcMar>
               <w:top w:type="dxa" w:w="26"/>
               <w:left w:type="dxa" w:w="90"/>
@@ -1931,7 +1931,7 @@
               <w:rPr>
                 <w:b w:val="false"/>
                 <w:bCs w:val="false"/>
-                <w:color w:val="1A1A1A"/>
+                <w:color w:val="251727"/>
                 <w:sz w:val="17"/>
                 <w:szCs w:val="17"/>
               </w:rPr>
@@ -1942,7 +1942,7 @@
         <w:tc>
           <w:tcPr>
             <w:tcW w:type="dxa" w:w="1056"/>
-            <w:shd w:fill="F7F4F6" w:color="auto" w:val="clear"/>
+            <w:shd w:fill="FADDEA" w:color="auto" w:val="clear"/>
             <w:tcMar>
               <w:top w:type="dxa" w:w="26"/>
               <w:left w:type="dxa" w:w="90"/>
@@ -1961,25 +1961,25 @@
         <w:tc>
           <w:tcPr>
             <w:tcW w:type="dxa" w:w="1440"/>
-            <w:shd w:fill="F7F4F6" w:color="auto" w:val="clear"/>
-            <w:tcMar>
-              <w:top w:type="dxa" w:w="26"/>
-              <w:left w:type="dxa" w:w="90"/>
-              <w:bottom w:type="dxa" w:w="26"/>
-              <w:right w:type="dxa" w:w="90"/>
-            </w:tcMar>
-            <w:vAlign w:val="center"/>
-          </w:tcPr>
-          <w:p>
-            <w:pPr>
-              <w:spacing w:after="18" w:before="18" w:line="215"/>
-              <w:jc w:val="left"/>
-            </w:pPr>
-            <w:r>
-              <w:rPr>
-                <w:b/>
-                <w:bCs/>
-                <w:color w:val="1A1A1A"/>
+            <w:shd w:fill="FADDEA" w:color="auto" w:val="clear"/>
+            <w:tcMar>
+              <w:top w:type="dxa" w:w="26"/>
+              <w:left w:type="dxa" w:w="90"/>
+              <w:bottom w:type="dxa" w:w="26"/>
+              <w:right w:type="dxa" w:w="90"/>
+            </w:tcMar>
+            <w:vAlign w:val="center"/>
+          </w:tcPr>
+          <w:p>
+            <w:pPr>
+              <w:spacing w:after="18" w:before="18" w:line="215"/>
+              <w:jc w:val="left"/>
+            </w:pPr>
+            <w:r>
+              <w:rPr>
+                <w:b/>
+                <w:bCs/>
+                <w:color w:val="251727"/>
                 <w:sz w:val="17"/>
                 <w:szCs w:val="17"/>
               </w:rPr>
@@ -1990,7 +1990,7 @@
         <w:tc>
           <w:tcPr>
             <w:tcW w:type="dxa" w:w="2112"/>
-            <w:shd w:fill="F7F4F6" w:color="auto" w:val="clear"/>
+            <w:shd w:fill="FADDEA" w:color="auto" w:val="clear"/>
             <w:tcMar>
               <w:top w:type="dxa" w:w="26"/>
               <w:left w:type="dxa" w:w="90"/>
@@ -2008,7 +2008,7 @@
               <w:rPr>
                 <w:b w:val="false"/>
                 <w:bCs w:val="false"/>
-                <w:color w:val="1A1A1A"/>
+                <w:color w:val="251727"/>
                 <w:sz w:val="17"/>
                 <w:szCs w:val="17"/>
               </w:rPr>
@@ -2019,7 +2019,7 @@
         <w:tc>
           <w:tcPr>
             <w:tcW w:type="dxa" w:w="1440"/>
-            <w:shd w:fill="F7F4F6" w:color="auto" w:val="clear"/>
+            <w:shd w:fill="FADDEA" w:color="auto" w:val="clear"/>
             <w:tcMar>
               <w:top w:type="dxa" w:w="26"/>
               <w:left w:type="dxa" w:w="90"/>
@@ -2114,7 +2114,7 @@
               <w:rPr>
                 <w:b/>
                 <w:bCs/>
-                <w:color w:val="1A1A1A"/>
+                <w:color w:val="251727"/>
                 <w:sz w:val="17"/>
                 <w:szCs w:val="17"/>
               </w:rPr>
@@ -2142,7 +2142,7 @@
               <w:rPr>
                 <w:b w:val="false"/>
                 <w:bCs w:val="false"/>
-                <w:color w:val="1A1A1A"/>
+                <w:color w:val="251727"/>
                 <w:sz w:val="17"/>
                 <w:szCs w:val="17"/>
               </w:rPr>
@@ -2178,7 +2178,7 @@
         <w:rPr>
           <w:i/>
           <w:iCs/>
-          <w:color w:val="6B6B6B"/>
+          <w:color w:val="847B86"/>
           <w:sz w:val="14"/>
           <w:szCs w:val="14"/>
         </w:rPr>
@@ -2190,7 +2190,7 @@
           <w:bCs/>
           <w:i/>
           <w:iCs/>
-          <w:color w:val="6B6B6B"/>
+          <w:color w:val="847B86"/>
           <w:sz w:val="14"/>
           <w:szCs w:val="14"/>
         </w:rPr>
@@ -2200,7 +2200,7 @@
         <w:rPr>
           <w:i/>
           <w:iCs/>
-          <w:color w:val="6B6B6B"/>
+          <w:color w:val="847B86"/>
           <w:sz w:val="14"/>
           <w:szCs w:val="14"/>
         </w:rPr>
@@ -2211,7 +2211,7 @@
           <w:rFonts w:ascii="Consolas" w:cs="Consolas" w:eastAsia="Consolas" w:hAnsi="Consolas"/>
           <w:i/>
           <w:iCs/>
-          <w:color w:val="6B6B6B"/>
+          <w:color w:val="847B86"/>
           <w:sz w:val="14"/>
           <w:szCs w:val="14"/>
         </w:rPr>
@@ -2221,7 +2221,7 @@
         <w:rPr>
           <w:i/>
           <w:iCs/>
-          <w:color w:val="6B6B6B"/>
+          <w:color w:val="847B86"/>
           <w:sz w:val="14"/>
           <w:szCs w:val="14"/>
         </w:rPr>
@@ -2250,7 +2250,7 @@
         <w:tc>
           <w:tcPr>
             <w:tcW w:type="dxa" w:w="9600"/>
-            <w:shd w:fill="4E1230" w:color="auto" w:val="clear"/>
+            <w:shd w:fill="2B1B2E" w:color="auto" w:val="clear"/>
             <w:tcMar>
               <w:top w:type="dxa" w:w="50"/>
               <w:left w:type="dxa" w:w="150"/>
@@ -2282,12 +2282,12 @@
       <w:tblPr>
         <w:tblW w:type="dxa" w:w="9600"/>
         <w:tblBorders>
-          <w:top w:val="single" w:color="C8C8C8" w:sz="4"/>
-          <w:left w:val="single" w:color="C8C8C8" w:sz="4"/>
-          <w:bottom w:val="single" w:color="C8C8C8" w:sz="4"/>
-          <w:right w:val="single" w:color="C8C8C8" w:sz="4"/>
-          <w:insideH w:val="single" w:color="C8C8C8" w:sz="2"/>
-          <w:insideV w:val="single" w:color="C8C8C8" w:sz="2"/>
+          <w:top w:val="single" w:color="F8C7DC" w:sz="4"/>
+          <w:left w:val="single" w:color="F8C7DC" w:sz="4"/>
+          <w:bottom w:val="single" w:color="F8C7DC" w:sz="4"/>
+          <w:right w:val="single" w:color="F8C7DC" w:sz="4"/>
+          <w:insideH w:val="single" w:color="F8C7DC" w:sz="2"/>
+          <w:insideV w:val="single" w:color="F8C7DC" w:sz="2"/>
         </w:tblBorders>
       </w:tblPr>
       <w:tblGrid>
@@ -2304,7 +2304,7 @@
         <w:tc>
           <w:tcPr>
             <w:tcW w:type="dxa" w:w="1728"/>
-            <w:shd w:fill="4E1230" w:color="auto" w:val="clear"/>
+            <w:shd w:fill="2B1B2E" w:color="auto" w:val="clear"/>
             <w:tcMar>
               <w:top w:type="dxa" w:w="26"/>
               <w:left w:type="dxa" w:w="90"/>
@@ -2323,7 +2323,7 @@
         <w:tc>
           <w:tcPr>
             <w:tcW w:type="dxa" w:w="4416"/>
-            <w:shd w:fill="4E1230" w:color="auto" w:val="clear"/>
+            <w:shd w:fill="2B1B2E" w:color="auto" w:val="clear"/>
             <w:tcMar>
               <w:top w:type="dxa" w:w="26"/>
               <w:left w:type="dxa" w:w="90"/>
@@ -2352,7 +2352,7 @@
         <w:tc>
           <w:tcPr>
             <w:tcW w:type="dxa" w:w="1344"/>
-            <w:shd w:fill="4E1230" w:color="auto" w:val="clear"/>
+            <w:shd w:fill="2B1B2E" w:color="auto" w:val="clear"/>
             <w:tcMar>
               <w:top w:type="dxa" w:w="26"/>
               <w:left w:type="dxa" w:w="90"/>
@@ -2381,7 +2381,7 @@
         <w:tc>
           <w:tcPr>
             <w:tcW w:type="dxa" w:w="2112"/>
-            <w:shd w:fill="4E1230" w:color="auto" w:val="clear"/>
+            <w:shd w:fill="2B1B2E" w:color="auto" w:val="clear"/>
             <w:tcMar>
               <w:top w:type="dxa" w:w="26"/>
               <w:left w:type="dxa" w:w="90"/>
@@ -2432,7 +2432,7 @@
               <w:rPr>
                 <w:b/>
                 <w:bCs/>
-                <w:color w:val="1A1A1A"/>
+                <w:color w:val="251727"/>
                 <w:sz w:val="17"/>
                 <w:szCs w:val="17"/>
               </w:rPr>
@@ -2460,7 +2460,7 @@
               <w:rPr>
                 <w:b w:val="false"/>
                 <w:bCs w:val="false"/>
-                <w:color w:val="1A1A1A"/>
+                <w:color w:val="251727"/>
                 <w:sz w:val="17"/>
                 <w:szCs w:val="17"/>
               </w:rPr>
@@ -2488,7 +2488,7 @@
               <w:rPr>
                 <w:b w:val="false"/>
                 <w:bCs w:val="false"/>
-                <w:color w:val="1A1A1A"/>
+                <w:color w:val="251727"/>
                 <w:sz w:val="17"/>
                 <w:szCs w:val="17"/>
               </w:rPr>
@@ -2516,7 +2516,7 @@
               <w:rPr>
                 <w:b w:val="false"/>
                 <w:bCs w:val="false"/>
-                <w:color w:val="1A1A1A"/>
+                <w:color w:val="251727"/>
                 <w:sz w:val="17"/>
                 <w:szCs w:val="17"/>
               </w:rPr>
@@ -2532,25 +2532,25 @@
         <w:tc>
           <w:tcPr>
             <w:tcW w:type="dxa" w:w="1728"/>
-            <w:shd w:fill="F7F4F6" w:color="auto" w:val="clear"/>
-            <w:tcMar>
-              <w:top w:type="dxa" w:w="26"/>
-              <w:left w:type="dxa" w:w="90"/>
-              <w:bottom w:type="dxa" w:w="26"/>
-              <w:right w:type="dxa" w:w="90"/>
-            </w:tcMar>
-            <w:vAlign w:val="center"/>
-          </w:tcPr>
-          <w:p>
-            <w:pPr>
-              <w:spacing w:after="18" w:before="18" w:line="215"/>
-              <w:jc w:val="left"/>
-            </w:pPr>
-            <w:r>
-              <w:rPr>
-                <w:b/>
-                <w:bCs/>
-                <w:color w:val="1A1A1A"/>
+            <w:shd w:fill="FADDEA" w:color="auto" w:val="clear"/>
+            <w:tcMar>
+              <w:top w:type="dxa" w:w="26"/>
+              <w:left w:type="dxa" w:w="90"/>
+              <w:bottom w:type="dxa" w:w="26"/>
+              <w:right w:type="dxa" w:w="90"/>
+            </w:tcMar>
+            <w:vAlign w:val="center"/>
+          </w:tcPr>
+          <w:p>
+            <w:pPr>
+              <w:spacing w:after="18" w:before="18" w:line="215"/>
+              <w:jc w:val="left"/>
+            </w:pPr>
+            <w:r>
+              <w:rPr>
+                <w:b/>
+                <w:bCs/>
+                <w:color w:val="251727"/>
                 <w:sz w:val="17"/>
                 <w:szCs w:val="17"/>
               </w:rPr>
@@ -2561,7 +2561,7 @@
         <w:tc>
           <w:tcPr>
             <w:tcW w:type="dxa" w:w="4416"/>
-            <w:shd w:fill="F7F4F6" w:color="auto" w:val="clear"/>
+            <w:shd w:fill="FADDEA" w:color="auto" w:val="clear"/>
             <w:tcMar>
               <w:top w:type="dxa" w:w="26"/>
               <w:left w:type="dxa" w:w="90"/>
@@ -2579,7 +2579,7 @@
               <w:rPr>
                 <w:b w:val="false"/>
                 <w:bCs w:val="false"/>
-                <w:color w:val="1A1A1A"/>
+                <w:color w:val="251727"/>
                 <w:sz w:val="17"/>
                 <w:szCs w:val="17"/>
               </w:rPr>
@@ -2590,7 +2590,7 @@
         <w:tc>
           <w:tcPr>
             <w:tcW w:type="dxa" w:w="1344"/>
-            <w:shd w:fill="F7F4F6" w:color="auto" w:val="clear"/>
+            <w:shd w:fill="FADDEA" w:color="auto" w:val="clear"/>
             <w:tcMar>
               <w:top w:type="dxa" w:w="26"/>
               <w:left w:type="dxa" w:w="90"/>
@@ -2608,7 +2608,7 @@
               <w:rPr>
                 <w:b w:val="false"/>
                 <w:bCs w:val="false"/>
-                <w:color w:val="1A1A1A"/>
+                <w:color w:val="251727"/>
                 <w:sz w:val="17"/>
                 <w:szCs w:val="17"/>
               </w:rPr>
@@ -2619,7 +2619,7 @@
         <w:tc>
           <w:tcPr>
             <w:tcW w:type="dxa" w:w="2112"/>
-            <w:shd w:fill="F7F4F6" w:color="auto" w:val="clear"/>
+            <w:shd w:fill="FADDEA" w:color="auto" w:val="clear"/>
             <w:tcMar>
               <w:top w:type="dxa" w:w="26"/>
               <w:left w:type="dxa" w:w="90"/>
@@ -2637,7 +2637,7 @@
               <w:rPr>
                 <w:b w:val="false"/>
                 <w:bCs w:val="false"/>
-                <w:color w:val="1A1A1A"/>
+                <w:color w:val="251727"/>
                 <w:sz w:val="17"/>
                 <w:szCs w:val="17"/>
               </w:rPr>
@@ -2670,7 +2670,7 @@
               <w:rPr>
                 <w:b/>
                 <w:bCs/>
-                <w:color w:val="1A1A1A"/>
+                <w:color w:val="251727"/>
                 <w:sz w:val="17"/>
                 <w:szCs w:val="17"/>
               </w:rPr>
@@ -2698,7 +2698,7 @@
               <w:rPr>
                 <w:b w:val="false"/>
                 <w:bCs w:val="false"/>
-                <w:color w:val="1A1A1A"/>
+                <w:color w:val="251727"/>
                 <w:sz w:val="17"/>
                 <w:szCs w:val="17"/>
               </w:rPr>
@@ -2726,7 +2726,7 @@
               <w:rPr>
                 <w:b w:val="false"/>
                 <w:bCs w:val="false"/>
-                <w:color w:val="1A1A1A"/>
+                <w:color w:val="251727"/>
                 <w:sz w:val="17"/>
                 <w:szCs w:val="17"/>
               </w:rPr>
@@ -2754,7 +2754,7 @@
               <w:rPr>
                 <w:b w:val="false"/>
                 <w:bCs w:val="false"/>
-                <w:color w:val="1A1A1A"/>
+                <w:color w:val="251727"/>
                 <w:sz w:val="17"/>
                 <w:szCs w:val="17"/>
               </w:rPr>
@@ -2770,25 +2770,25 @@
         <w:tc>
           <w:tcPr>
             <w:tcW w:type="dxa" w:w="1728"/>
-            <w:shd w:fill="F7F4F6" w:color="auto" w:val="clear"/>
-            <w:tcMar>
-              <w:top w:type="dxa" w:w="26"/>
-              <w:left w:type="dxa" w:w="90"/>
-              <w:bottom w:type="dxa" w:w="26"/>
-              <w:right w:type="dxa" w:w="90"/>
-            </w:tcMar>
-            <w:vAlign w:val="center"/>
-          </w:tcPr>
-          <w:p>
-            <w:pPr>
-              <w:spacing w:after="18" w:before="18" w:line="215"/>
-              <w:jc w:val="left"/>
-            </w:pPr>
-            <w:r>
-              <w:rPr>
-                <w:b/>
-                <w:bCs/>
-                <w:color w:val="1A1A1A"/>
+            <w:shd w:fill="FADDEA" w:color="auto" w:val="clear"/>
+            <w:tcMar>
+              <w:top w:type="dxa" w:w="26"/>
+              <w:left w:type="dxa" w:w="90"/>
+              <w:bottom w:type="dxa" w:w="26"/>
+              <w:right w:type="dxa" w:w="90"/>
+            </w:tcMar>
+            <w:vAlign w:val="center"/>
+          </w:tcPr>
+          <w:p>
+            <w:pPr>
+              <w:spacing w:after="18" w:before="18" w:line="215"/>
+              <w:jc w:val="left"/>
+            </w:pPr>
+            <w:r>
+              <w:rPr>
+                <w:b/>
+                <w:bCs/>
+                <w:color w:val="251727"/>
                 <w:sz w:val="17"/>
                 <w:szCs w:val="17"/>
               </w:rPr>
@@ -2799,7 +2799,7 @@
         <w:tc>
           <w:tcPr>
             <w:tcW w:type="dxa" w:w="4416"/>
-            <w:shd w:fill="F7F4F6" w:color="auto" w:val="clear"/>
+            <w:shd w:fill="FADDEA" w:color="auto" w:val="clear"/>
             <w:tcMar>
               <w:top w:type="dxa" w:w="26"/>
               <w:left w:type="dxa" w:w="90"/>
@@ -2817,7 +2817,7 @@
               <w:rPr>
                 <w:b w:val="false"/>
                 <w:bCs w:val="false"/>
-                <w:color w:val="1A1A1A"/>
+                <w:color w:val="251727"/>
                 <w:sz w:val="17"/>
                 <w:szCs w:val="17"/>
               </w:rPr>
@@ -2828,7 +2828,7 @@
         <w:tc>
           <w:tcPr>
             <w:tcW w:type="dxa" w:w="1344"/>
-            <w:shd w:fill="F7F4F6" w:color="auto" w:val="clear"/>
+            <w:shd w:fill="FADDEA" w:color="auto" w:val="clear"/>
             <w:tcMar>
               <w:top w:type="dxa" w:w="26"/>
               <w:left w:type="dxa" w:w="90"/>
@@ -2846,7 +2846,7 @@
               <w:rPr>
                 <w:b w:val="false"/>
                 <w:bCs w:val="false"/>
-                <w:color w:val="1A1A1A"/>
+                <w:color w:val="251727"/>
                 <w:sz w:val="17"/>
                 <w:szCs w:val="17"/>
               </w:rPr>
@@ -2857,7 +2857,7 @@
         <w:tc>
           <w:tcPr>
             <w:tcW w:type="dxa" w:w="2112"/>
-            <w:shd w:fill="F7F4F6" w:color="auto" w:val="clear"/>
+            <w:shd w:fill="FADDEA" w:color="auto" w:val="clear"/>
             <w:tcMar>
               <w:top w:type="dxa" w:w="26"/>
               <w:left w:type="dxa" w:w="90"/>
@@ -2875,7 +2875,7 @@
               <w:rPr>
                 <w:b w:val="false"/>
                 <w:bCs w:val="false"/>
-                <w:color w:val="1A1A1A"/>
+                <w:color w:val="251727"/>
                 <w:sz w:val="17"/>
                 <w:szCs w:val="17"/>
               </w:rPr>
@@ -2907,7 +2907,7 @@
         <w:tc>
           <w:tcPr>
             <w:tcW w:type="dxa" w:w="9600"/>
-            <w:shd w:fill="4E1230" w:color="auto" w:val="clear"/>
+            <w:shd w:fill="2B1B2E" w:color="auto" w:val="clear"/>
             <w:tcMar>
               <w:top w:type="dxa" w:w="50"/>
               <w:left w:type="dxa" w:w="150"/>
@@ -2939,12 +2939,12 @@
       <w:tblPr>
         <w:tblW w:type="dxa" w:w="9600"/>
         <w:tblBorders>
-          <w:top w:val="single" w:color="C8C8C8" w:sz="4"/>
-          <w:left w:val="single" w:color="C8C8C8" w:sz="4"/>
-          <w:bottom w:val="single" w:color="C8C8C8" w:sz="4"/>
-          <w:right w:val="single" w:color="C8C8C8" w:sz="4"/>
-          <w:insideH w:val="single" w:color="C8C8C8" w:sz="2"/>
-          <w:insideV w:val="single" w:color="C8C8C8" w:sz="2"/>
+          <w:top w:val="single" w:color="F8C7DC" w:sz="4"/>
+          <w:left w:val="single" w:color="F8C7DC" w:sz="4"/>
+          <w:bottom w:val="single" w:color="F8C7DC" w:sz="4"/>
+          <w:right w:val="single" w:color="F8C7DC" w:sz="4"/>
+          <w:insideH w:val="single" w:color="F8C7DC" w:sz="2"/>
+          <w:insideV w:val="single" w:color="F8C7DC" w:sz="2"/>
         </w:tblBorders>
       </w:tblPr>
       <w:tblGrid>
@@ -2979,7 +2979,7 @@
               <w:rPr>
                 <w:b/>
                 <w:bCs/>
-                <w:color w:val="1A1A1A"/>
+                <w:color w:val="251727"/>
                 <w:sz w:val="17"/>
                 <w:szCs w:val="17"/>
               </w:rPr>
@@ -3007,7 +3007,7 @@
               <w:rPr>
                 <w:b w:val="false"/>
                 <w:bCs w:val="false"/>
-                <w:color w:val="1A1A1A"/>
+                <w:color w:val="251727"/>
                 <w:sz w:val="17"/>
                 <w:szCs w:val="17"/>
               </w:rPr>
@@ -3053,7 +3053,7 @@
               <w:rPr>
                 <w:b w:val="false"/>
                 <w:bCs w:val="false"/>
-                <w:color w:val="1A1A1A"/>
+                <w:color w:val="251727"/>
                 <w:sz w:val="17"/>
                 <w:szCs w:val="17"/>
               </w:rPr>
@@ -3081,7 +3081,7 @@
               <w:rPr>
                 <w:b/>
                 <w:bCs/>
-                <w:color w:val="1A1A1A"/>
+                <w:color w:val="251727"/>
                 <w:sz w:val="17"/>
                 <w:szCs w:val="17"/>
               </w:rPr>
@@ -3109,7 +3109,7 @@
               <w:rPr>
                 <w:b w:val="false"/>
                 <w:bCs w:val="false"/>
-                <w:color w:val="1A1A1A"/>
+                <w:color w:val="251727"/>
                 <w:sz w:val="17"/>
                 <w:szCs w:val="17"/>
               </w:rPr>
@@ -3125,25 +3125,25 @@
         <w:tc>
           <w:tcPr>
             <w:tcW w:type="dxa" w:w="1248"/>
-            <w:shd w:fill="F7F4F6" w:color="auto" w:val="clear"/>
-            <w:tcMar>
-              <w:top w:type="dxa" w:w="26"/>
-              <w:left w:type="dxa" w:w="90"/>
-              <w:bottom w:type="dxa" w:w="26"/>
-              <w:right w:type="dxa" w:w="90"/>
-            </w:tcMar>
-            <w:vAlign w:val="center"/>
-          </w:tcPr>
-          <w:p>
-            <w:pPr>
-              <w:spacing w:after="18" w:before="18" w:line="215"/>
-              <w:jc w:val="left"/>
-            </w:pPr>
-            <w:r>
-              <w:rPr>
-                <w:b/>
-                <w:bCs/>
-                <w:color w:val="1A1A1A"/>
+            <w:shd w:fill="FADDEA" w:color="auto" w:val="clear"/>
+            <w:tcMar>
+              <w:top w:type="dxa" w:w="26"/>
+              <w:left w:type="dxa" w:w="90"/>
+              <w:bottom w:type="dxa" w:w="26"/>
+              <w:right w:type="dxa" w:w="90"/>
+            </w:tcMar>
+            <w:vAlign w:val="center"/>
+          </w:tcPr>
+          <w:p>
+            <w:pPr>
+              <w:spacing w:after="18" w:before="18" w:line="215"/>
+              <w:jc w:val="left"/>
+            </w:pPr>
+            <w:r>
+              <w:rPr>
+                <w:b/>
+                <w:bCs/>
+                <w:color w:val="251727"/>
                 <w:sz w:val="17"/>
                 <w:szCs w:val="17"/>
               </w:rPr>
@@ -3154,7 +3154,7 @@
         <w:tc>
           <w:tcPr>
             <w:tcW w:type="dxa" w:w="2016"/>
-            <w:shd w:fill="F7F4F6" w:color="auto" w:val="clear"/>
+            <w:shd w:fill="FADDEA" w:color="auto" w:val="clear"/>
             <w:tcMar>
               <w:top w:type="dxa" w:w="26"/>
               <w:left w:type="dxa" w:w="90"/>
@@ -3172,7 +3172,7 @@
               <w:rPr>
                 <w:b w:val="false"/>
                 <w:bCs w:val="false"/>
-                <w:color w:val="1A1A1A"/>
+                <w:color w:val="251727"/>
                 <w:sz w:val="17"/>
                 <w:szCs w:val="17"/>
               </w:rPr>
@@ -3183,7 +3183,7 @@
         <w:tc>
           <w:tcPr>
             <w:tcW w:type="dxa" w:w="1248"/>
-            <w:shd w:fill="F7F4F6" w:color="auto" w:val="clear"/>
+            <w:shd w:fill="FADDEA" w:color="auto" w:val="clear"/>
             <w:tcMar>
               <w:top w:type="dxa" w:w="26"/>
               <w:left w:type="dxa" w:w="90"/>
@@ -3202,7 +3202,7 @@
         <w:tc>
           <w:tcPr>
             <w:tcW w:type="dxa" w:w="2016"/>
-            <w:shd w:fill="F7F4F6" w:color="auto" w:val="clear"/>
+            <w:shd w:fill="FADDEA" w:color="auto" w:val="clear"/>
             <w:tcMar>
               <w:top w:type="dxa" w:w="26"/>
               <w:left w:type="dxa" w:w="90"/>
@@ -3220,7 +3220,7 @@
               <w:rPr>
                 <w:b w:val="false"/>
                 <w:bCs w:val="false"/>
-                <w:color w:val="1A1A1A"/>
+                <w:color w:val="251727"/>
                 <w:sz w:val="17"/>
                 <w:szCs w:val="17"/>
               </w:rPr>
@@ -3231,7 +3231,7 @@
         <w:tc>
           <w:tcPr>
             <w:tcW w:type="dxa" w:w="1248"/>
-            <w:shd w:fill="F7F4F6" w:color="auto" w:val="clear"/>
+            <w:shd w:fill="FADDEA" w:color="auto" w:val="clear"/>
             <w:tcMar>
               <w:top w:type="dxa" w:w="26"/>
               <w:left w:type="dxa" w:w="90"/>
@@ -3250,7 +3250,7 @@
         <w:tc>
           <w:tcPr>
             <w:tcW w:type="dxa" w:w="1824"/>
-            <w:shd w:fill="F7F4F6" w:color="auto" w:val="clear"/>
+            <w:shd w:fill="FADDEA" w:color="auto" w:val="clear"/>
             <w:tcMar>
               <w:top w:type="dxa" w:w="26"/>
               <w:left w:type="dxa" w:w="90"/>
@@ -3268,7 +3268,7 @@
               <w:rPr>
                 <w:b w:val="false"/>
                 <w:bCs w:val="false"/>
-                <w:color w:val="1A1A1A"/>
+                <w:color w:val="251727"/>
                 <w:sz w:val="17"/>
                 <w:szCs w:val="17"/>
               </w:rPr>
@@ -3319,7 +3319,7 @@
               <w:rPr>
                 <w:b w:val="false"/>
                 <w:bCs w:val="false"/>
-                <w:color w:val="1A1A1A"/>
+                <w:color w:val="251727"/>
                 <w:sz w:val="17"/>
                 <w:szCs w:val="17"/>
               </w:rPr>
@@ -3365,7 +3365,7 @@
               <w:rPr>
                 <w:b w:val="false"/>
                 <w:bCs w:val="false"/>
-                <w:color w:val="1A1A1A"/>
+                <w:color w:val="251727"/>
                 <w:sz w:val="17"/>
                 <w:szCs w:val="17"/>
               </w:rPr>
@@ -3411,7 +3411,7 @@
               <w:rPr>
                 <w:b w:val="false"/>
                 <w:bCs w:val="false"/>
-                <w:color w:val="1A1A1A"/>
+                <w:color w:val="251727"/>
                 <w:sz w:val="17"/>
                 <w:szCs w:val="17"/>
               </w:rPr>
@@ -3427,7 +3427,7 @@
         <w:tc>
           <w:tcPr>
             <w:tcW w:type="dxa" w:w="1248"/>
-            <w:shd w:fill="F7F4F6" w:color="auto" w:val="clear"/>
+            <w:shd w:fill="FADDEA" w:color="auto" w:val="clear"/>
             <w:tcMar>
               <w:top w:type="dxa" w:w="26"/>
               <w:left w:type="dxa" w:w="90"/>
@@ -3446,7 +3446,7 @@
         <w:tc>
           <w:tcPr>
             <w:tcW w:type="dxa" w:w="2016"/>
-            <w:shd w:fill="F7F4F6" w:color="auto" w:val="clear"/>
+            <w:shd w:fill="FADDEA" w:color="auto" w:val="clear"/>
             <w:tcMar>
               <w:top w:type="dxa" w:w="26"/>
               <w:left w:type="dxa" w:w="90"/>
@@ -3464,7 +3464,7 @@
               <w:rPr>
                 <w:b w:val="false"/>
                 <w:bCs w:val="false"/>
-                <w:color w:val="1A1A1A"/>
+                <w:color w:val="251727"/>
                 <w:sz w:val="17"/>
                 <w:szCs w:val="17"/>
               </w:rPr>
@@ -3475,7 +3475,7 @@
         <w:tc>
           <w:tcPr>
             <w:tcW w:type="dxa" w:w="1248"/>
-            <w:shd w:fill="F7F4F6" w:color="auto" w:val="clear"/>
+            <w:shd w:fill="FADDEA" w:color="auto" w:val="clear"/>
             <w:tcMar>
               <w:top w:type="dxa" w:w="26"/>
               <w:left w:type="dxa" w:w="90"/>
@@ -3494,7 +3494,7 @@
         <w:tc>
           <w:tcPr>
             <w:tcW w:type="dxa" w:w="2016"/>
-            <w:shd w:fill="F7F4F6" w:color="auto" w:val="clear"/>
+            <w:shd w:fill="FADDEA" w:color="auto" w:val="clear"/>
             <w:tcMar>
               <w:top w:type="dxa" w:w="26"/>
               <w:left w:type="dxa" w:w="90"/>
@@ -3512,7 +3512,7 @@
               <w:rPr>
                 <w:b w:val="false"/>
                 <w:bCs w:val="false"/>
-                <w:color w:val="1A1A1A"/>
+                <w:color w:val="251727"/>
                 <w:sz w:val="17"/>
                 <w:szCs w:val="17"/>
               </w:rPr>
@@ -3523,7 +3523,7 @@
         <w:tc>
           <w:tcPr>
             <w:tcW w:type="dxa" w:w="1248"/>
-            <w:shd w:fill="F7F4F6" w:color="auto" w:val="clear"/>
+            <w:shd w:fill="FADDEA" w:color="auto" w:val="clear"/>
             <w:tcMar>
               <w:top w:type="dxa" w:w="26"/>
               <w:left w:type="dxa" w:w="90"/>
@@ -3542,7 +3542,7 @@
         <w:tc>
           <w:tcPr>
             <w:tcW w:type="dxa" w:w="1824"/>
-            <w:shd w:fill="F7F4F6" w:color="auto" w:val="clear"/>
+            <w:shd w:fill="FADDEA" w:color="auto" w:val="clear"/>
             <w:tcMar>
               <w:top w:type="dxa" w:w="26"/>
               <w:left w:type="dxa" w:w="90"/>
@@ -3560,7 +3560,7 @@
               <w:rPr>
                 <w:b w:val="false"/>
                 <w:bCs w:val="false"/>
-                <w:color w:val="1A1A1A"/>
+                <w:color w:val="251727"/>
                 <w:sz w:val="17"/>
                 <w:szCs w:val="17"/>
               </w:rPr>
@@ -3611,7 +3611,7 @@
               <w:rPr>
                 <w:b w:val="false"/>
                 <w:bCs w:val="false"/>
-                <w:color w:val="1A1A1A"/>
+                <w:color w:val="251727"/>
                 <w:sz w:val="17"/>
                 <w:szCs w:val="17"/>
               </w:rPr>
@@ -3657,7 +3657,7 @@
               <w:rPr>
                 <w:b w:val="false"/>
                 <w:bCs w:val="false"/>
-                <w:color w:val="1A1A1A"/>
+                <w:color w:val="251727"/>
                 <w:sz w:val="17"/>
                 <w:szCs w:val="17"/>
               </w:rPr>
@@ -3703,7 +3703,7 @@
               <w:rPr>
                 <w:b w:val="false"/>
                 <w:bCs w:val="false"/>
-                <w:color w:val="1A1A1A"/>
+                <w:color w:val="251727"/>
                 <w:sz w:val="17"/>
                 <w:szCs w:val="17"/>
               </w:rPr>
@@ -3719,25 +3719,25 @@
         <w:tc>
           <w:tcPr>
             <w:tcW w:type="dxa" w:w="1248"/>
-            <w:shd w:fill="F7F4F6" w:color="auto" w:val="clear"/>
-            <w:tcMar>
-              <w:top w:type="dxa" w:w="26"/>
-              <w:left w:type="dxa" w:w="90"/>
-              <w:bottom w:type="dxa" w:w="26"/>
-              <w:right w:type="dxa" w:w="90"/>
-            </w:tcMar>
-            <w:vAlign w:val="center"/>
-          </w:tcPr>
-          <w:p>
-            <w:pPr>
-              <w:spacing w:after="18" w:before="18" w:line="215"/>
-              <w:jc w:val="left"/>
-            </w:pPr>
-            <w:r>
-              <w:rPr>
-                <w:b/>
-                <w:bCs/>
-                <w:color w:val="1A1A1A"/>
+            <w:shd w:fill="FADDEA" w:color="auto" w:val="clear"/>
+            <w:tcMar>
+              <w:top w:type="dxa" w:w="26"/>
+              <w:left w:type="dxa" w:w="90"/>
+              <w:bottom w:type="dxa" w:w="26"/>
+              <w:right w:type="dxa" w:w="90"/>
+            </w:tcMar>
+            <w:vAlign w:val="center"/>
+          </w:tcPr>
+          <w:p>
+            <w:pPr>
+              <w:spacing w:after="18" w:before="18" w:line="215"/>
+              <w:jc w:val="left"/>
+            </w:pPr>
+            <w:r>
+              <w:rPr>
+                <w:b/>
+                <w:bCs/>
+                <w:color w:val="251727"/>
                 <w:sz w:val="17"/>
                 <w:szCs w:val="17"/>
               </w:rPr>
@@ -3748,7 +3748,7 @@
         <w:tc>
           <w:tcPr>
             <w:tcW w:type="dxa" w:w="2016"/>
-            <w:shd w:fill="F7F4F6" w:color="auto" w:val="clear"/>
+            <w:shd w:fill="FADDEA" w:color="auto" w:val="clear"/>
             <w:tcMar>
               <w:top w:type="dxa" w:w="26"/>
               <w:left w:type="dxa" w:w="90"/>
@@ -3766,7 +3766,7 @@
               <w:rPr>
                 <w:b w:val="false"/>
                 <w:bCs w:val="false"/>
-                <w:color w:val="1A1A1A"/>
+                <w:color w:val="251727"/>
                 <w:sz w:val="17"/>
                 <w:szCs w:val="17"/>
               </w:rPr>
@@ -3777,7 +3777,7 @@
         <w:tc>
           <w:tcPr>
             <w:tcW w:type="dxa" w:w="1248"/>
-            <w:shd w:fill="F7F4F6" w:color="auto" w:val="clear"/>
+            <w:shd w:fill="FADDEA" w:color="auto" w:val="clear"/>
             <w:tcMar>
               <w:top w:type="dxa" w:w="26"/>
               <w:left w:type="dxa" w:w="90"/>
@@ -3796,7 +3796,7 @@
         <w:tc>
           <w:tcPr>
             <w:tcW w:type="dxa" w:w="2016"/>
-            <w:shd w:fill="F7F4F6" w:color="auto" w:val="clear"/>
+            <w:shd w:fill="FADDEA" w:color="auto" w:val="clear"/>
             <w:tcMar>
               <w:top w:type="dxa" w:w="26"/>
               <w:left w:type="dxa" w:w="90"/>
@@ -3814,7 +3814,7 @@
               <w:rPr>
                 <w:b w:val="false"/>
                 <w:bCs w:val="false"/>
-                <w:color w:val="1A1A1A"/>
+                <w:color w:val="251727"/>
                 <w:sz w:val="17"/>
                 <w:szCs w:val="17"/>
               </w:rPr>
@@ -3825,7 +3825,7 @@
         <w:tc>
           <w:tcPr>
             <w:tcW w:type="dxa" w:w="1248"/>
-            <w:shd w:fill="F7F4F6" w:color="auto" w:val="clear"/>
+            <w:shd w:fill="FADDEA" w:color="auto" w:val="clear"/>
             <w:tcMar>
               <w:top w:type="dxa" w:w="26"/>
               <w:left w:type="dxa" w:w="90"/>
@@ -3844,7 +3844,7 @@
         <w:tc>
           <w:tcPr>
             <w:tcW w:type="dxa" w:w="1824"/>
-            <w:shd w:fill="F7F4F6" w:color="auto" w:val="clear"/>
+            <w:shd w:fill="FADDEA" w:color="auto" w:val="clear"/>
             <w:tcMar>
               <w:top w:type="dxa" w:w="26"/>
               <w:left w:type="dxa" w:w="90"/>
@@ -3862,7 +3862,7 @@
               <w:rPr>
                 <w:b w:val="false"/>
                 <w:bCs w:val="false"/>
-                <w:color w:val="1A1A1A"/>
+                <w:color w:val="251727"/>
                 <w:sz w:val="17"/>
                 <w:szCs w:val="17"/>
               </w:rPr>
@@ -3913,7 +3913,7 @@
               <w:rPr>
                 <w:b w:val="false"/>
                 <w:bCs w:val="false"/>
-                <w:color w:val="1A1A1A"/>
+                <w:color w:val="251727"/>
                 <w:sz w:val="17"/>
                 <w:szCs w:val="17"/>
               </w:rPr>
@@ -3959,7 +3959,7 @@
               <w:rPr>
                 <w:b w:val="false"/>
                 <w:bCs w:val="false"/>
-                <w:color w:val="1A1A1A"/>
+                <w:color w:val="251727"/>
                 <w:sz w:val="17"/>
                 <w:szCs w:val="17"/>
               </w:rPr>
@@ -4005,7 +4005,7 @@
               <w:rPr>
                 <w:b w:val="false"/>
                 <w:bCs w:val="false"/>
-                <w:color w:val="1A1A1A"/>
+                <w:color w:val="251727"/>
                 <w:sz w:val="17"/>
                 <w:szCs w:val="17"/>
               </w:rPr>
@@ -4021,7 +4021,7 @@
         <w:tc>
           <w:tcPr>
             <w:tcW w:type="dxa" w:w="1248"/>
-            <w:shd w:fill="F7F4F6" w:color="auto" w:val="clear"/>
+            <w:shd w:fill="FADDEA" w:color="auto" w:val="clear"/>
             <w:tcMar>
               <w:top w:type="dxa" w:w="26"/>
               <w:left w:type="dxa" w:w="90"/>
@@ -4040,7 +4040,7 @@
         <w:tc>
           <w:tcPr>
             <w:tcW w:type="dxa" w:w="2016"/>
-            <w:shd w:fill="F7F4F6" w:color="auto" w:val="clear"/>
+            <w:shd w:fill="FADDEA" w:color="auto" w:val="clear"/>
             <w:tcMar>
               <w:top w:type="dxa" w:w="26"/>
               <w:left w:type="dxa" w:w="90"/>
@@ -4058,7 +4058,7 @@
               <w:rPr>
                 <w:b w:val="false"/>
                 <w:bCs w:val="false"/>
-                <w:color w:val="1A1A1A"/>
+                <w:color w:val="251727"/>
                 <w:sz w:val="17"/>
                 <w:szCs w:val="17"/>
               </w:rPr>
@@ -4069,7 +4069,7 @@
         <w:tc>
           <w:tcPr>
             <w:tcW w:type="dxa" w:w="1248"/>
-            <w:shd w:fill="F7F4F6" w:color="auto" w:val="clear"/>
+            <w:shd w:fill="FADDEA" w:color="auto" w:val="clear"/>
             <w:tcMar>
               <w:top w:type="dxa" w:w="26"/>
               <w:left w:type="dxa" w:w="90"/>
@@ -4088,7 +4088,7 @@
         <w:tc>
           <w:tcPr>
             <w:tcW w:type="dxa" w:w="2016"/>
-            <w:shd w:fill="F7F4F6" w:color="auto" w:val="clear"/>
+            <w:shd w:fill="FADDEA" w:color="auto" w:val="clear"/>
             <w:tcMar>
               <w:top w:type="dxa" w:w="26"/>
               <w:left w:type="dxa" w:w="90"/>
@@ -4106,7 +4106,7 @@
               <w:rPr>
                 <w:b w:val="false"/>
                 <w:bCs w:val="false"/>
-                <w:color w:val="1A1A1A"/>
+                <w:color w:val="251727"/>
                 <w:sz w:val="17"/>
                 <w:szCs w:val="17"/>
               </w:rPr>
@@ -4117,7 +4117,7 @@
         <w:tc>
           <w:tcPr>
             <w:tcW w:type="dxa" w:w="1248"/>
-            <w:shd w:fill="F7F4F6" w:color="auto" w:val="clear"/>
+            <w:shd w:fill="FADDEA" w:color="auto" w:val="clear"/>
             <w:tcMar>
               <w:top w:type="dxa" w:w="26"/>
               <w:left w:type="dxa" w:w="90"/>
@@ -4136,7 +4136,7 @@
         <w:tc>
           <w:tcPr>
             <w:tcW w:type="dxa" w:w="1824"/>
-            <w:shd w:fill="F7F4F6" w:color="auto" w:val="clear"/>
+            <w:shd w:fill="FADDEA" w:color="auto" w:val="clear"/>
             <w:tcMar>
               <w:top w:type="dxa" w:w="26"/>
               <w:left w:type="dxa" w:w="90"/>
@@ -4162,7 +4162,7 @@
         <w:rPr>
           <w:i/>
           <w:iCs/>
-          <w:color w:val="6B6B6B"/>
+          <w:color w:val="847B86"/>
           <w:sz w:val="14"/>
           <w:szCs w:val="14"/>
         </w:rPr>
@@ -4173,7 +4173,7 @@
           <w:rFonts w:ascii="Consolas" w:cs="Consolas" w:eastAsia="Consolas" w:hAnsi="Consolas"/>
           <w:i/>
           <w:iCs/>
-          <w:color w:val="6B6B6B"/>
+          <w:color w:val="847B86"/>
           <w:sz w:val="14"/>
           <w:szCs w:val="14"/>
         </w:rPr>
@@ -4183,7 +4183,7 @@
         <w:rPr>
           <w:i/>
           <w:iCs/>
-          <w:color w:val="6B6B6B"/>
+          <w:color w:val="847B86"/>
           <w:sz w:val="14"/>
           <w:szCs w:val="14"/>
         </w:rPr>
@@ -4194,7 +4194,7 @@
           <w:rFonts w:ascii="Consolas" w:cs="Consolas" w:eastAsia="Consolas" w:hAnsi="Consolas"/>
           <w:i/>
           <w:iCs/>
-          <w:color w:val="6B6B6B"/>
+          <w:color w:val="847B86"/>
           <w:sz w:val="14"/>
           <w:szCs w:val="14"/>
         </w:rPr>
@@ -4204,7 +4204,7 @@
         <w:rPr>
           <w:i/>
           <w:iCs/>
-          <w:color w:val="6B6B6B"/>
+          <w:color w:val="847B86"/>
           <w:sz w:val="14"/>
           <w:szCs w:val="14"/>
         </w:rPr>
@@ -4233,7 +4233,7 @@
         <w:tc>
           <w:tcPr>
             <w:tcW w:type="dxa" w:w="9600"/>
-            <w:shd w:fill="4E1230" w:color="auto" w:val="clear"/>
+            <w:shd w:fill="2B1B2E" w:color="auto" w:val="clear"/>
             <w:tcMar>
               <w:top w:type="dxa" w:w="50"/>
               <w:left w:type="dxa" w:w="150"/>
@@ -4265,12 +4265,12 @@
       <w:tblPr>
         <w:tblW w:type="dxa" w:w="9600"/>
         <w:tblBorders>
-          <w:top w:val="single" w:color="C8C8C8" w:sz="4"/>
-          <w:left w:val="single" w:color="C8C8C8" w:sz="4"/>
-          <w:bottom w:val="single" w:color="C8C8C8" w:sz="4"/>
-          <w:right w:val="single" w:color="C8C8C8" w:sz="4"/>
-          <w:insideH w:val="single" w:color="C8C8C8" w:sz="2"/>
-          <w:insideV w:val="single" w:color="C8C8C8" w:sz="2"/>
+          <w:top w:val="single" w:color="F8C7DC" w:sz="4"/>
+          <w:left w:val="single" w:color="F8C7DC" w:sz="4"/>
+          <w:bottom w:val="single" w:color="F8C7DC" w:sz="4"/>
+          <w:right w:val="single" w:color="F8C7DC" w:sz="4"/>
+          <w:insideH w:val="single" w:color="F8C7DC" w:sz="2"/>
+          <w:insideV w:val="single" w:color="F8C7DC" w:sz="2"/>
         </w:tblBorders>
       </w:tblPr>
       <w:tblGrid>
@@ -4302,7 +4302,7 @@
               <w:rPr>
                 <w:b w:val="false"/>
                 <w:bCs w:val="false"/>
-                <w:color w:val="1A1A1A"/>
+                <w:color w:val="251727"/>
                 <w:sz w:val="17"/>
                 <w:szCs w:val="17"/>
               </w:rPr>
@@ -4330,7 +4330,7 @@
               <w:rPr>
                 <w:b w:val="false"/>
                 <w:bCs w:val="false"/>
-                <w:color w:val="1A1A1A"/>
+                <w:color w:val="251727"/>
                 <w:sz w:val="17"/>
                 <w:szCs w:val="17"/>
               </w:rPr>
@@ -4358,7 +4358,7 @@
               <w:rPr>
                 <w:b w:val="false"/>
                 <w:bCs w:val="false"/>
-                <w:color w:val="1A1A1A"/>
+                <w:color w:val="251727"/>
                 <w:sz w:val="17"/>
                 <w:szCs w:val="17"/>
               </w:rPr>
@@ -4374,7 +4374,7 @@
         <w:tc>
           <w:tcPr>
             <w:tcW w:type="dxa" w:w="3264"/>
-            <w:shd w:fill="F7F4F6" w:color="auto" w:val="clear"/>
+            <w:shd w:fill="FADDEA" w:color="auto" w:val="clear"/>
             <w:tcMar>
               <w:top w:type="dxa" w:w="26"/>
               <w:left w:type="dxa" w:w="90"/>
@@ -4392,7 +4392,7 @@
               <w:rPr>
                 <w:b w:val="false"/>
                 <w:bCs w:val="false"/>
-                <w:color w:val="1A1A1A"/>
+                <w:color w:val="251727"/>
                 <w:sz w:val="17"/>
                 <w:szCs w:val="17"/>
               </w:rPr>
@@ -4403,7 +4403,7 @@
         <w:tc>
           <w:tcPr>
             <w:tcW w:type="dxa" w:w="3168"/>
-            <w:shd w:fill="F7F4F6" w:color="auto" w:val="clear"/>
+            <w:shd w:fill="FADDEA" w:color="auto" w:val="clear"/>
             <w:tcMar>
               <w:top w:type="dxa" w:w="26"/>
               <w:left w:type="dxa" w:w="90"/>
@@ -4421,7 +4421,7 @@
               <w:rPr>
                 <w:b w:val="false"/>
                 <w:bCs w:val="false"/>
-                <w:color w:val="1A1A1A"/>
+                <w:color w:val="251727"/>
                 <w:sz w:val="17"/>
                 <w:szCs w:val="17"/>
               </w:rPr>
@@ -4432,7 +4432,7 @@
         <w:tc>
           <w:tcPr>
             <w:tcW w:type="dxa" w:w="3168"/>
-            <w:shd w:fill="F7F4F6" w:color="auto" w:val="clear"/>
+            <w:shd w:fill="FADDEA" w:color="auto" w:val="clear"/>
             <w:tcMar>
               <w:top w:type="dxa" w:w="26"/>
               <w:left w:type="dxa" w:w="90"/>
@@ -4450,7 +4450,7 @@
               <w:rPr>
                 <w:b w:val="false"/>
                 <w:bCs w:val="false"/>
-                <w:color w:val="1A1A1A"/>
+                <w:color w:val="251727"/>
                 <w:sz w:val="17"/>
                 <w:szCs w:val="17"/>
               </w:rPr>
@@ -4483,7 +4483,7 @@
               <w:rPr>
                 <w:b w:val="false"/>
                 <w:bCs w:val="false"/>
-                <w:color w:val="1A1A1A"/>
+                <w:color w:val="251727"/>
                 <w:sz w:val="17"/>
                 <w:szCs w:val="17"/>
               </w:rPr>
@@ -4511,7 +4511,7 @@
               <w:rPr>
                 <w:b w:val="false"/>
                 <w:bCs w:val="false"/>
-                <w:color w:val="1A1A1A"/>
+                <w:color w:val="251727"/>
                 <w:sz w:val="17"/>
                 <w:szCs w:val="17"/>
               </w:rPr>
@@ -4539,7 +4539,7 @@
               <w:rPr>
                 <w:b w:val="false"/>
                 <w:bCs w:val="false"/>
-                <w:color w:val="1A1A1A"/>
+                <w:color w:val="251727"/>
                 <w:sz w:val="17"/>
                 <w:szCs w:val="17"/>
               </w:rPr>
@@ -4555,7 +4555,7 @@
         <w:tc>
           <w:tcPr>
             <w:tcW w:type="dxa" w:w="3264"/>
-            <w:shd w:fill="F7F4F6" w:color="auto" w:val="clear"/>
+            <w:shd w:fill="FADDEA" w:color="auto" w:val="clear"/>
             <w:tcMar>
               <w:top w:type="dxa" w:w="26"/>
               <w:left w:type="dxa" w:w="90"/>
@@ -4573,7 +4573,7 @@
               <w:rPr>
                 <w:b w:val="false"/>
                 <w:bCs w:val="false"/>
-                <w:color w:val="1A1A1A"/>
+                <w:color w:val="251727"/>
                 <w:sz w:val="17"/>
                 <w:szCs w:val="17"/>
               </w:rPr>
@@ -4584,7 +4584,7 @@
         <w:tc>
           <w:tcPr>
             <w:tcW w:type="dxa" w:w="3168"/>
-            <w:shd w:fill="F7F4F6" w:color="auto" w:val="clear"/>
+            <w:shd w:fill="FADDEA" w:color="auto" w:val="clear"/>
             <w:tcMar>
               <w:top w:type="dxa" w:w="26"/>
               <w:left w:type="dxa" w:w="90"/>
@@ -4602,7 +4602,7 @@
               <w:rPr>
                 <w:b w:val="false"/>
                 <w:bCs w:val="false"/>
-                <w:color w:val="1A1A1A"/>
+                <w:color w:val="251727"/>
                 <w:sz w:val="17"/>
                 <w:szCs w:val="17"/>
               </w:rPr>
@@ -4613,7 +4613,7 @@
         <w:tc>
           <w:tcPr>
             <w:tcW w:type="dxa" w:w="3168"/>
-            <w:shd w:fill="F7F4F6" w:color="auto" w:val="clear"/>
+            <w:shd w:fill="FADDEA" w:color="auto" w:val="clear"/>
             <w:tcMar>
               <w:top w:type="dxa" w:w="26"/>
               <w:left w:type="dxa" w:w="90"/>
@@ -4639,7 +4639,7 @@
         <w:rPr>
           <w:i/>
           <w:iCs/>
-          <w:color w:val="6B6B6B"/>
+          <w:color w:val="847B86"/>
           <w:sz w:val="14"/>
           <w:szCs w:val="14"/>
         </w:rPr>
@@ -4651,7 +4651,7 @@
           <w:bCs/>
           <w:i/>
           <w:iCs/>
-          <w:color w:val="6B6B6B"/>
+          <w:color w:val="847B86"/>
           <w:sz w:val="14"/>
           <w:szCs w:val="14"/>
         </w:rPr>
@@ -4661,7 +4661,7 @@
         <w:rPr>
           <w:i/>
           <w:iCs/>
-          <w:color w:val="6B6B6B"/>
+          <w:color w:val="847B86"/>
           <w:sz w:val="14"/>
           <w:szCs w:val="14"/>
         </w:rPr>
@@ -4688,7 +4688,7 @@
           <w:rFonts w:ascii="Georgia" w:cs="Georgia" w:eastAsia="Georgia" w:hAnsi="Georgia"/>
           <w:b/>
           <w:bCs/>
-          <w:color w:val="6B6B6B"/>
+          <w:color w:val="847B86"/>
           <w:spacing w:val="90"/>
           <w:sz w:val="16"/>
           <w:szCs w:val="16"/>
@@ -4699,7 +4699,7 @@
     <w:p>
       <w:pPr>
         <w:pBdr>
-          <w:bottom w:val="single" w:color="741B47" w:sz="12" w:space="4"/>
+          <w:bottom w:val="single" w:color="BC2A6E" w:sz="12" w:space="4"/>
         </w:pBdr>
         <w:spacing w:after="40"/>
       </w:pPr>
@@ -4708,7 +4708,7 @@
           <w:rFonts w:ascii="Georgia" w:cs="Georgia" w:eastAsia="Georgia" w:hAnsi="Georgia"/>
           <w:b/>
           <w:bCs/>
-          <w:color w:val="4E1230"/>
+          <w:color w:val="2B1B2E"/>
           <w:sz w:val="34"/>
           <w:szCs w:val="34"/>
         </w:rPr>
@@ -4744,11 +4744,11 @@
             <w:tcW w:type="dxa" w:w="9600"/>
             <w:tcBorders>
               <w:top w:val="nil"/>
-              <w:left w:val="single" w:color="741B47" w:sz="12"/>
+              <w:left w:val="single" w:color="BC2A6E" w:sz="12"/>
               <w:bottom w:val="nil"/>
               <w:right w:val="nil"/>
             </w:tcBorders>
-            <w:shd w:fill="FCFBFC" w:color="auto" w:val="clear"/>
+            <w:shd w:fill="FDF0F6" w:color="auto" w:val="clear"/>
             <w:tcMar>
               <w:top w:type="dxa" w:w="70"/>
               <w:left w:type="dxa" w:w="150"/>
@@ -4764,7 +4764,7 @@
               <w:rPr>
                 <w:b/>
                 <w:bCs/>
-                <w:color w:val="6B6B6B"/>
+                <w:color w:val="847B86"/>
                 <w:spacing w:val="30"/>
                 <w:sz w:val="13"/>
                 <w:szCs w:val="13"/>
@@ -4775,7 +4775,7 @@
           <w:p>
             <w:pPr>
               <w:pBdr>
-                <w:bottom w:val="single" w:color="C8C8C8" w:sz="4" w:space="2"/>
+                <w:bottom w:val="single" w:color="F8C7DC" w:sz="4" w:space="2"/>
               </w:pBdr>
               <w:spacing w:after="108"/>
             </w:pPr>
@@ -4783,7 +4783,7 @@
           <w:p>
             <w:pPr>
               <w:pBdr>
-                <w:bottom w:val="single" w:color="C8C8C8" w:sz="4" w:space="2"/>
+                <w:bottom w:val="single" w:color="F8C7DC" w:sz="4" w:space="2"/>
               </w:pBdr>
               <w:spacing w:after="108"/>
             </w:pPr>
@@ -4799,7 +4799,7 @@
         <w:rPr>
           <w:i/>
           <w:iCs/>
-          <w:color w:val="6B6B6B"/>
+          <w:color w:val="847B86"/>
           <w:sz w:val="14"/>
           <w:szCs w:val="14"/>
         </w:rPr>
@@ -4811,7 +4811,7 @@
           <w:bCs/>
           <w:i/>
           <w:iCs/>
-          <w:color w:val="6B6B6B"/>
+          <w:color w:val="847B86"/>
           <w:sz w:val="14"/>
           <w:szCs w:val="14"/>
         </w:rPr>
@@ -4821,7 +4821,7 @@
         <w:rPr>
           <w:i/>
           <w:iCs/>
-          <w:color w:val="6B6B6B"/>
+          <w:color w:val="847B86"/>
           <w:sz w:val="14"/>
           <w:szCs w:val="14"/>
         </w:rPr>
@@ -4852,11 +4852,11 @@
             <w:tcW w:type="dxa" w:w="9600"/>
             <w:tcBorders>
               <w:top w:val="nil"/>
-              <w:left w:val="single" w:color="741B47" w:sz="12"/>
+              <w:left w:val="single" w:color="BC2A6E" w:sz="12"/>
               <w:bottom w:val="nil"/>
               <w:right w:val="nil"/>
             </w:tcBorders>
-            <w:shd w:fill="FCFBFC" w:color="auto" w:val="clear"/>
+            <w:shd w:fill="FDF0F6" w:color="auto" w:val="clear"/>
             <w:tcMar>
               <w:top w:type="dxa" w:w="70"/>
               <w:left w:type="dxa" w:w="150"/>
@@ -4872,7 +4872,7 @@
               <w:rPr>
                 <w:b/>
                 <w:bCs/>
-                <w:color w:val="6B6B6B"/>
+                <w:color w:val="847B86"/>
                 <w:spacing w:val="30"/>
                 <w:sz w:val="13"/>
                 <w:szCs w:val="13"/>
@@ -4883,7 +4883,7 @@
           <w:p>
             <w:pPr>
               <w:pBdr>
-                <w:bottom w:val="single" w:color="C8C8C8" w:sz="4" w:space="2"/>
+                <w:bottom w:val="single" w:color="F8C7DC" w:sz="4" w:space="2"/>
               </w:pBdr>
               <w:spacing w:after="108"/>
             </w:pPr>
@@ -4899,7 +4899,7 @@
         <w:rPr>
           <w:i/>
           <w:iCs/>
-          <w:color w:val="6B6B6B"/>
+          <w:color w:val="847B86"/>
           <w:sz w:val="14"/>
           <w:szCs w:val="14"/>
         </w:rPr>
@@ -4911,7 +4911,7 @@
           <w:bCs/>
           <w:i/>
           <w:iCs/>
-          <w:color w:val="6B6B6B"/>
+          <w:color w:val="847B86"/>
           <w:sz w:val="14"/>
           <w:szCs w:val="14"/>
         </w:rPr>
@@ -4921,7 +4921,7 @@
         <w:rPr>
           <w:i/>
           <w:iCs/>
-          <w:color w:val="6B6B6B"/>
+          <w:color w:val="847B86"/>
           <w:sz w:val="14"/>
           <w:szCs w:val="14"/>
         </w:rPr>
@@ -4933,7 +4933,7 @@
           <w:bCs/>
           <w:i/>
           <w:iCs/>
-          <w:color w:val="6B6B6B"/>
+          <w:color w:val="847B86"/>
           <w:sz w:val="14"/>
           <w:szCs w:val="14"/>
         </w:rPr>
@@ -4943,7 +4943,7 @@
         <w:rPr>
           <w:i/>
           <w:iCs/>
-          <w:color w:val="6B6B6B"/>
+          <w:color w:val="847B86"/>
           <w:sz w:val="14"/>
           <w:szCs w:val="14"/>
         </w:rPr>
@@ -4974,11 +4974,11 @@
             <w:tcW w:type="dxa" w:w="9600"/>
             <w:tcBorders>
               <w:top w:val="nil"/>
-              <w:left w:val="single" w:color="741B47" w:sz="12"/>
+              <w:left w:val="single" w:color="BC2A6E" w:sz="12"/>
               <w:bottom w:val="nil"/>
               <w:right w:val="nil"/>
             </w:tcBorders>
-            <w:shd w:fill="FCFBFC" w:color="auto" w:val="clear"/>
+            <w:shd w:fill="FDF0F6" w:color="auto" w:val="clear"/>
             <w:tcMar>
               <w:top w:type="dxa" w:w="70"/>
               <w:left w:type="dxa" w:w="150"/>
@@ -4994,7 +4994,7 @@
               <w:rPr>
                 <w:b/>
                 <w:bCs/>
-                <w:color w:val="6B6B6B"/>
+                <w:color w:val="847B86"/>
                 <w:spacing w:val="30"/>
                 <w:sz w:val="13"/>
                 <w:szCs w:val="13"/>
@@ -5005,7 +5005,7 @@
           <w:p>
             <w:pPr>
               <w:pBdr>
-                <w:bottom w:val="single" w:color="C8C8C8" w:sz="4" w:space="2"/>
+                <w:bottom w:val="single" w:color="F8C7DC" w:sz="4" w:space="2"/>
               </w:pBdr>
               <w:spacing w:after="108"/>
             </w:pPr>
@@ -5013,7 +5013,7 @@
           <w:p>
             <w:pPr>
               <w:pBdr>
-                <w:bottom w:val="single" w:color="C8C8C8" w:sz="4" w:space="2"/>
+                <w:bottom w:val="single" w:color="F8C7DC" w:sz="4" w:space="2"/>
               </w:pBdr>
               <w:spacing w:after="108"/>
             </w:pPr>
@@ -5043,7 +5043,7 @@
         <w:tc>
           <w:tcPr>
             <w:tcW w:type="dxa" w:w="9600"/>
-            <w:shd w:fill="4E1230" w:color="auto" w:val="clear"/>
+            <w:shd w:fill="2B1B2E" w:color="auto" w:val="clear"/>
             <w:tcMar>
               <w:top w:type="dxa" w:w="50"/>
               <w:left w:type="dxa" w:w="150"/>
@@ -5075,12 +5075,12 @@
       <w:tblPr>
         <w:tblW w:type="dxa" w:w="9600"/>
         <w:tblBorders>
-          <w:top w:val="single" w:color="C8C8C8" w:sz="4"/>
-          <w:left w:val="single" w:color="C8C8C8" w:sz="4"/>
-          <w:bottom w:val="single" w:color="C8C8C8" w:sz="4"/>
-          <w:right w:val="single" w:color="C8C8C8" w:sz="4"/>
-          <w:insideH w:val="single" w:color="C8C8C8" w:sz="2"/>
-          <w:insideV w:val="single" w:color="C8C8C8" w:sz="2"/>
+          <w:top w:val="single" w:color="F8C7DC" w:sz="4"/>
+          <w:left w:val="single" w:color="F8C7DC" w:sz="4"/>
+          <w:bottom w:val="single" w:color="F8C7DC" w:sz="4"/>
+          <w:right w:val="single" w:color="F8C7DC" w:sz="4"/>
+          <w:insideH w:val="single" w:color="F8C7DC" w:sz="2"/>
+          <w:insideV w:val="single" w:color="F8C7DC" w:sz="2"/>
         </w:tblBorders>
       </w:tblPr>
       <w:tblGrid>
@@ -5099,7 +5099,7 @@
         <w:tc>
           <w:tcPr>
             <w:tcW w:type="dxa" w:w="2112"/>
-            <w:shd w:fill="4E1230" w:color="auto" w:val="clear"/>
+            <w:shd w:fill="2B1B2E" w:color="auto" w:val="clear"/>
             <w:tcMar>
               <w:top w:type="dxa" w:w="26"/>
               <w:left w:type="dxa" w:w="90"/>
@@ -5128,7 +5128,7 @@
         <w:tc>
           <w:tcPr>
             <w:tcW w:type="dxa" w:w="1152"/>
-            <w:shd w:fill="4E1230" w:color="auto" w:val="clear"/>
+            <w:shd w:fill="2B1B2E" w:color="auto" w:val="clear"/>
             <w:tcMar>
               <w:top w:type="dxa" w:w="26"/>
               <w:left w:type="dxa" w:w="90"/>
@@ -5157,7 +5157,7 @@
         <w:tc>
           <w:tcPr>
             <w:tcW w:type="dxa" w:w="1152"/>
-            <w:shd w:fill="4E1230" w:color="auto" w:val="clear"/>
+            <w:shd w:fill="2B1B2E" w:color="auto" w:val="clear"/>
             <w:tcMar>
               <w:top w:type="dxa" w:w="26"/>
               <w:left w:type="dxa" w:w="90"/>
@@ -5186,7 +5186,7 @@
         <w:tc>
           <w:tcPr>
             <w:tcW w:type="dxa" w:w="2112"/>
-            <w:shd w:fill="4E1230" w:color="auto" w:val="clear"/>
+            <w:shd w:fill="2B1B2E" w:color="auto" w:val="clear"/>
             <w:tcMar>
               <w:top w:type="dxa" w:w="26"/>
               <w:left w:type="dxa" w:w="90"/>
@@ -5215,7 +5215,7 @@
         <w:tc>
           <w:tcPr>
             <w:tcW w:type="dxa" w:w="1152"/>
-            <w:shd w:fill="4E1230" w:color="auto" w:val="clear"/>
+            <w:shd w:fill="2B1B2E" w:color="auto" w:val="clear"/>
             <w:tcMar>
               <w:top w:type="dxa" w:w="26"/>
               <w:left w:type="dxa" w:w="90"/>
@@ -5244,7 +5244,7 @@
         <w:tc>
           <w:tcPr>
             <w:tcW w:type="dxa" w:w="1920"/>
-            <w:shd w:fill="4E1230" w:color="auto" w:val="clear"/>
+            <w:shd w:fill="2B1B2E" w:color="auto" w:val="clear"/>
             <w:tcMar>
               <w:top w:type="dxa" w:w="26"/>
               <w:left w:type="dxa" w:w="90"/>
@@ -5295,7 +5295,7 @@
               <w:rPr>
                 <w:b/>
                 <w:bCs/>
-                <w:color w:val="1A1A1A"/>
+                <w:color w:val="251727"/>
                 <w:sz w:val="17"/>
                 <w:szCs w:val="17"/>
               </w:rPr>
@@ -5323,7 +5323,7 @@
               <w:rPr>
                 <w:b w:val="false"/>
                 <w:bCs w:val="false"/>
-                <w:color w:val="1A1A1A"/>
+                <w:color w:val="251727"/>
                 <w:sz w:val="17"/>
                 <w:szCs w:val="17"/>
               </w:rPr>
@@ -5351,7 +5351,7 @@
               <w:rPr>
                 <w:b w:val="false"/>
                 <w:bCs w:val="false"/>
-                <w:color w:val="1A1A1A"/>
+                <w:color w:val="251727"/>
                 <w:sz w:val="17"/>
                 <w:szCs w:val="17"/>
               </w:rPr>
@@ -5379,7 +5379,7 @@
               <w:rPr>
                 <w:b/>
                 <w:bCs/>
-                <w:color w:val="1A1A1A"/>
+                <w:color w:val="251727"/>
                 <w:sz w:val="17"/>
                 <w:szCs w:val="17"/>
               </w:rPr>
@@ -5407,7 +5407,7 @@
               <w:rPr>
                 <w:b w:val="false"/>
                 <w:bCs w:val="false"/>
-                <w:color w:val="1A1A1A"/>
+                <w:color w:val="251727"/>
                 <w:sz w:val="17"/>
                 <w:szCs w:val="17"/>
               </w:rPr>
@@ -5435,7 +5435,7 @@
               <w:rPr>
                 <w:b w:val="false"/>
                 <w:bCs w:val="false"/>
-                <w:color w:val="1A1A1A"/>
+                <w:color w:val="251727"/>
                 <w:sz w:val="17"/>
                 <w:szCs w:val="17"/>
               </w:rPr>
@@ -5451,25 +5451,25 @@
         <w:tc>
           <w:tcPr>
             <w:tcW w:type="dxa" w:w="2112"/>
-            <w:shd w:fill="F7F4F6" w:color="auto" w:val="clear"/>
-            <w:tcMar>
-              <w:top w:type="dxa" w:w="26"/>
-              <w:left w:type="dxa" w:w="90"/>
-              <w:bottom w:type="dxa" w:w="26"/>
-              <w:right w:type="dxa" w:w="90"/>
-            </w:tcMar>
-            <w:vAlign w:val="center"/>
-          </w:tcPr>
-          <w:p>
-            <w:pPr>
-              <w:spacing w:after="18" w:before="18" w:line="215"/>
-              <w:jc w:val="left"/>
-            </w:pPr>
-            <w:r>
-              <w:rPr>
-                <w:b/>
-                <w:bCs/>
-                <w:color w:val="1A1A1A"/>
+            <w:shd w:fill="FADDEA" w:color="auto" w:val="clear"/>
+            <w:tcMar>
+              <w:top w:type="dxa" w:w="26"/>
+              <w:left w:type="dxa" w:w="90"/>
+              <w:bottom w:type="dxa" w:w="26"/>
+              <w:right w:type="dxa" w:w="90"/>
+            </w:tcMar>
+            <w:vAlign w:val="center"/>
+          </w:tcPr>
+          <w:p>
+            <w:pPr>
+              <w:spacing w:after="18" w:before="18" w:line="215"/>
+              <w:jc w:val="left"/>
+            </w:pPr>
+            <w:r>
+              <w:rPr>
+                <w:b/>
+                <w:bCs/>
+                <w:color w:val="251727"/>
                 <w:sz w:val="17"/>
                 <w:szCs w:val="17"/>
               </w:rPr>
@@ -5480,7 +5480,7 @@
         <w:tc>
           <w:tcPr>
             <w:tcW w:type="dxa" w:w="1152"/>
-            <w:shd w:fill="F7F4F6" w:color="auto" w:val="clear"/>
+            <w:shd w:fill="FADDEA" w:color="auto" w:val="clear"/>
             <w:tcMar>
               <w:top w:type="dxa" w:w="26"/>
               <w:left w:type="dxa" w:w="90"/>
@@ -5498,7 +5498,7 @@
               <w:rPr>
                 <w:b w:val="false"/>
                 <w:bCs w:val="false"/>
-                <w:color w:val="1A1A1A"/>
+                <w:color w:val="251727"/>
                 <w:sz w:val="17"/>
                 <w:szCs w:val="17"/>
               </w:rPr>
@@ -5509,7 +5509,7 @@
         <w:tc>
           <w:tcPr>
             <w:tcW w:type="dxa" w:w="1152"/>
-            <w:shd w:fill="F7F4F6" w:color="auto" w:val="clear"/>
+            <w:shd w:fill="FADDEA" w:color="auto" w:val="clear"/>
             <w:tcMar>
               <w:top w:type="dxa" w:w="26"/>
               <w:left w:type="dxa" w:w="90"/>
@@ -5527,7 +5527,7 @@
               <w:rPr>
                 <w:b w:val="false"/>
                 <w:bCs w:val="false"/>
-                <w:color w:val="1A1A1A"/>
+                <w:color w:val="251727"/>
                 <w:sz w:val="17"/>
                 <w:szCs w:val="17"/>
               </w:rPr>
@@ -5538,25 +5538,25 @@
         <w:tc>
           <w:tcPr>
             <w:tcW w:type="dxa" w:w="2112"/>
-            <w:shd w:fill="F7F4F6" w:color="auto" w:val="clear"/>
-            <w:tcMar>
-              <w:top w:type="dxa" w:w="26"/>
-              <w:left w:type="dxa" w:w="90"/>
-              <w:bottom w:type="dxa" w:w="26"/>
-              <w:right w:type="dxa" w:w="90"/>
-            </w:tcMar>
-            <w:vAlign w:val="center"/>
-          </w:tcPr>
-          <w:p>
-            <w:pPr>
-              <w:spacing w:after="18" w:before="18" w:line="215"/>
-              <w:jc w:val="left"/>
-            </w:pPr>
-            <w:r>
-              <w:rPr>
-                <w:b/>
-                <w:bCs/>
-                <w:color w:val="1A1A1A"/>
+            <w:shd w:fill="FADDEA" w:color="auto" w:val="clear"/>
+            <w:tcMar>
+              <w:top w:type="dxa" w:w="26"/>
+              <w:left w:type="dxa" w:w="90"/>
+              <w:bottom w:type="dxa" w:w="26"/>
+              <w:right w:type="dxa" w:w="90"/>
+            </w:tcMar>
+            <w:vAlign w:val="center"/>
+          </w:tcPr>
+          <w:p>
+            <w:pPr>
+              <w:spacing w:after="18" w:before="18" w:line="215"/>
+              <w:jc w:val="left"/>
+            </w:pPr>
+            <w:r>
+              <w:rPr>
+                <w:b/>
+                <w:bCs/>
+                <w:color w:val="251727"/>
                 <w:sz w:val="17"/>
                 <w:szCs w:val="17"/>
               </w:rPr>
@@ -5567,7 +5567,7 @@
         <w:tc>
           <w:tcPr>
             <w:tcW w:type="dxa" w:w="1152"/>
-            <w:shd w:fill="F7F4F6" w:color="auto" w:val="clear"/>
+            <w:shd w:fill="FADDEA" w:color="auto" w:val="clear"/>
             <w:tcMar>
               <w:top w:type="dxa" w:w="26"/>
               <w:left w:type="dxa" w:w="90"/>
@@ -5585,7 +5585,7 @@
               <w:rPr>
                 <w:b w:val="false"/>
                 <w:bCs w:val="false"/>
-                <w:color w:val="1A1A1A"/>
+                <w:color w:val="251727"/>
                 <w:sz w:val="17"/>
                 <w:szCs w:val="17"/>
               </w:rPr>
@@ -5596,7 +5596,7 @@
         <w:tc>
           <w:tcPr>
             <w:tcW w:type="dxa" w:w="1920"/>
-            <w:shd w:fill="F7F4F6" w:color="auto" w:val="clear"/>
+            <w:shd w:fill="FADDEA" w:color="auto" w:val="clear"/>
             <w:tcMar>
               <w:top w:type="dxa" w:w="26"/>
               <w:left w:type="dxa" w:w="90"/>
@@ -5614,7 +5614,7 @@
               <w:rPr>
                 <w:b w:val="false"/>
                 <w:bCs w:val="false"/>
-                <w:color w:val="1A1A1A"/>
+                <w:color w:val="251727"/>
                 <w:sz w:val="17"/>
                 <w:szCs w:val="17"/>
               </w:rPr>
@@ -5647,7 +5647,7 @@
               <w:rPr>
                 <w:b/>
                 <w:bCs/>
-                <w:color w:val="1A1A1A"/>
+                <w:color w:val="251727"/>
                 <w:sz w:val="17"/>
                 <w:szCs w:val="17"/>
               </w:rPr>
@@ -5675,7 +5675,7 @@
               <w:rPr>
                 <w:b w:val="false"/>
                 <w:bCs w:val="false"/>
-                <w:color w:val="1A1A1A"/>
+                <w:color w:val="251727"/>
                 <w:sz w:val="17"/>
                 <w:szCs w:val="17"/>
               </w:rPr>
@@ -5703,7 +5703,7 @@
               <w:rPr>
                 <w:b w:val="false"/>
                 <w:bCs w:val="false"/>
-                <w:color w:val="1A1A1A"/>
+                <w:color w:val="251727"/>
                 <w:sz w:val="17"/>
                 <w:szCs w:val="17"/>
               </w:rPr>
@@ -5731,7 +5731,7 @@
               <w:rPr>
                 <w:b/>
                 <w:bCs/>
-                <w:color w:val="1A1A1A"/>
+                <w:color w:val="251727"/>
                 <w:sz w:val="17"/>
                 <w:szCs w:val="17"/>
               </w:rPr>
@@ -5759,7 +5759,7 @@
               <w:rPr>
                 <w:b w:val="false"/>
                 <w:bCs w:val="false"/>
-                <w:color w:val="1A1A1A"/>
+                <w:color w:val="251727"/>
                 <w:sz w:val="17"/>
                 <w:szCs w:val="17"/>
               </w:rPr>
@@ -5787,7 +5787,7 @@
               <w:rPr>
                 <w:b w:val="false"/>
                 <w:bCs w:val="false"/>
-                <w:color w:val="1A1A1A"/>
+                <w:color w:val="251727"/>
                 <w:sz w:val="17"/>
                 <w:szCs w:val="17"/>
               </w:rPr>
@@ -5803,25 +5803,25 @@
         <w:tc>
           <w:tcPr>
             <w:tcW w:type="dxa" w:w="2112"/>
-            <w:shd w:fill="F7F4F6" w:color="auto" w:val="clear"/>
-            <w:tcMar>
-              <w:top w:type="dxa" w:w="26"/>
-              <w:left w:type="dxa" w:w="90"/>
-              <w:bottom w:type="dxa" w:w="26"/>
-              <w:right w:type="dxa" w:w="90"/>
-            </w:tcMar>
-            <w:vAlign w:val="center"/>
-          </w:tcPr>
-          <w:p>
-            <w:pPr>
-              <w:spacing w:after="18" w:before="18" w:line="215"/>
-              <w:jc w:val="left"/>
-            </w:pPr>
-            <w:r>
-              <w:rPr>
-                <w:b/>
-                <w:bCs/>
-                <w:color w:val="1A1A1A"/>
+            <w:shd w:fill="FADDEA" w:color="auto" w:val="clear"/>
+            <w:tcMar>
+              <w:top w:type="dxa" w:w="26"/>
+              <w:left w:type="dxa" w:w="90"/>
+              <w:bottom w:type="dxa" w:w="26"/>
+              <w:right w:type="dxa" w:w="90"/>
+            </w:tcMar>
+            <w:vAlign w:val="center"/>
+          </w:tcPr>
+          <w:p>
+            <w:pPr>
+              <w:spacing w:after="18" w:before="18" w:line="215"/>
+              <w:jc w:val="left"/>
+            </w:pPr>
+            <w:r>
+              <w:rPr>
+                <w:b/>
+                <w:bCs/>
+                <w:color w:val="251727"/>
                 <w:sz w:val="17"/>
                 <w:szCs w:val="17"/>
               </w:rPr>
@@ -5832,7 +5832,7 @@
         <w:tc>
           <w:tcPr>
             <w:tcW w:type="dxa" w:w="1152"/>
-            <w:shd w:fill="F7F4F6" w:color="auto" w:val="clear"/>
+            <w:shd w:fill="FADDEA" w:color="auto" w:val="clear"/>
             <w:tcMar>
               <w:top w:type="dxa" w:w="26"/>
               <w:left w:type="dxa" w:w="90"/>
@@ -5850,7 +5850,7 @@
               <w:rPr>
                 <w:b w:val="false"/>
                 <w:bCs w:val="false"/>
-                <w:color w:val="1A1A1A"/>
+                <w:color w:val="251727"/>
                 <w:sz w:val="17"/>
                 <w:szCs w:val="17"/>
               </w:rPr>
@@ -5861,7 +5861,7 @@
         <w:tc>
           <w:tcPr>
             <w:tcW w:type="dxa" w:w="1152"/>
-            <w:shd w:fill="F7F4F6" w:color="auto" w:val="clear"/>
+            <w:shd w:fill="FADDEA" w:color="auto" w:val="clear"/>
             <w:tcMar>
               <w:top w:type="dxa" w:w="26"/>
               <w:left w:type="dxa" w:w="90"/>
@@ -5879,7 +5879,7 @@
               <w:rPr>
                 <w:b w:val="false"/>
                 <w:bCs w:val="false"/>
-                <w:color w:val="1A1A1A"/>
+                <w:color w:val="251727"/>
                 <w:sz w:val="17"/>
                 <w:szCs w:val="17"/>
               </w:rPr>
@@ -5890,25 +5890,25 @@
         <w:tc>
           <w:tcPr>
             <w:tcW w:type="dxa" w:w="2112"/>
-            <w:shd w:fill="F7F4F6" w:color="auto" w:val="clear"/>
-            <w:tcMar>
-              <w:top w:type="dxa" w:w="26"/>
-              <w:left w:type="dxa" w:w="90"/>
-              <w:bottom w:type="dxa" w:w="26"/>
-              <w:right w:type="dxa" w:w="90"/>
-            </w:tcMar>
-            <w:vAlign w:val="center"/>
-          </w:tcPr>
-          <w:p>
-            <w:pPr>
-              <w:spacing w:after="18" w:before="18" w:line="215"/>
-              <w:jc w:val="left"/>
-            </w:pPr>
-            <w:r>
-              <w:rPr>
-                <w:b/>
-                <w:bCs/>
-                <w:color w:val="1A1A1A"/>
+            <w:shd w:fill="FADDEA" w:color="auto" w:val="clear"/>
+            <w:tcMar>
+              <w:top w:type="dxa" w:w="26"/>
+              <w:left w:type="dxa" w:w="90"/>
+              <w:bottom w:type="dxa" w:w="26"/>
+              <w:right w:type="dxa" w:w="90"/>
+            </w:tcMar>
+            <w:vAlign w:val="center"/>
+          </w:tcPr>
+          <w:p>
+            <w:pPr>
+              <w:spacing w:after="18" w:before="18" w:line="215"/>
+              <w:jc w:val="left"/>
+            </w:pPr>
+            <w:r>
+              <w:rPr>
+                <w:b/>
+                <w:bCs/>
+                <w:color w:val="251727"/>
                 <w:sz w:val="17"/>
                 <w:szCs w:val="17"/>
               </w:rPr>
@@ -5919,7 +5919,7 @@
         <w:tc>
           <w:tcPr>
             <w:tcW w:type="dxa" w:w="1152"/>
-            <w:shd w:fill="F7F4F6" w:color="auto" w:val="clear"/>
+            <w:shd w:fill="FADDEA" w:color="auto" w:val="clear"/>
             <w:tcMar>
               <w:top w:type="dxa" w:w="26"/>
               <w:left w:type="dxa" w:w="90"/>
@@ -5937,7 +5937,7 @@
               <w:rPr>
                 <w:b w:val="false"/>
                 <w:bCs w:val="false"/>
-                <w:color w:val="1A1A1A"/>
+                <w:color w:val="251727"/>
                 <w:sz w:val="17"/>
                 <w:szCs w:val="17"/>
               </w:rPr>
@@ -5948,7 +5948,7 @@
         <w:tc>
           <w:tcPr>
             <w:tcW w:type="dxa" w:w="1920"/>
-            <w:shd w:fill="F7F4F6" w:color="auto" w:val="clear"/>
+            <w:shd w:fill="FADDEA" w:color="auto" w:val="clear"/>
             <w:tcMar>
               <w:top w:type="dxa" w:w="26"/>
               <w:left w:type="dxa" w:w="90"/>
@@ -5966,7 +5966,7 @@
               <w:rPr>
                 <w:b w:val="false"/>
                 <w:bCs w:val="false"/>
-                <w:color w:val="1A1A1A"/>
+                <w:color w:val="251727"/>
                 <w:sz w:val="17"/>
                 <w:szCs w:val="17"/>
               </w:rPr>
@@ -5999,7 +5999,7 @@
               <w:rPr>
                 <w:b/>
                 <w:bCs/>
-                <w:color w:val="1A1A1A"/>
+                <w:color w:val="251727"/>
                 <w:sz w:val="17"/>
                 <w:szCs w:val="17"/>
               </w:rPr>
@@ -6027,7 +6027,7 @@
               <w:rPr>
                 <w:b w:val="false"/>
                 <w:bCs w:val="false"/>
-                <w:color w:val="1A1A1A"/>
+                <w:color w:val="251727"/>
                 <w:sz w:val="17"/>
                 <w:szCs w:val="17"/>
               </w:rPr>
@@ -6055,7 +6055,7 @@
               <w:rPr>
                 <w:b w:val="false"/>
                 <w:bCs w:val="false"/>
-                <w:color w:val="1A1A1A"/>
+                <w:color w:val="251727"/>
                 <w:sz w:val="17"/>
                 <w:szCs w:val="17"/>
               </w:rPr>
@@ -6127,7 +6127,7 @@
         <w:rPr>
           <w:i/>
           <w:iCs/>
-          <w:color w:val="6B6B6B"/>
+          <w:color w:val="847B86"/>
           <w:sz w:val="14"/>
           <w:szCs w:val="14"/>
         </w:rPr>
@@ -6139,7 +6139,7 @@
           <w:bCs/>
           <w:i/>
           <w:iCs/>
-          <w:color w:val="6B6B6B"/>
+          <w:color w:val="847B86"/>
           <w:sz w:val="14"/>
           <w:szCs w:val="14"/>
         </w:rPr>
@@ -6149,7 +6149,7 @@
         <w:rPr>
           <w:i/>
           <w:iCs/>
-          <w:color w:val="6B6B6B"/>
+          <w:color w:val="847B86"/>
           <w:sz w:val="14"/>
           <w:szCs w:val="14"/>
         </w:rPr>
@@ -6161,7 +6161,7 @@
           <w:bCs/>
           <w:i/>
           <w:iCs/>
-          <w:color w:val="6B6B6B"/>
+          <w:color w:val="847B86"/>
           <w:sz w:val="14"/>
           <w:szCs w:val="14"/>
         </w:rPr>
@@ -6171,7 +6171,7 @@
         <w:rPr>
           <w:i/>
           <w:iCs/>
-          <w:color w:val="6B6B6B"/>
+          <w:color w:val="847B86"/>
           <w:sz w:val="14"/>
           <w:szCs w:val="14"/>
         </w:rPr>
@@ -6203,10 +6203,10 @@
             <w:tcBorders>
               <w:top w:val="nil"/>
               <w:left w:val="nil"/>
-              <w:bottom w:val="single" w:color="9A9A9A" w:sz="6"/>
+              <w:bottom w:val="single" w:color="9A6F87" w:sz="6"/>
               <w:right w:val="nil"/>
             </w:tcBorders>
-            <w:shd w:fill="FCFBFC" w:color="auto" w:val="clear"/>
+            <w:shd w:fill="FDF0F6" w:color="auto" w:val="clear"/>
             <w:tcMar>
               <w:top w:type="dxa" w:w="42"/>
               <w:left w:type="dxa" w:w="120"/>
@@ -6223,7 +6223,7 @@
               <w:rPr>
                 <w:b/>
                 <w:bCs/>
-                <w:color w:val="6B6B6B"/>
+                <w:color w:val="847B86"/>
                 <w:spacing w:val="30"/>
                 <w:sz w:val="13"/>
                 <w:szCs w:val="13"/>
@@ -6237,7 +6237,7 @@
             </w:pPr>
             <w:r>
               <w:rPr>
-                <w:color w:val="1A1A1A"/>
+                <w:color w:val="251727"/>
                 <w:sz w:val="20"/>
                 <w:szCs w:val="20"/>
               </w:rPr>
@@ -6255,7 +6255,7 @@
         <w:rPr>
           <w:i/>
           <w:iCs/>
-          <w:color w:val="6B6B6B"/>
+          <w:color w:val="847B86"/>
           <w:sz w:val="14"/>
           <w:szCs w:val="14"/>
         </w:rPr>
@@ -6267,7 +6267,7 @@
           <w:bCs/>
           <w:i/>
           <w:iCs/>
-          <w:color w:val="6B6B6B"/>
+          <w:color w:val="847B86"/>
           <w:sz w:val="14"/>
           <w:szCs w:val="14"/>
         </w:rPr>
@@ -6277,7 +6277,7 @@
         <w:rPr>
           <w:i/>
           <w:iCs/>
-          <w:color w:val="6B6B6B"/>
+          <w:color w:val="847B86"/>
           <w:sz w:val="14"/>
           <w:szCs w:val="14"/>
         </w:rPr>
@@ -6308,11 +6308,11 @@
             <w:tcW w:type="dxa" w:w="9600"/>
             <w:tcBorders>
               <w:top w:val="nil"/>
-              <w:left w:val="single" w:color="741B47" w:sz="12"/>
+              <w:left w:val="single" w:color="BC2A6E" w:sz="12"/>
               <w:bottom w:val="nil"/>
               <w:right w:val="nil"/>
             </w:tcBorders>
-            <w:shd w:fill="FCFBFC" w:color="auto" w:val="clear"/>
+            <w:shd w:fill="FDF0F6" w:color="auto" w:val="clear"/>
             <w:tcMar>
               <w:top w:type="dxa" w:w="70"/>
               <w:left w:type="dxa" w:w="150"/>
@@ -6328,7 +6328,7 @@
               <w:rPr>
                 <w:b/>
                 <w:bCs/>
-                <w:color w:val="6B6B6B"/>
+                <w:color w:val="847B86"/>
                 <w:spacing w:val="30"/>
                 <w:sz w:val="13"/>
                 <w:szCs w:val="13"/>
@@ -6339,7 +6339,7 @@
           <w:p>
             <w:pPr>
               <w:pBdr>
-                <w:bottom w:val="single" w:color="C8C8C8" w:sz="4" w:space="2"/>
+                <w:bottom w:val="single" w:color="F8C7DC" w:sz="4" w:space="2"/>
               </w:pBdr>
               <w:spacing w:after="108"/>
             </w:pPr>
@@ -6347,7 +6347,7 @@
           <w:p>
             <w:pPr>
               <w:pBdr>
-                <w:bottom w:val="single" w:color="C8C8C8" w:sz="4" w:space="2"/>
+                <w:bottom w:val="single" w:color="F8C7DC" w:sz="4" w:space="2"/>
               </w:pBdr>
               <w:spacing w:after="108"/>
             </w:pPr>
@@ -6377,7 +6377,7 @@
         <w:tc>
           <w:tcPr>
             <w:tcW w:type="dxa" w:w="9600"/>
-            <w:shd w:fill="4E1230" w:color="auto" w:val="clear"/>
+            <w:shd w:fill="2B1B2E" w:color="auto" w:val="clear"/>
             <w:tcMar>
               <w:top w:type="dxa" w:w="50"/>
               <w:left w:type="dxa" w:w="150"/>
@@ -6409,12 +6409,12 @@
       <w:tblPr>
         <w:tblW w:type="dxa" w:w="9600"/>
         <w:tblBorders>
-          <w:top w:val="single" w:color="C8C8C8" w:sz="4"/>
-          <w:left w:val="single" w:color="C8C8C8" w:sz="4"/>
-          <w:bottom w:val="single" w:color="C8C8C8" w:sz="4"/>
-          <w:right w:val="single" w:color="C8C8C8" w:sz="4"/>
-          <w:insideH w:val="single" w:color="C8C8C8" w:sz="2"/>
-          <w:insideV w:val="single" w:color="C8C8C8" w:sz="2"/>
+          <w:top w:val="single" w:color="F8C7DC" w:sz="4"/>
+          <w:left w:val="single" w:color="F8C7DC" w:sz="4"/>
+          <w:bottom w:val="single" w:color="F8C7DC" w:sz="4"/>
+          <w:right w:val="single" w:color="F8C7DC" w:sz="4"/>
+          <w:insideH w:val="single" w:color="F8C7DC" w:sz="2"/>
+          <w:insideV w:val="single" w:color="F8C7DC" w:sz="2"/>
         </w:tblBorders>
       </w:tblPr>
       <w:tblGrid>
@@ -6431,7 +6431,7 @@
         <w:tc>
           <w:tcPr>
             <w:tcW w:type="dxa" w:w="672"/>
-            <w:shd w:fill="4E1230" w:color="auto" w:val="clear"/>
+            <w:shd w:fill="2B1B2E" w:color="auto" w:val="clear"/>
             <w:tcMar>
               <w:top w:type="dxa" w:w="26"/>
               <w:left w:type="dxa" w:w="90"/>
@@ -6450,7 +6450,7 @@
         <w:tc>
           <w:tcPr>
             <w:tcW w:type="dxa" w:w="2304"/>
-            <w:shd w:fill="4E1230" w:color="auto" w:val="clear"/>
+            <w:shd w:fill="2B1B2E" w:color="auto" w:val="clear"/>
             <w:tcMar>
               <w:top w:type="dxa" w:w="26"/>
               <w:left w:type="dxa" w:w="90"/>
@@ -6479,7 +6479,7 @@
         <w:tc>
           <w:tcPr>
             <w:tcW w:type="dxa" w:w="1920"/>
-            <w:shd w:fill="4E1230" w:color="auto" w:val="clear"/>
+            <w:shd w:fill="2B1B2E" w:color="auto" w:val="clear"/>
             <w:tcMar>
               <w:top w:type="dxa" w:w="26"/>
               <w:left w:type="dxa" w:w="90"/>
@@ -6508,7 +6508,7 @@
         <w:tc>
           <w:tcPr>
             <w:tcW w:type="dxa" w:w="4704"/>
-            <w:shd w:fill="4E1230" w:color="auto" w:val="clear"/>
+            <w:shd w:fill="2B1B2E" w:color="auto" w:val="clear"/>
             <w:tcMar>
               <w:top w:type="dxa" w:w="26"/>
               <w:left w:type="dxa" w:w="90"/>
@@ -6559,7 +6559,7 @@
               <w:rPr>
                 <w:b w:val="false"/>
                 <w:bCs w:val="false"/>
-                <w:color w:val="1A1A1A"/>
+                <w:color w:val="251727"/>
                 <w:sz w:val="17"/>
                 <w:szCs w:val="17"/>
               </w:rPr>
@@ -6629,7 +6629,7 @@
         <w:tc>
           <w:tcPr>
             <w:tcW w:type="dxa" w:w="672"/>
-            <w:shd w:fill="F7F4F6" w:color="auto" w:val="clear"/>
+            <w:shd w:fill="FADDEA" w:color="auto" w:val="clear"/>
             <w:tcMar>
               <w:top w:type="dxa" w:w="26"/>
               <w:left w:type="dxa" w:w="90"/>
@@ -6647,7 +6647,7 @@
               <w:rPr>
                 <w:b w:val="false"/>
                 <w:bCs w:val="false"/>
-                <w:color w:val="1A1A1A"/>
+                <w:color w:val="251727"/>
                 <w:sz w:val="17"/>
                 <w:szCs w:val="17"/>
               </w:rPr>
@@ -6658,7 +6658,7 @@
         <w:tc>
           <w:tcPr>
             <w:tcW w:type="dxa" w:w="2304"/>
-            <w:shd w:fill="F7F4F6" w:color="auto" w:val="clear"/>
+            <w:shd w:fill="FADDEA" w:color="auto" w:val="clear"/>
             <w:tcMar>
               <w:top w:type="dxa" w:w="26"/>
               <w:left w:type="dxa" w:w="90"/>
@@ -6677,7 +6677,7 @@
         <w:tc>
           <w:tcPr>
             <w:tcW w:type="dxa" w:w="1920"/>
-            <w:shd w:fill="F7F4F6" w:color="auto" w:val="clear"/>
+            <w:shd w:fill="FADDEA" w:color="auto" w:val="clear"/>
             <w:tcMar>
               <w:top w:type="dxa" w:w="26"/>
               <w:left w:type="dxa" w:w="90"/>
@@ -6696,7 +6696,7 @@
         <w:tc>
           <w:tcPr>
             <w:tcW w:type="dxa" w:w="4704"/>
-            <w:shd w:fill="F7F4F6" w:color="auto" w:val="clear"/>
+            <w:shd w:fill="FADDEA" w:color="auto" w:val="clear"/>
             <w:tcMar>
               <w:top w:type="dxa" w:w="26"/>
               <w:left w:type="dxa" w:w="90"/>
@@ -6722,7 +6722,7 @@
         <w:rPr>
           <w:i/>
           <w:iCs/>
-          <w:color w:val="6B6B6B"/>
+          <w:color w:val="847B86"/>
           <w:sz w:val="14"/>
           <w:szCs w:val="14"/>
         </w:rPr>
@@ -6751,7 +6751,7 @@
         <w:tc>
           <w:tcPr>
             <w:tcW w:type="dxa" w:w="9600"/>
-            <w:shd w:fill="4E1230" w:color="auto" w:val="clear"/>
+            <w:shd w:fill="2B1B2E" w:color="auto" w:val="clear"/>
             <w:tcMar>
               <w:top w:type="dxa" w:w="50"/>
               <w:left w:type="dxa" w:w="150"/>
@@ -6807,10 +6807,10 @@
             <w:tcBorders>
               <w:top w:val="nil"/>
               <w:left w:val="nil"/>
-              <w:bottom w:val="single" w:color="9A9A9A" w:sz="6"/>
+              <w:bottom w:val="single" w:color="9A6F87" w:sz="6"/>
               <w:right w:val="nil"/>
             </w:tcBorders>
-            <w:shd w:fill="FCFBFC" w:color="auto" w:val="clear"/>
+            <w:shd w:fill="FDF0F6" w:color="auto" w:val="clear"/>
             <w:tcMar>
               <w:top w:type="dxa" w:w="42"/>
               <w:left w:type="dxa" w:w="120"/>
@@ -6827,7 +6827,7 @@
               <w:rPr>
                 <w:b/>
                 <w:bCs/>
-                <w:color w:val="6B6B6B"/>
+                <w:color w:val="847B86"/>
                 <w:spacing w:val="30"/>
                 <w:sz w:val="13"/>
                 <w:szCs w:val="13"/>
@@ -6841,7 +6841,7 @@
             </w:pPr>
             <w:r>
               <w:rPr>
-                <w:color w:val="1A1A1A"/>
+                <w:color w:val="251727"/>
                 <w:sz w:val="20"/>
                 <w:szCs w:val="20"/>
               </w:rPr>
@@ -6855,10 +6855,10 @@
             <w:tcBorders>
               <w:top w:val="nil"/>
               <w:left w:val="nil"/>
-              <w:bottom w:val="single" w:color="9A9A9A" w:sz="6"/>
+              <w:bottom w:val="single" w:color="9A6F87" w:sz="6"/>
               <w:right w:val="nil"/>
             </w:tcBorders>
-            <w:shd w:fill="FCFBFC" w:color="auto" w:val="clear"/>
+            <w:shd w:fill="FDF0F6" w:color="auto" w:val="clear"/>
             <w:tcMar>
               <w:top w:type="dxa" w:w="42"/>
               <w:left w:type="dxa" w:w="120"/>
@@ -6875,7 +6875,7 @@
               <w:rPr>
                 <w:b/>
                 <w:bCs/>
-                <w:color w:val="6B6B6B"/>
+                <w:color w:val="847B86"/>
                 <w:spacing w:val="30"/>
                 <w:sz w:val="13"/>
                 <w:szCs w:val="13"/>
@@ -6889,7 +6889,7 @@
             </w:pPr>
             <w:r>
               <w:rPr>
-                <w:color w:val="1A1A1A"/>
+                <w:color w:val="251727"/>
                 <w:sz w:val="20"/>
                 <w:szCs w:val="20"/>
               </w:rPr>
@@ -6903,10 +6903,10 @@
             <w:tcBorders>
               <w:top w:val="nil"/>
               <w:left w:val="nil"/>
-              <w:bottom w:val="single" w:color="9A9A9A" w:sz="6"/>
+              <w:bottom w:val="single" w:color="9A6F87" w:sz="6"/>
               <w:right w:val="nil"/>
             </w:tcBorders>
-            <w:shd w:fill="FCFBFC" w:color="auto" w:val="clear"/>
+            <w:shd w:fill="FDF0F6" w:color="auto" w:val="clear"/>
             <w:tcMar>
               <w:top w:type="dxa" w:w="42"/>
               <w:left w:type="dxa" w:w="120"/>
@@ -6923,7 +6923,7 @@
               <w:rPr>
                 <w:b/>
                 <w:bCs/>
-                <w:color w:val="6B6B6B"/>
+                <w:color w:val="847B86"/>
                 <w:spacing w:val="30"/>
                 <w:sz w:val="13"/>
                 <w:szCs w:val="13"/>
@@ -6937,7 +6937,7 @@
             </w:pPr>
             <w:r>
               <w:rPr>
-                <w:color w:val="1A1A1A"/>
+                <w:color w:val="251727"/>
                 <w:sz w:val="20"/>
                 <w:szCs w:val="20"/>
               </w:rPr>
@@ -6951,10 +6951,10 @@
             <w:tcBorders>
               <w:top w:val="nil"/>
               <w:left w:val="nil"/>
-              <w:bottom w:val="single" w:color="9A9A9A" w:sz="6"/>
+              <w:bottom w:val="single" w:color="9A6F87" w:sz="6"/>
               <w:right w:val="nil"/>
             </w:tcBorders>
-            <w:shd w:fill="FCFBFC" w:color="auto" w:val="clear"/>
+            <w:shd w:fill="FDF0F6" w:color="auto" w:val="clear"/>
             <w:tcMar>
               <w:top w:type="dxa" w:w="42"/>
               <w:left w:type="dxa" w:w="120"/>
@@ -6971,7 +6971,7 @@
               <w:rPr>
                 <w:b/>
                 <w:bCs/>
-                <w:color w:val="6B6B6B"/>
+                <w:color w:val="847B86"/>
                 <w:spacing w:val="30"/>
                 <w:sz w:val="13"/>
                 <w:szCs w:val="13"/>
@@ -6985,7 +6985,7 @@
             </w:pPr>
             <w:r>
               <w:rPr>
-                <w:color w:val="1A1A1A"/>
+                <w:color w:val="251727"/>
                 <w:sz w:val="20"/>
                 <w:szCs w:val="20"/>
               </w:rPr>
@@ -7022,10 +7022,10 @@
             <w:tcBorders>
               <w:top w:val="nil"/>
               <w:left w:val="nil"/>
-              <w:bottom w:val="single" w:color="9A9A9A" w:sz="6"/>
+              <w:bottom w:val="single" w:color="9A6F87" w:sz="6"/>
               <w:right w:val="nil"/>
             </w:tcBorders>
-            <w:shd w:fill="FCFBFC" w:color="auto" w:val="clear"/>
+            <w:shd w:fill="FDF0F6" w:color="auto" w:val="clear"/>
             <w:tcMar>
               <w:top w:type="dxa" w:w="42"/>
               <w:left w:type="dxa" w:w="120"/>
@@ -7042,7 +7042,7 @@
               <w:rPr>
                 <w:b/>
                 <w:bCs/>
-                <w:color w:val="6B6B6B"/>
+                <w:color w:val="847B86"/>
                 <w:spacing w:val="30"/>
                 <w:sz w:val="13"/>
                 <w:szCs w:val="13"/>
@@ -7056,7 +7056,7 @@
             </w:pPr>
             <w:r>
               <w:rPr>
-                <w:color w:val="1A1A1A"/>
+                <w:color w:val="251727"/>
                 <w:sz w:val="20"/>
                 <w:szCs w:val="20"/>
               </w:rPr>
@@ -7070,10 +7070,10 @@
             <w:tcBorders>
               <w:top w:val="nil"/>
               <w:left w:val="nil"/>
-              <w:bottom w:val="single" w:color="9A9A9A" w:sz="6"/>
+              <w:bottom w:val="single" w:color="9A6F87" w:sz="6"/>
               <w:right w:val="nil"/>
             </w:tcBorders>
-            <w:shd w:fill="FCFBFC" w:color="auto" w:val="clear"/>
+            <w:shd w:fill="FDF0F6" w:color="auto" w:val="clear"/>
             <w:tcMar>
               <w:top w:type="dxa" w:w="42"/>
               <w:left w:type="dxa" w:w="120"/>
@@ -7090,7 +7090,7 @@
               <w:rPr>
                 <w:b/>
                 <w:bCs/>
-                <w:color w:val="6B6B6B"/>
+                <w:color w:val="847B86"/>
                 <w:spacing w:val="30"/>
                 <w:sz w:val="13"/>
                 <w:szCs w:val="13"/>
@@ -7104,7 +7104,7 @@
             </w:pPr>
             <w:r>
               <w:rPr>
-                <w:color w:val="1A1A1A"/>
+                <w:color w:val="251727"/>
                 <w:sz w:val="20"/>
                 <w:szCs w:val="20"/>
               </w:rPr>
@@ -7118,10 +7118,10 @@
             <w:tcBorders>
               <w:top w:val="nil"/>
               <w:left w:val="nil"/>
-              <w:bottom w:val="single" w:color="9A9A9A" w:sz="6"/>
+              <w:bottom w:val="single" w:color="9A6F87" w:sz="6"/>
               <w:right w:val="nil"/>
             </w:tcBorders>
-            <w:shd w:fill="FCFBFC" w:color="auto" w:val="clear"/>
+            <w:shd w:fill="FDF0F6" w:color="auto" w:val="clear"/>
             <w:tcMar>
               <w:top w:type="dxa" w:w="42"/>
               <w:left w:type="dxa" w:w="120"/>
@@ -7138,7 +7138,7 @@
               <w:rPr>
                 <w:b/>
                 <w:bCs/>
-                <w:color w:val="6B6B6B"/>
+                <w:color w:val="847B86"/>
                 <w:spacing w:val="30"/>
                 <w:sz w:val="13"/>
                 <w:szCs w:val="13"/>
@@ -7152,7 +7152,7 @@
             </w:pPr>
             <w:r>
               <w:rPr>
-                <w:color w:val="1A1A1A"/>
+                <w:color w:val="251727"/>
                 <w:sz w:val="20"/>
                 <w:szCs w:val="20"/>
               </w:rPr>
@@ -7195,10 +7195,10 @@
             <w:tcBorders>
               <w:top w:val="nil"/>
               <w:left w:val="nil"/>
-              <w:bottom w:val="single" w:color="9A9A9A" w:sz="6"/>
+              <w:bottom w:val="single" w:color="9A6F87" w:sz="6"/>
               <w:right w:val="nil"/>
             </w:tcBorders>
-            <w:shd w:fill="FCFBFC" w:color="auto" w:val="clear"/>
+            <w:shd w:fill="FDF0F6" w:color="auto" w:val="clear"/>
             <w:tcMar>
               <w:top w:type="dxa" w:w="42"/>
               <w:left w:type="dxa" w:w="120"/>
@@ -7215,7 +7215,7 @@
               <w:rPr>
                 <w:b/>
                 <w:bCs/>
-                <w:color w:val="6B6B6B"/>
+                <w:color w:val="847B86"/>
                 <w:spacing w:val="30"/>
                 <w:sz w:val="13"/>
                 <w:szCs w:val="13"/>
@@ -7229,7 +7229,7 @@
             </w:pPr>
             <w:r>
               <w:rPr>
-                <w:color w:val="1A1A1A"/>
+                <w:color w:val="251727"/>
                 <w:sz w:val="20"/>
                 <w:szCs w:val="20"/>
               </w:rPr>
@@ -7243,10 +7243,10 @@
             <w:tcBorders>
               <w:top w:val="nil"/>
               <w:left w:val="nil"/>
-              <w:bottom w:val="single" w:color="9A9A9A" w:sz="6"/>
+              <w:bottom w:val="single" w:color="9A6F87" w:sz="6"/>
               <w:right w:val="nil"/>
             </w:tcBorders>
-            <w:shd w:fill="FCFBFC" w:color="auto" w:val="clear"/>
+            <w:shd w:fill="FDF0F6" w:color="auto" w:val="clear"/>
             <w:tcMar>
               <w:top w:type="dxa" w:w="42"/>
               <w:left w:type="dxa" w:w="120"/>
@@ -7263,7 +7263,7 @@
               <w:rPr>
                 <w:b/>
                 <w:bCs/>
-                <w:color w:val="6B6B6B"/>
+                <w:color w:val="847B86"/>
                 <w:spacing w:val="30"/>
                 <w:sz w:val="13"/>
                 <w:szCs w:val="13"/>
@@ -7277,7 +7277,7 @@
             </w:pPr>
             <w:r>
               <w:rPr>
-                <w:color w:val="1A1A1A"/>
+                <w:color w:val="251727"/>
                 <w:sz w:val="20"/>
                 <w:szCs w:val="20"/>
               </w:rPr>
@@ -7291,10 +7291,10 @@
             <w:tcBorders>
               <w:top w:val="nil"/>
               <w:left w:val="nil"/>
-              <w:bottom w:val="single" w:color="9A9A9A" w:sz="6"/>
+              <w:bottom w:val="single" w:color="9A6F87" w:sz="6"/>
               <w:right w:val="nil"/>
             </w:tcBorders>
-            <w:shd w:fill="FCFBFC" w:color="auto" w:val="clear"/>
+            <w:shd w:fill="FDF0F6" w:color="auto" w:val="clear"/>
             <w:tcMar>
               <w:top w:type="dxa" w:w="42"/>
               <w:left w:type="dxa" w:w="120"/>
@@ -7311,7 +7311,7 @@
               <w:rPr>
                 <w:b/>
                 <w:bCs/>
-                <w:color w:val="6B6B6B"/>
+                <w:color w:val="847B86"/>
                 <w:spacing w:val="30"/>
                 <w:sz w:val="13"/>
                 <w:szCs w:val="13"/>
@@ -7325,7 +7325,7 @@
             </w:pPr>
             <w:r>
               <w:rPr>
-                <w:color w:val="1A1A1A"/>
+                <w:color w:val="251727"/>
                 <w:sz w:val="20"/>
                 <w:szCs w:val="20"/>
               </w:rPr>
@@ -7339,10 +7339,10 @@
             <w:tcBorders>
               <w:top w:val="nil"/>
               <w:left w:val="nil"/>
-              <w:bottom w:val="single" w:color="9A9A9A" w:sz="6"/>
+              <w:bottom w:val="single" w:color="9A6F87" w:sz="6"/>
               <w:right w:val="nil"/>
             </w:tcBorders>
-            <w:shd w:fill="FCFBFC" w:color="auto" w:val="clear"/>
+            <w:shd w:fill="FDF0F6" w:color="auto" w:val="clear"/>
             <w:tcMar>
               <w:top w:type="dxa" w:w="42"/>
               <w:left w:type="dxa" w:w="120"/>
@@ -7359,7 +7359,7 @@
               <w:rPr>
                 <w:b/>
                 <w:bCs/>
-                <w:color w:val="6B6B6B"/>
+                <w:color w:val="847B86"/>
                 <w:spacing w:val="30"/>
                 <w:sz w:val="13"/>
                 <w:szCs w:val="13"/>
@@ -7373,7 +7373,7 @@
             </w:pPr>
             <w:r>
               <w:rPr>
-                <w:color w:val="1A1A1A"/>
+                <w:color w:val="251727"/>
                 <w:sz w:val="20"/>
                 <w:szCs w:val="20"/>
               </w:rPr>
@@ -7410,10 +7410,10 @@
             <w:tcBorders>
               <w:top w:val="nil"/>
               <w:left w:val="nil"/>
-              <w:bottom w:val="single" w:color="9A9A9A" w:sz="6"/>
+              <w:bottom w:val="single" w:color="9A6F87" w:sz="6"/>
               <w:right w:val="nil"/>
             </w:tcBorders>
-            <w:shd w:fill="FCFBFC" w:color="auto" w:val="clear"/>
+            <w:shd w:fill="FDF0F6" w:color="auto" w:val="clear"/>
             <w:tcMar>
               <w:top w:type="dxa" w:w="42"/>
               <w:left w:type="dxa" w:w="120"/>
@@ -7430,7 +7430,7 @@
               <w:rPr>
                 <w:b/>
                 <w:bCs/>
-                <w:color w:val="6B6B6B"/>
+                <w:color w:val="847B86"/>
                 <w:spacing w:val="30"/>
                 <w:sz w:val="13"/>
                 <w:szCs w:val="13"/>
@@ -7444,7 +7444,7 @@
             </w:pPr>
             <w:r>
               <w:rPr>
-                <w:color w:val="1A1A1A"/>
+                <w:color w:val="251727"/>
                 <w:sz w:val="20"/>
                 <w:szCs w:val="20"/>
               </w:rPr>
@@ -7458,10 +7458,10 @@
             <w:tcBorders>
               <w:top w:val="nil"/>
               <w:left w:val="nil"/>
-              <w:bottom w:val="single" w:color="9A9A9A" w:sz="6"/>
+              <w:bottom w:val="single" w:color="9A6F87" w:sz="6"/>
               <w:right w:val="nil"/>
             </w:tcBorders>
-            <w:shd w:fill="FCFBFC" w:color="auto" w:val="clear"/>
+            <w:shd w:fill="FDF0F6" w:color="auto" w:val="clear"/>
             <w:tcMar>
               <w:top w:type="dxa" w:w="42"/>
               <w:left w:type="dxa" w:w="120"/>
@@ -7478,7 +7478,7 @@
               <w:rPr>
                 <w:b/>
                 <w:bCs/>
-                <w:color w:val="6B6B6B"/>
+                <w:color w:val="847B86"/>
                 <w:spacing w:val="30"/>
                 <w:sz w:val="13"/>
                 <w:szCs w:val="13"/>
@@ -7492,7 +7492,7 @@
             </w:pPr>
             <w:r>
               <w:rPr>
-                <w:color w:val="1A1A1A"/>
+                <w:color w:val="251727"/>
                 <w:sz w:val="20"/>
                 <w:szCs w:val="20"/>
               </w:rPr>
@@ -7506,10 +7506,10 @@
             <w:tcBorders>
               <w:top w:val="nil"/>
               <w:left w:val="nil"/>
-              <w:bottom w:val="single" w:color="9A9A9A" w:sz="6"/>
+              <w:bottom w:val="single" w:color="9A6F87" w:sz="6"/>
               <w:right w:val="nil"/>
             </w:tcBorders>
-            <w:shd w:fill="FCFBFC" w:color="auto" w:val="clear"/>
+            <w:shd w:fill="FDF0F6" w:color="auto" w:val="clear"/>
             <w:tcMar>
               <w:top w:type="dxa" w:w="42"/>
               <w:left w:type="dxa" w:w="120"/>
@@ -7526,7 +7526,7 @@
               <w:rPr>
                 <w:b/>
                 <w:bCs/>
-                <w:color w:val="6B6B6B"/>
+                <w:color w:val="847B86"/>
                 <w:spacing w:val="30"/>
                 <w:sz w:val="13"/>
                 <w:szCs w:val="13"/>
@@ -7540,7 +7540,7 @@
             </w:pPr>
             <w:r>
               <w:rPr>
-                <w:color w:val="1A1A1A"/>
+                <w:color w:val="251727"/>
                 <w:sz w:val="20"/>
                 <w:szCs w:val="20"/>
               </w:rPr>
@@ -7583,10 +7583,10 @@
             <w:tcBorders>
               <w:top w:val="nil"/>
               <w:left w:val="nil"/>
-              <w:bottom w:val="single" w:color="9A9A9A" w:sz="6"/>
+              <w:bottom w:val="single" w:color="9A6F87" w:sz="6"/>
               <w:right w:val="nil"/>
             </w:tcBorders>
-            <w:shd w:fill="FCFBFC" w:color="auto" w:val="clear"/>
+            <w:shd w:fill="FDF0F6" w:color="auto" w:val="clear"/>
             <w:tcMar>
               <w:top w:type="dxa" w:w="42"/>
               <w:left w:type="dxa" w:w="120"/>
@@ -7603,7 +7603,7 @@
               <w:rPr>
                 <w:b/>
                 <w:bCs/>
-                <w:color w:val="6B6B6B"/>
+                <w:color w:val="847B86"/>
                 <w:spacing w:val="30"/>
                 <w:sz w:val="13"/>
                 <w:szCs w:val="13"/>
@@ -7617,7 +7617,7 @@
             </w:pPr>
             <w:r>
               <w:rPr>
-                <w:color w:val="1A1A1A"/>
+                <w:color w:val="251727"/>
                 <w:sz w:val="20"/>
                 <w:szCs w:val="20"/>
               </w:rPr>
@@ -7631,10 +7631,10 @@
             <w:tcBorders>
               <w:top w:val="nil"/>
               <w:left w:val="nil"/>
-              <w:bottom w:val="single" w:color="9A9A9A" w:sz="6"/>
+              <w:bottom w:val="single" w:color="9A6F87" w:sz="6"/>
               <w:right w:val="nil"/>
             </w:tcBorders>
-            <w:shd w:fill="FCFBFC" w:color="auto" w:val="clear"/>
+            <w:shd w:fill="FDF0F6" w:color="auto" w:val="clear"/>
             <w:tcMar>
               <w:top w:type="dxa" w:w="42"/>
               <w:left w:type="dxa" w:w="120"/>
@@ -7651,7 +7651,7 @@
               <w:rPr>
                 <w:b/>
                 <w:bCs/>
-                <w:color w:val="6B6B6B"/>
+                <w:color w:val="847B86"/>
                 <w:spacing w:val="30"/>
                 <w:sz w:val="13"/>
                 <w:szCs w:val="13"/>
@@ -7665,7 +7665,7 @@
             </w:pPr>
             <w:r>
               <w:rPr>
-                <w:color w:val="1A1A1A"/>
+                <w:color w:val="251727"/>
                 <w:sz w:val="20"/>
                 <w:szCs w:val="20"/>
               </w:rPr>
@@ -7679,10 +7679,10 @@
             <w:tcBorders>
               <w:top w:val="nil"/>
               <w:left w:val="nil"/>
-              <w:bottom w:val="single" w:color="9A9A9A" w:sz="6"/>
+              <w:bottom w:val="single" w:color="9A6F87" w:sz="6"/>
               <w:right w:val="nil"/>
             </w:tcBorders>
-            <w:shd w:fill="FCFBFC" w:color="auto" w:val="clear"/>
+            <w:shd w:fill="FDF0F6" w:color="auto" w:val="clear"/>
             <w:tcMar>
               <w:top w:type="dxa" w:w="42"/>
               <w:left w:type="dxa" w:w="120"/>
@@ -7699,7 +7699,7 @@
               <w:rPr>
                 <w:b/>
                 <w:bCs/>
-                <w:color w:val="6B6B6B"/>
+                <w:color w:val="847B86"/>
                 <w:spacing w:val="30"/>
                 <w:sz w:val="13"/>
                 <w:szCs w:val="13"/>
@@ -7713,7 +7713,7 @@
             </w:pPr>
             <w:r>
               <w:rPr>
-                <w:color w:val="1A1A1A"/>
+                <w:color w:val="251727"/>
                 <w:sz w:val="20"/>
                 <w:szCs w:val="20"/>
               </w:rPr>
@@ -7727,10 +7727,10 @@
             <w:tcBorders>
               <w:top w:val="nil"/>
               <w:left w:val="nil"/>
-              <w:bottom w:val="single" w:color="9A9A9A" w:sz="6"/>
+              <w:bottom w:val="single" w:color="9A6F87" w:sz="6"/>
               <w:right w:val="nil"/>
             </w:tcBorders>
-            <w:shd w:fill="FCFBFC" w:color="auto" w:val="clear"/>
+            <w:shd w:fill="FDF0F6" w:color="auto" w:val="clear"/>
             <w:tcMar>
               <w:top w:type="dxa" w:w="42"/>
               <w:left w:type="dxa" w:w="120"/>
@@ -7747,7 +7747,7 @@
               <w:rPr>
                 <w:b/>
                 <w:bCs/>
-                <w:color w:val="6B6B6B"/>
+                <w:color w:val="847B86"/>
                 <w:spacing w:val="30"/>
                 <w:sz w:val="13"/>
                 <w:szCs w:val="13"/>
@@ -7761,7 +7761,7 @@
             </w:pPr>
             <w:r>
               <w:rPr>
-                <w:color w:val="1A1A1A"/>
+                <w:color w:val="251727"/>
                 <w:sz w:val="20"/>
                 <w:szCs w:val="20"/>
               </w:rPr>
@@ -7798,10 +7798,10 @@
             <w:tcBorders>
               <w:top w:val="nil"/>
               <w:left w:val="nil"/>
-              <w:bottom w:val="single" w:color="9A9A9A" w:sz="6"/>
+              <w:bottom w:val="single" w:color="9A6F87" w:sz="6"/>
               <w:right w:val="nil"/>
             </w:tcBorders>
-            <w:shd w:fill="FCFBFC" w:color="auto" w:val="clear"/>
+            <w:shd w:fill="FDF0F6" w:color="auto" w:val="clear"/>
             <w:tcMar>
               <w:top w:type="dxa" w:w="42"/>
               <w:left w:type="dxa" w:w="120"/>
@@ -7818,7 +7818,7 @@
               <w:rPr>
                 <w:b/>
                 <w:bCs/>
-                <w:color w:val="6B6B6B"/>
+                <w:color w:val="847B86"/>
                 <w:spacing w:val="30"/>
                 <w:sz w:val="13"/>
                 <w:szCs w:val="13"/>
@@ -7832,7 +7832,7 @@
             </w:pPr>
             <w:r>
               <w:rPr>
-                <w:color w:val="1A1A1A"/>
+                <w:color w:val="251727"/>
                 <w:sz w:val="20"/>
                 <w:szCs w:val="20"/>
               </w:rPr>
@@ -7846,10 +7846,10 @@
             <w:tcBorders>
               <w:top w:val="nil"/>
               <w:left w:val="nil"/>
-              <w:bottom w:val="single" w:color="9A9A9A" w:sz="6"/>
+              <w:bottom w:val="single" w:color="9A6F87" w:sz="6"/>
               <w:right w:val="nil"/>
             </w:tcBorders>
-            <w:shd w:fill="FCFBFC" w:color="auto" w:val="clear"/>
+            <w:shd w:fill="FDF0F6" w:color="auto" w:val="clear"/>
             <w:tcMar>
               <w:top w:type="dxa" w:w="42"/>
               <w:left w:type="dxa" w:w="120"/>
@@ -7866,7 +7866,7 @@
               <w:rPr>
                 <w:b/>
                 <w:bCs/>
-                <w:color w:val="6B6B6B"/>
+                <w:color w:val="847B86"/>
                 <w:spacing w:val="30"/>
                 <w:sz w:val="13"/>
                 <w:szCs w:val="13"/>
@@ -7880,7 +7880,7 @@
             </w:pPr>
             <w:r>
               <w:rPr>
-                <w:color w:val="1A1A1A"/>
+                <w:color w:val="251727"/>
                 <w:sz w:val="20"/>
                 <w:szCs w:val="20"/>
               </w:rPr>
@@ -7894,10 +7894,10 @@
             <w:tcBorders>
               <w:top w:val="nil"/>
               <w:left w:val="nil"/>
-              <w:bottom w:val="single" w:color="9A9A9A" w:sz="6"/>
+              <w:bottom w:val="single" w:color="9A6F87" w:sz="6"/>
               <w:right w:val="nil"/>
             </w:tcBorders>
-            <w:shd w:fill="FCFBFC" w:color="auto" w:val="clear"/>
+            <w:shd w:fill="FDF0F6" w:color="auto" w:val="clear"/>
             <w:tcMar>
               <w:top w:type="dxa" w:w="42"/>
               <w:left w:type="dxa" w:w="120"/>
@@ -7914,7 +7914,7 @@
               <w:rPr>
                 <w:b/>
                 <w:bCs/>
-                <w:color w:val="6B6B6B"/>
+                <w:color w:val="847B86"/>
                 <w:spacing w:val="30"/>
                 <w:sz w:val="13"/>
                 <w:szCs w:val="13"/>
@@ -7928,7 +7928,7 @@
             </w:pPr>
             <w:r>
               <w:rPr>
-                <w:color w:val="1A1A1A"/>
+                <w:color w:val="251727"/>
                 <w:sz w:val="20"/>
                 <w:szCs w:val="20"/>
               </w:rPr>
@@ -7951,7 +7951,7 @@
         <w:rPr>
           <w:i/>
           <w:iCs/>
-          <w:color w:val="6B6B6B"/>
+          <w:color w:val="847B86"/>
           <w:sz w:val="14"/>
           <w:szCs w:val="14"/>
         </w:rPr>
@@ -7963,7 +7963,7 @@
           <w:bCs/>
           <w:i/>
           <w:iCs/>
-          <w:color w:val="6B6B6B"/>
+          <w:color w:val="847B86"/>
           <w:sz w:val="14"/>
           <w:szCs w:val="14"/>
         </w:rPr>
@@ -7973,7 +7973,7 @@
         <w:rPr>
           <w:i/>
           <w:iCs/>
-          <w:color w:val="6B6B6B"/>
+          <w:color w:val="847B86"/>
           <w:sz w:val="14"/>
           <w:szCs w:val="14"/>
         </w:rPr>
@@ -8000,7 +8000,7 @@
           <w:rFonts w:ascii="Georgia" w:cs="Georgia" w:eastAsia="Georgia" w:hAnsi="Georgia"/>
           <w:b/>
           <w:bCs/>
-          <w:color w:val="6B6B6B"/>
+          <w:color w:val="847B86"/>
           <w:spacing w:val="90"/>
           <w:sz w:val="16"/>
           <w:szCs w:val="16"/>
@@ -8011,7 +8011,7 @@
     <w:p>
       <w:pPr>
         <w:pBdr>
-          <w:bottom w:val="single" w:color="741B47" w:sz="12" w:space="4"/>
+          <w:bottom w:val="single" w:color="BC2A6E" w:sz="12" w:space="4"/>
         </w:pBdr>
         <w:spacing w:after="40"/>
       </w:pPr>
@@ -8020,7 +8020,7 @@
           <w:rFonts w:ascii="Georgia" w:cs="Georgia" w:eastAsia="Georgia" w:hAnsi="Georgia"/>
           <w:b/>
           <w:bCs/>
-          <w:color w:val="4E1230"/>
+          <w:color w:val="2B1B2E"/>
           <w:sz w:val="34"/>
           <w:szCs w:val="34"/>
         </w:rPr>
@@ -8040,7 +8040,7 @@
         <w:rPr>
           <w:i/>
           <w:iCs/>
-          <w:color w:val="6B6B6B"/>
+          <w:color w:val="847B86"/>
           <w:sz w:val="14"/>
           <w:szCs w:val="14"/>
         </w:rPr>
@@ -8071,11 +8071,11 @@
             <w:tcW w:type="dxa" w:w="9600"/>
             <w:tcBorders>
               <w:top w:val="nil"/>
-              <w:left w:val="single" w:color="741B47" w:sz="12"/>
+              <w:left w:val="single" w:color="BC2A6E" w:sz="12"/>
               <w:bottom w:val="nil"/>
               <w:right w:val="nil"/>
             </w:tcBorders>
-            <w:shd w:fill="FCFBFC" w:color="auto" w:val="clear"/>
+            <w:shd w:fill="FDF0F6" w:color="auto" w:val="clear"/>
             <w:tcMar>
               <w:top w:type="dxa" w:w="70"/>
               <w:left w:type="dxa" w:w="150"/>
@@ -8091,7 +8091,7 @@
               <w:rPr>
                 <w:b/>
                 <w:bCs/>
-                <w:color w:val="6B6B6B"/>
+                <w:color w:val="847B86"/>
                 <w:spacing w:val="30"/>
                 <w:sz w:val="13"/>
                 <w:szCs w:val="13"/>
@@ -8102,7 +8102,7 @@
           <w:p>
             <w:pPr>
               <w:pBdr>
-                <w:bottom w:val="single" w:color="C8C8C8" w:sz="4" w:space="2"/>
+                <w:bottom w:val="single" w:color="F8C7DC" w:sz="4" w:space="2"/>
               </w:pBdr>
               <w:spacing w:after="108"/>
             </w:pPr>
@@ -8110,7 +8110,7 @@
           <w:p>
             <w:pPr>
               <w:pBdr>
-                <w:bottom w:val="single" w:color="C8C8C8" w:sz="4" w:space="2"/>
+                <w:bottom w:val="single" w:color="F8C7DC" w:sz="4" w:space="2"/>
               </w:pBdr>
               <w:spacing w:after="108"/>
             </w:pPr>
@@ -8142,11 +8142,11 @@
             <w:tcW w:type="dxa" w:w="9600"/>
             <w:tcBorders>
               <w:top w:val="nil"/>
-              <w:left w:val="single" w:color="741B47" w:sz="12"/>
+              <w:left w:val="single" w:color="BC2A6E" w:sz="12"/>
               <w:bottom w:val="nil"/>
               <w:right w:val="nil"/>
             </w:tcBorders>
-            <w:shd w:fill="FCFBFC" w:color="auto" w:val="clear"/>
+            <w:shd w:fill="FDF0F6" w:color="auto" w:val="clear"/>
             <w:tcMar>
               <w:top w:type="dxa" w:w="70"/>
               <w:left w:type="dxa" w:w="150"/>
@@ -8162,7 +8162,7 @@
               <w:rPr>
                 <w:b/>
                 <w:bCs/>
-                <w:color w:val="6B6B6B"/>
+                <w:color w:val="847B86"/>
                 <w:spacing w:val="30"/>
                 <w:sz w:val="13"/>
                 <w:szCs w:val="13"/>
@@ -8173,7 +8173,7 @@
           <w:p>
             <w:pPr>
               <w:pBdr>
-                <w:bottom w:val="single" w:color="C8C8C8" w:sz="4" w:space="2"/>
+                <w:bottom w:val="single" w:color="F8C7DC" w:sz="4" w:space="2"/>
               </w:pBdr>
               <w:spacing w:after="108"/>
             </w:pPr>
@@ -8181,7 +8181,7 @@
           <w:p>
             <w:pPr>
               <w:pBdr>
-                <w:bottom w:val="single" w:color="C8C8C8" w:sz="4" w:space="2"/>
+                <w:bottom w:val="single" w:color="F8C7DC" w:sz="4" w:space="2"/>
               </w:pBdr>
               <w:spacing w:after="108"/>
             </w:pPr>
@@ -8189,7 +8189,7 @@
           <w:p>
             <w:pPr>
               <w:pBdr>
-                <w:bottom w:val="single" w:color="C8C8C8" w:sz="4" w:space="2"/>
+                <w:bottom w:val="single" w:color="F8C7DC" w:sz="4" w:space="2"/>
               </w:pBdr>
               <w:spacing w:after="108"/>
             </w:pPr>
@@ -8197,7 +8197,7 @@
           <w:p>
             <w:pPr>
               <w:pBdr>
-                <w:bottom w:val="single" w:color="C8C8C8" w:sz="4" w:space="2"/>
+                <w:bottom w:val="single" w:color="F8C7DC" w:sz="4" w:space="2"/>
               </w:pBdr>
               <w:spacing w:after="108"/>
             </w:pPr>
@@ -8227,7 +8227,7 @@
         <w:tc>
           <w:tcPr>
             <w:tcW w:type="dxa" w:w="9600"/>
-            <w:shd w:fill="4E1230" w:color="auto" w:val="clear"/>
+            <w:shd w:fill="2B1B2E" w:color="auto" w:val="clear"/>
             <w:tcMar>
               <w:top w:type="dxa" w:w="50"/>
               <w:left w:type="dxa" w:w="150"/>
@@ -8279,11 +8279,11 @@
             <w:tcW w:type="dxa" w:w="9600"/>
             <w:tcBorders>
               <w:top w:val="nil"/>
-              <w:left w:val="single" w:color="741B47" w:sz="12"/>
+              <w:left w:val="single" w:color="BC2A6E" w:sz="12"/>
               <w:bottom w:val="nil"/>
               <w:right w:val="nil"/>
             </w:tcBorders>
-            <w:shd w:fill="FCFBFC" w:color="auto" w:val="clear"/>
+            <w:shd w:fill="FDF0F6" w:color="auto" w:val="clear"/>
             <w:tcMar>
               <w:top w:type="dxa" w:w="70"/>
               <w:left w:type="dxa" w:w="150"/>
@@ -8299,7 +8299,7 @@
               <w:rPr>
                 <w:b/>
                 <w:bCs/>
-                <w:color w:val="6B6B6B"/>
+                <w:color w:val="847B86"/>
                 <w:spacing w:val="30"/>
                 <w:sz w:val="13"/>
                 <w:szCs w:val="13"/>
@@ -8310,7 +8310,7 @@
           <w:p>
             <w:pPr>
               <w:pBdr>
-                <w:bottom w:val="single" w:color="C8C8C8" w:sz="4" w:space="2"/>
+                <w:bottom w:val="single" w:color="F8C7DC" w:sz="4" w:space="2"/>
               </w:pBdr>
               <w:spacing w:after="108"/>
             </w:pPr>
@@ -8318,7 +8318,7 @@
           <w:p>
             <w:pPr>
               <w:pBdr>
-                <w:bottom w:val="single" w:color="C8C8C8" w:sz="4" w:space="2"/>
+                <w:bottom w:val="single" w:color="F8C7DC" w:sz="4" w:space="2"/>
               </w:pBdr>
               <w:spacing w:after="108"/>
             </w:pPr>
@@ -8350,11 +8350,11 @@
             <w:tcW w:type="dxa" w:w="9600"/>
             <w:tcBorders>
               <w:top w:val="nil"/>
-              <w:left w:val="single" w:color="741B47" w:sz="12"/>
+              <w:left w:val="single" w:color="BC2A6E" w:sz="12"/>
               <w:bottom w:val="nil"/>
               <w:right w:val="nil"/>
             </w:tcBorders>
-            <w:shd w:fill="FCFBFC" w:color="auto" w:val="clear"/>
+            <w:shd w:fill="FDF0F6" w:color="auto" w:val="clear"/>
             <w:tcMar>
               <w:top w:type="dxa" w:w="70"/>
               <w:left w:type="dxa" w:w="150"/>
@@ -8370,7 +8370,7 @@
               <w:rPr>
                 <w:b/>
                 <w:bCs/>
-                <w:color w:val="6B6B6B"/>
+                <w:color w:val="847B86"/>
                 <w:spacing w:val="30"/>
                 <w:sz w:val="13"/>
                 <w:szCs w:val="13"/>
@@ -8381,7 +8381,7 @@
           <w:p>
             <w:pPr>
               <w:pBdr>
-                <w:bottom w:val="single" w:color="C8C8C8" w:sz="4" w:space="2"/>
+                <w:bottom w:val="single" w:color="F8C7DC" w:sz="4" w:space="2"/>
               </w:pBdr>
               <w:spacing w:after="108"/>
             </w:pPr>
@@ -8389,7 +8389,7 @@
           <w:p>
             <w:pPr>
               <w:pBdr>
-                <w:bottom w:val="single" w:color="C8C8C8" w:sz="4" w:space="2"/>
+                <w:bottom w:val="single" w:color="F8C7DC" w:sz="4" w:space="2"/>
               </w:pBdr>
               <w:spacing w:after="108"/>
             </w:pPr>
@@ -8421,11 +8421,11 @@
             <w:tcW w:type="dxa" w:w="9600"/>
             <w:tcBorders>
               <w:top w:val="nil"/>
-              <w:left w:val="single" w:color="741B47" w:sz="12"/>
+              <w:left w:val="single" w:color="BC2A6E" w:sz="12"/>
               <w:bottom w:val="nil"/>
               <w:right w:val="nil"/>
             </w:tcBorders>
-            <w:shd w:fill="FCFBFC" w:color="auto" w:val="clear"/>
+            <w:shd w:fill="FDF0F6" w:color="auto" w:val="clear"/>
             <w:tcMar>
               <w:top w:type="dxa" w:w="70"/>
               <w:left w:type="dxa" w:w="150"/>
@@ -8441,7 +8441,7 @@
               <w:rPr>
                 <w:b/>
                 <w:bCs/>
-                <w:color w:val="6B6B6B"/>
+                <w:color w:val="847B86"/>
                 <w:spacing w:val="30"/>
                 <w:sz w:val="13"/>
                 <w:szCs w:val="13"/>
@@ -8452,7 +8452,7 @@
           <w:p>
             <w:pPr>
               <w:pBdr>
-                <w:bottom w:val="single" w:color="C8C8C8" w:sz="4" w:space="2"/>
+                <w:bottom w:val="single" w:color="F8C7DC" w:sz="4" w:space="2"/>
               </w:pBdr>
               <w:spacing w:after="108"/>
             </w:pPr>
@@ -8460,7 +8460,7 @@
           <w:p>
             <w:pPr>
               <w:pBdr>
-                <w:bottom w:val="single" w:color="C8C8C8" w:sz="4" w:space="2"/>
+                <w:bottom w:val="single" w:color="F8C7DC" w:sz="4" w:space="2"/>
               </w:pBdr>
               <w:spacing w:after="108"/>
             </w:pPr>
@@ -8490,7 +8490,7 @@
         <w:tc>
           <w:tcPr>
             <w:tcW w:type="dxa" w:w="9600"/>
-            <w:shd w:fill="4E1230" w:color="auto" w:val="clear"/>
+            <w:shd w:fill="2B1B2E" w:color="auto" w:val="clear"/>
             <w:tcMar>
               <w:top w:type="dxa" w:w="50"/>
               <w:left w:type="dxa" w:w="150"/>
@@ -8542,11 +8542,11 @@
             <w:tcW w:type="dxa" w:w="9600"/>
             <w:tcBorders>
               <w:top w:val="nil"/>
-              <w:left w:val="single" w:color="741B47" w:sz="12"/>
+              <w:left w:val="single" w:color="BC2A6E" w:sz="12"/>
               <w:bottom w:val="nil"/>
               <w:right w:val="nil"/>
             </w:tcBorders>
-            <w:shd w:fill="FCFBFC" w:color="auto" w:val="clear"/>
+            <w:shd w:fill="FDF0F6" w:color="auto" w:val="clear"/>
             <w:tcMar>
               <w:top w:type="dxa" w:w="70"/>
               <w:left w:type="dxa" w:w="150"/>
@@ -8562,7 +8562,7 @@
               <w:rPr>
                 <w:b/>
                 <w:bCs/>
-                <w:color w:val="6B6B6B"/>
+                <w:color w:val="847B86"/>
                 <w:spacing w:val="30"/>
                 <w:sz w:val="13"/>
                 <w:szCs w:val="13"/>
@@ -8573,7 +8573,7 @@
           <w:p>
             <w:pPr>
               <w:pBdr>
-                <w:bottom w:val="single" w:color="C8C8C8" w:sz="4" w:space="2"/>
+                <w:bottom w:val="single" w:color="F8C7DC" w:sz="4" w:space="2"/>
               </w:pBdr>
               <w:spacing w:after="108"/>
             </w:pPr>
@@ -8581,7 +8581,7 @@
           <w:p>
             <w:pPr>
               <w:pBdr>
-                <w:bottom w:val="single" w:color="C8C8C8" w:sz="4" w:space="2"/>
+                <w:bottom w:val="single" w:color="F8C7DC" w:sz="4" w:space="2"/>
               </w:pBdr>
               <w:spacing w:after="108"/>
             </w:pPr>
@@ -8613,11 +8613,11 @@
             <w:tcW w:type="dxa" w:w="9600"/>
             <w:tcBorders>
               <w:top w:val="nil"/>
-              <w:left w:val="single" w:color="741B47" w:sz="12"/>
+              <w:left w:val="single" w:color="BC2A6E" w:sz="12"/>
               <w:bottom w:val="nil"/>
               <w:right w:val="nil"/>
             </w:tcBorders>
-            <w:shd w:fill="FCFBFC" w:color="auto" w:val="clear"/>
+            <w:shd w:fill="FDF0F6" w:color="auto" w:val="clear"/>
             <w:tcMar>
               <w:top w:type="dxa" w:w="70"/>
               <w:left w:type="dxa" w:w="150"/>
@@ -8633,7 +8633,7 @@
               <w:rPr>
                 <w:b/>
                 <w:bCs/>
-                <w:color w:val="6B6B6B"/>
+                <w:color w:val="847B86"/>
                 <w:spacing w:val="30"/>
                 <w:sz w:val="13"/>
                 <w:szCs w:val="13"/>
@@ -8644,7 +8644,7 @@
           <w:p>
             <w:pPr>
               <w:pBdr>
-                <w:bottom w:val="single" w:color="C8C8C8" w:sz="4" w:space="2"/>
+                <w:bottom w:val="single" w:color="F8C7DC" w:sz="4" w:space="2"/>
               </w:pBdr>
               <w:spacing w:after="108"/>
             </w:pPr>
@@ -8652,7 +8652,7 @@
           <w:p>
             <w:pPr>
               <w:pBdr>
-                <w:bottom w:val="single" w:color="C8C8C8" w:sz="4" w:space="2"/>
+                <w:bottom w:val="single" w:color="F8C7DC" w:sz="4" w:space="2"/>
               </w:pBdr>
               <w:spacing w:after="108"/>
             </w:pPr>
@@ -8684,11 +8684,11 @@
             <w:tcW w:type="dxa" w:w="9600"/>
             <w:tcBorders>
               <w:top w:val="nil"/>
-              <w:left w:val="single" w:color="741B47" w:sz="12"/>
+              <w:left w:val="single" w:color="BC2A6E" w:sz="12"/>
               <w:bottom w:val="nil"/>
               <w:right w:val="nil"/>
             </w:tcBorders>
-            <w:shd w:fill="FCFBFC" w:color="auto" w:val="clear"/>
+            <w:shd w:fill="FDF0F6" w:color="auto" w:val="clear"/>
             <w:tcMar>
               <w:top w:type="dxa" w:w="70"/>
               <w:left w:type="dxa" w:w="150"/>
@@ -8704,7 +8704,7 @@
               <w:rPr>
                 <w:b/>
                 <w:bCs/>
-                <w:color w:val="6B6B6B"/>
+                <w:color w:val="847B86"/>
                 <w:spacing w:val="30"/>
                 <w:sz w:val="13"/>
                 <w:szCs w:val="13"/>
@@ -8715,7 +8715,7 @@
           <w:p>
             <w:pPr>
               <w:pBdr>
-                <w:bottom w:val="single" w:color="C8C8C8" w:sz="4" w:space="2"/>
+                <w:bottom w:val="single" w:color="F8C7DC" w:sz="4" w:space="2"/>
               </w:pBdr>
               <w:spacing w:after="108"/>
             </w:pPr>
@@ -8723,7 +8723,7 @@
           <w:p>
             <w:pPr>
               <w:pBdr>
-                <w:bottom w:val="single" w:color="C8C8C8" w:sz="4" w:space="2"/>
+                <w:bottom w:val="single" w:color="F8C7DC" w:sz="4" w:space="2"/>
               </w:pBdr>
               <w:spacing w:after="108"/>
             </w:pPr>
@@ -8741,7 +8741,7 @@
           <w:bCs/>
           <w:i/>
           <w:iCs/>
-          <w:color w:val="6B6B6B"/>
+          <w:color w:val="847B86"/>
           <w:sz w:val="14"/>
           <w:szCs w:val="14"/>
         </w:rPr>
@@ -8751,7 +8751,7 @@
         <w:rPr>
           <w:i/>
           <w:iCs/>
-          <w:color w:val="6B6B6B"/>
+          <w:color w:val="847B86"/>
           <w:sz w:val="14"/>
           <w:szCs w:val="14"/>
         </w:rPr>
@@ -8763,7 +8763,7 @@
           <w:bCs/>
           <w:i/>
           <w:iCs/>
-          <w:color w:val="6B6B6B"/>
+          <w:color w:val="847B86"/>
           <w:sz w:val="14"/>
           <w:szCs w:val="14"/>
         </w:rPr>
@@ -8773,7 +8773,7 @@
         <w:rPr>
           <w:i/>
           <w:iCs/>
-          <w:color w:val="6B6B6B"/>
+          <w:color w:val="847B86"/>
           <w:sz w:val="14"/>
           <w:szCs w:val="14"/>
         </w:rPr>
@@ -8784,7 +8784,7 @@
           <w:rFonts w:ascii="Consolas" w:cs="Consolas" w:eastAsia="Consolas" w:hAnsi="Consolas"/>
           <w:i/>
           <w:iCs/>
-          <w:color w:val="6B6B6B"/>
+          <w:color w:val="847B86"/>
           <w:sz w:val="14"/>
           <w:szCs w:val="14"/>
         </w:rPr>
@@ -8794,7 +8794,7 @@
         <w:rPr>
           <w:i/>
           <w:iCs/>
-          <w:color w:val="6B6B6B"/>
+          <w:color w:val="847B86"/>
           <w:sz w:val="14"/>
           <w:szCs w:val="14"/>
         </w:rPr>
@@ -8805,7 +8805,7 @@
           <w:rFonts w:ascii="Consolas" w:cs="Consolas" w:eastAsia="Consolas" w:hAnsi="Consolas"/>
           <w:i/>
           <w:iCs/>
-          <w:color w:val="6B6B6B"/>
+          <w:color w:val="847B86"/>
           <w:sz w:val="14"/>
           <w:szCs w:val="14"/>
         </w:rPr>
@@ -8815,7 +8815,7 @@
         <w:rPr>
           <w:i/>
           <w:iCs/>
-          <w:color w:val="6B6B6B"/>
+          <w:color w:val="847B86"/>
           <w:sz w:val="14"/>
           <w:szCs w:val="14"/>
         </w:rPr>
@@ -8844,7 +8844,7 @@
         <w:tc>
           <w:tcPr>
             <w:tcW w:type="dxa" w:w="9600"/>
-            <w:shd w:fill="4E1230" w:color="auto" w:val="clear"/>
+            <w:shd w:fill="2B1B2E" w:color="auto" w:val="clear"/>
             <w:tcMar>
               <w:top w:type="dxa" w:w="50"/>
               <w:left w:type="dxa" w:w="150"/>
@@ -8876,12 +8876,12 @@
       <w:tblPr>
         <w:tblW w:type="dxa" w:w="9600"/>
         <w:tblBorders>
-          <w:top w:val="single" w:color="C8C8C8" w:sz="4"/>
-          <w:left w:val="single" w:color="C8C8C8" w:sz="4"/>
-          <w:bottom w:val="single" w:color="C8C8C8" w:sz="4"/>
-          <w:right w:val="single" w:color="C8C8C8" w:sz="4"/>
-          <w:insideH w:val="single" w:color="C8C8C8" w:sz="2"/>
-          <w:insideV w:val="single" w:color="C8C8C8" w:sz="2"/>
+          <w:top w:val="single" w:color="F8C7DC" w:sz="4"/>
+          <w:left w:val="single" w:color="F8C7DC" w:sz="4"/>
+          <w:bottom w:val="single" w:color="F8C7DC" w:sz="4"/>
+          <w:right w:val="single" w:color="F8C7DC" w:sz="4"/>
+          <w:insideH w:val="single" w:color="F8C7DC" w:sz="2"/>
+          <w:insideV w:val="single" w:color="F8C7DC" w:sz="2"/>
         </w:tblBorders>
       </w:tblPr>
       <w:tblGrid>
@@ -8896,7 +8896,7 @@
         <w:tc>
           <w:tcPr>
             <w:tcW w:type="dxa" w:w="2112"/>
-            <w:shd w:fill="4E1230" w:color="auto" w:val="clear"/>
+            <w:shd w:fill="2B1B2E" w:color="auto" w:val="clear"/>
             <w:tcMar>
               <w:top w:type="dxa" w:w="26"/>
               <w:left w:type="dxa" w:w="90"/>
@@ -8915,7 +8915,7 @@
         <w:tc>
           <w:tcPr>
             <w:tcW w:type="dxa" w:w="7488"/>
-            <w:shd w:fill="4E1230" w:color="auto" w:val="clear"/>
+            <w:shd w:fill="2B1B2E" w:color="auto" w:val="clear"/>
             <w:tcMar>
               <w:top w:type="dxa" w:w="26"/>
               <w:left w:type="dxa" w:w="90"/>
@@ -8956,7 +8956,7 @@
               <w:rPr>
                 <w:b/>
                 <w:bCs/>
-                <w:color w:val="1A1A1A"/>
+                <w:color w:val="251727"/>
                 <w:sz w:val="17"/>
                 <w:szCs w:val="17"/>
               </w:rPr>
@@ -8984,7 +8984,7 @@
               <w:rPr>
                 <w:b w:val="false"/>
                 <w:bCs w:val="false"/>
-                <w:color w:val="1A1A1A"/>
+                <w:color w:val="251727"/>
                 <w:sz w:val="17"/>
                 <w:szCs w:val="17"/>
               </w:rPr>
@@ -9000,25 +9000,25 @@
         <w:tc>
           <w:tcPr>
             <w:tcW w:type="dxa" w:w="2112"/>
-            <w:shd w:fill="F7F4F6" w:color="auto" w:val="clear"/>
-            <w:tcMar>
-              <w:top w:type="dxa" w:w="26"/>
-              <w:left w:type="dxa" w:w="90"/>
-              <w:bottom w:type="dxa" w:w="26"/>
-              <w:right w:type="dxa" w:w="90"/>
-            </w:tcMar>
-            <w:vAlign w:val="center"/>
-          </w:tcPr>
-          <w:p>
-            <w:pPr>
-              <w:spacing w:after="18" w:before="18" w:line="215"/>
-              <w:jc w:val="left"/>
-            </w:pPr>
-            <w:r>
-              <w:rPr>
-                <w:b/>
-                <w:bCs/>
-                <w:color w:val="1A1A1A"/>
+            <w:shd w:fill="FADDEA" w:color="auto" w:val="clear"/>
+            <w:tcMar>
+              <w:top w:type="dxa" w:w="26"/>
+              <w:left w:type="dxa" w:w="90"/>
+              <w:bottom w:type="dxa" w:w="26"/>
+              <w:right w:type="dxa" w:w="90"/>
+            </w:tcMar>
+            <w:vAlign w:val="center"/>
+          </w:tcPr>
+          <w:p>
+            <w:pPr>
+              <w:spacing w:after="18" w:before="18" w:line="215"/>
+              <w:jc w:val="left"/>
+            </w:pPr>
+            <w:r>
+              <w:rPr>
+                <w:b/>
+                <w:bCs/>
+                <w:color w:val="251727"/>
                 <w:sz w:val="17"/>
                 <w:szCs w:val="17"/>
               </w:rPr>
@@ -9029,7 +9029,7 @@
         <w:tc>
           <w:tcPr>
             <w:tcW w:type="dxa" w:w="7488"/>
-            <w:shd w:fill="F7F4F6" w:color="auto" w:val="clear"/>
+            <w:shd w:fill="FADDEA" w:color="auto" w:val="clear"/>
             <w:tcMar>
               <w:top w:type="dxa" w:w="26"/>
               <w:left w:type="dxa" w:w="90"/>
@@ -9047,7 +9047,7 @@
               <w:rPr>
                 <w:b w:val="false"/>
                 <w:bCs w:val="false"/>
-                <w:color w:val="1A1A1A"/>
+                <w:color w:val="251727"/>
                 <w:sz w:val="17"/>
                 <w:szCs w:val="17"/>
               </w:rPr>
@@ -9080,7 +9080,7 @@
               <w:rPr>
                 <w:b/>
                 <w:bCs/>
-                <w:color w:val="1A1A1A"/>
+                <w:color w:val="251727"/>
                 <w:sz w:val="17"/>
                 <w:szCs w:val="17"/>
               </w:rPr>
@@ -9108,7 +9108,7 @@
               <w:rPr>
                 <w:b w:val="false"/>
                 <w:bCs w:val="false"/>
-                <w:color w:val="1A1A1A"/>
+                <w:color w:val="251727"/>
                 <w:sz w:val="17"/>
                 <w:szCs w:val="17"/>
               </w:rPr>
@@ -9124,25 +9124,25 @@
         <w:tc>
           <w:tcPr>
             <w:tcW w:type="dxa" w:w="2112"/>
-            <w:shd w:fill="F7F4F6" w:color="auto" w:val="clear"/>
-            <w:tcMar>
-              <w:top w:type="dxa" w:w="26"/>
-              <w:left w:type="dxa" w:w="90"/>
-              <w:bottom w:type="dxa" w:w="26"/>
-              <w:right w:type="dxa" w:w="90"/>
-            </w:tcMar>
-            <w:vAlign w:val="center"/>
-          </w:tcPr>
-          <w:p>
-            <w:pPr>
-              <w:spacing w:after="18" w:before="18" w:line="215"/>
-              <w:jc w:val="left"/>
-            </w:pPr>
-            <w:r>
-              <w:rPr>
-                <w:b/>
-                <w:bCs/>
-                <w:color w:val="1A1A1A"/>
+            <w:shd w:fill="FADDEA" w:color="auto" w:val="clear"/>
+            <w:tcMar>
+              <w:top w:type="dxa" w:w="26"/>
+              <w:left w:type="dxa" w:w="90"/>
+              <w:bottom w:type="dxa" w:w="26"/>
+              <w:right w:type="dxa" w:w="90"/>
+            </w:tcMar>
+            <w:vAlign w:val="center"/>
+          </w:tcPr>
+          <w:p>
+            <w:pPr>
+              <w:spacing w:after="18" w:before="18" w:line="215"/>
+              <w:jc w:val="left"/>
+            </w:pPr>
+            <w:r>
+              <w:rPr>
+                <w:b/>
+                <w:bCs/>
+                <w:color w:val="251727"/>
                 <w:sz w:val="17"/>
                 <w:szCs w:val="17"/>
               </w:rPr>
@@ -9153,7 +9153,7 @@
         <w:tc>
           <w:tcPr>
             <w:tcW w:type="dxa" w:w="7488"/>
-            <w:shd w:fill="F7F4F6" w:color="auto" w:val="clear"/>
+            <w:shd w:fill="FADDEA" w:color="auto" w:val="clear"/>
             <w:tcMar>
               <w:top w:type="dxa" w:w="26"/>
               <w:left w:type="dxa" w:w="90"/>
@@ -9171,7 +9171,7 @@
               <w:rPr>
                 <w:b w:val="false"/>
                 <w:bCs w:val="false"/>
-                <w:color w:val="1A1A1A"/>
+                <w:color w:val="251727"/>
                 <w:sz w:val="17"/>
                 <w:szCs w:val="17"/>
               </w:rPr>
@@ -9204,7 +9204,7 @@
               <w:rPr>
                 <w:b/>
                 <w:bCs/>
-                <w:color w:val="1A1A1A"/>
+                <w:color w:val="251727"/>
                 <w:sz w:val="17"/>
                 <w:szCs w:val="17"/>
               </w:rPr>
@@ -9232,7 +9232,7 @@
               <w:rPr>
                 <w:b w:val="false"/>
                 <w:bCs w:val="false"/>
-                <w:color w:val="1A1A1A"/>
+                <w:color w:val="251727"/>
                 <w:sz w:val="17"/>
                 <w:szCs w:val="17"/>
               </w:rPr>
@@ -9250,7 +9250,7 @@
         <w:rPr>
           <w:i/>
           <w:iCs/>
-          <w:color w:val="6B6B6B"/>
+          <w:color w:val="847B86"/>
           <w:sz w:val="14"/>
           <w:szCs w:val="14"/>
         </w:rPr>
@@ -9262,7 +9262,7 @@
           <w:bCs/>
           <w:i/>
           <w:iCs/>
-          <w:color w:val="6B6B6B"/>
+          <w:color w:val="847B86"/>
           <w:sz w:val="14"/>
           <w:szCs w:val="14"/>
         </w:rPr>
@@ -9272,7 +9272,7 @@
         <w:rPr>
           <w:i/>
           <w:iCs/>
-          <w:color w:val="6B6B6B"/>
+          <w:color w:val="847B86"/>
           <w:sz w:val="14"/>
           <w:szCs w:val="14"/>
         </w:rPr>
@@ -9339,7 +9339,7 @@
     </w:pPr>
     <w:r>
       <w:rPr>
-        <w:color w:val="6B6B6B"/>
+        <w:color w:val="847B86"/>
         <w:sz w:val="14"/>
         <w:szCs w:val="14"/>
       </w:rPr>
@@ -9357,7 +9357,7 @@
     </w:pPr>
     <w:r>
       <w:rPr>
-        <w:color w:val="6B6B6B"/>
+        <w:color w:val="847B86"/>
         <w:sz w:val="14"/>
         <w:szCs w:val="14"/>
       </w:rPr>
@@ -9375,7 +9375,7 @@
     </w:pPr>
     <w:r>
       <w:rPr>
-        <w:color w:val="6B6B6B"/>
+        <w:color w:val="847B86"/>
         <w:sz w:val="14"/>
         <w:szCs w:val="14"/>
       </w:rPr>
@@ -9523,7 +9523,7 @@
     <w:rPrDefault>
       <w:rPr>
         <w:rFonts w:ascii="Calibri" w:cs="Calibri" w:eastAsia="Calibri" w:hAnsi="Calibri"/>
-        <w:color w:val="1A1A1A"/>
+        <w:color w:val="251727"/>
         <w:sz w:val="20"/>
         <w:szCs w:val="20"/>
       </w:rPr>
